--- a/Ticket/raikousya.docx
+++ b/Ticket/raikousya.docx
@@ -4,7 +4,7 @@
   <w:body>
     <w:p>
       <w:pPr>
-        <w:framePr w:w="3141" w:h="621" w:hSpace="142" w:wrap="around" w:vAnchor="text" w:hAnchor="page" w:x="909" w:y="4957"/>
+        <w:framePr w:w="3141" w:h="621" w:hSpace="142" w:wrap="around" w:vAnchor="text" w:hAnchor="page" w:x="909" w:y="5263"/>
         <w:pBdr>
           <w:top w:val="single" w:sz="6" w:space="1" w:color="auto"/>
           <w:left w:val="single" w:sz="6" w:space="1" w:color="auto"/>
@@ -14,39 +14,56 @@
         <w:spacing w:line="60" w:lineRule="exact"/>
         <w:jc w:val="center"/>
         <w:rPr>
-          <w:rFonts w:ascii="Triumvirate" w:eastAsia="A-OTF UD新ゴ Pr6 M" w:hAnsi="Triumvirate"/>
-          <w:sz w:val="32"/>
-          <w:szCs w:val="32"/>
+          <w:rFonts w:ascii="A-OTF UD新ゴ Pr6 M" w:eastAsia="A-OTF UD新ゴ Pr6 M" w:hAnsi="A-OTF UD新ゴ Pr6 M"/>
+          <w:sz w:val="28"/>
+          <w:szCs w:val="28"/>
         </w:rPr>
       </w:pPr>
       <w:r>
         <w:rPr>
-          <w:rFonts w:ascii="Triumvirate" w:eastAsia="A-OTF UD新ゴ Pr6 M" w:hAnsi="Triumvirate"/>
-          <w:sz w:val="32"/>
-          <w:szCs w:val="32"/>
+          <w:rFonts w:ascii="A-OTF UD新ゴ Pr6 M" w:eastAsia="A-OTF UD新ゴ Pr6 M" w:hAnsi="A-OTF UD新ゴ Pr6 M"/>
+          <w:sz w:val="28"/>
+          <w:szCs w:val="28"/>
         </w:rPr>
         <w:fldChar w:fldCharType="begin"/>
       </w:r>
       <w:r>
         <w:rPr>
-          <w:rFonts w:ascii="Triumvirate" w:eastAsia="A-OTF UD新ゴ Pr6 M" w:hAnsi="Triumvirate"/>
-          <w:sz w:val="32"/>
-          <w:szCs w:val="32"/>
+          <w:rFonts w:ascii="A-OTF UD新ゴ Pr6 M" w:eastAsia="A-OTF UD新ゴ Pr6 M" w:hAnsi="A-OTF UD新ゴ Pr6 M"/>
+          <w:sz w:val="28"/>
+          <w:szCs w:val="28"/>
         </w:rPr>
         <w:instrText xml:space="preserve"> NEXT </w:instrText>
       </w:r>
       <w:r>
         <w:rPr>
-          <w:rFonts w:ascii="Triumvirate" w:eastAsia="A-OTF UD新ゴ Pr6 M" w:hAnsi="Triumvirate"/>
-          <w:sz w:val="32"/>
-          <w:szCs w:val="32"/>
+          <w:rFonts w:ascii="A-OTF UD新ゴ Pr6 M" w:eastAsia="A-OTF UD新ゴ Pr6 M" w:hAnsi="A-OTF UD新ゴ Pr6 M"/>
+          <w:sz w:val="28"/>
+          <w:szCs w:val="28"/>
+        </w:rPr>
+        <w:fldChar w:fldCharType="separate"/>
+      </w:r>
+      <w:r>
+        <w:rPr>
+          <w:rFonts w:ascii="A-OTF UD新ゴ Pr6 M" w:eastAsia="A-OTF UD新ゴ Pr6 M" w:hAnsi="A-OTF UD新ゴ Pr6 M"/>
+          <w:noProof/>
+          <w:sz w:val="28"/>
+          <w:szCs w:val="28"/>
+        </w:rPr>
+        <w:t>«Next Record»</w:t>
+      </w:r>
+      <w:r>
+        <w:rPr>
+          <w:rFonts w:ascii="A-OTF UD新ゴ Pr6 M" w:eastAsia="A-OTF UD新ゴ Pr6 M" w:hAnsi="A-OTF UD新ゴ Pr6 M"/>
+          <w:sz w:val="28"/>
+          <w:szCs w:val="28"/>
         </w:rPr>
         <w:fldChar w:fldCharType="end"/>
       </w:r>
     </w:p>
     <w:p>
       <w:pPr>
-        <w:framePr w:w="3141" w:h="621" w:hSpace="142" w:wrap="around" w:vAnchor="text" w:hAnchor="page" w:x="909" w:y="4957"/>
+        <w:framePr w:w="3141" w:h="621" w:hSpace="142" w:wrap="around" w:vAnchor="text" w:hAnchor="page" w:x="909" w:y="5263"/>
         <w:pBdr>
           <w:top w:val="single" w:sz="6" w:space="1" w:color="auto"/>
           <w:left w:val="single" w:sz="6" w:space="1" w:color="auto"/>
@@ -56,56 +73,56 @@
         <w:spacing w:line="400" w:lineRule="exact"/>
         <w:jc w:val="center"/>
         <w:rPr>
-          <w:rFonts w:ascii="Triumvirate" w:eastAsia="A-OTF UD新ゴ Pr6 M" w:hAnsi="Triumvirate"/>
-          <w:sz w:val="32"/>
-          <w:szCs w:val="32"/>
+          <w:rFonts w:ascii="A-OTF UD新ゴ Pr6 M" w:eastAsia="A-OTF UD新ゴ Pr6 M" w:hAnsi="A-OTF UD新ゴ Pr6 M"/>
+          <w:sz w:val="28"/>
+          <w:szCs w:val="28"/>
         </w:rPr>
       </w:pPr>
       <w:r>
         <w:rPr>
-          <w:rFonts w:ascii="Triumvirate" w:eastAsia="A-OTF UD新ゴ Pr6 M" w:hAnsi="Triumvirate"/>
-          <w:sz w:val="32"/>
-          <w:szCs w:val="32"/>
+          <w:rFonts w:ascii="A-OTF UD新ゴ Pr6 M" w:eastAsia="A-OTF UD新ゴ Pr6 M" w:hAnsi="A-OTF UD新ゴ Pr6 M"/>
+          <w:sz w:val="28"/>
+          <w:szCs w:val="28"/>
         </w:rPr>
         <w:fldChar w:fldCharType="begin"/>
       </w:r>
       <w:r>
         <w:rPr>
-          <w:rFonts w:ascii="Triumvirate" w:eastAsia="A-OTF UD新ゴ Pr6 M" w:hAnsi="Triumvirate"/>
-          <w:sz w:val="32"/>
-          <w:szCs w:val="32"/>
+          <w:rFonts w:ascii="A-OTF UD新ゴ Pr6 M" w:eastAsia="A-OTF UD新ゴ Pr6 M" w:hAnsi="A-OTF UD新ゴ Pr6 M"/>
+          <w:sz w:val="28"/>
+          <w:szCs w:val="28"/>
         </w:rPr>
         <w:instrText xml:space="preserve"> MERGEFIELD M_5631090017 </w:instrText>
       </w:r>
       <w:r>
         <w:rPr>
-          <w:rFonts w:ascii="Triumvirate" w:eastAsia="A-OTF UD新ゴ Pr6 M" w:hAnsi="Triumvirate"/>
-          <w:sz w:val="32"/>
-          <w:szCs w:val="32"/>
+          <w:rFonts w:ascii="A-OTF UD新ゴ Pr6 M" w:eastAsia="A-OTF UD新ゴ Pr6 M" w:hAnsi="A-OTF UD新ゴ Pr6 M"/>
+          <w:sz w:val="28"/>
+          <w:szCs w:val="28"/>
         </w:rPr>
         <w:fldChar w:fldCharType="separate"/>
       </w:r>
       <w:r>
         <w:rPr>
-          <w:rFonts w:ascii="Triumvirate" w:eastAsia="A-OTF UD新ゴ Pr6 M" w:hAnsi="Triumvirate"/>
+          <w:rFonts w:ascii="A-OTF UD新ゴ Pr6 M" w:eastAsia="A-OTF UD新ゴ Pr6 M" w:hAnsi="A-OTF UD新ゴ Pr6 M"/>
           <w:noProof/>
-          <w:sz w:val="32"/>
-          <w:szCs w:val="32"/>
-        </w:rPr>
-        <w:t>3083487110</w:t>
-      </w:r>
-      <w:r>
-        <w:rPr>
-          <w:rFonts w:ascii="Triumvirate" w:eastAsia="A-OTF UD新ゴ Pr6 M" w:hAnsi="Triumvirate"/>
-          <w:sz w:val="32"/>
-          <w:szCs w:val="32"/>
+          <w:sz w:val="28"/>
+          <w:szCs w:val="28"/>
+        </w:rPr>
+        <w:t>«M_5631090017»</w:t>
+      </w:r>
+      <w:r>
+        <w:rPr>
+          <w:rFonts w:ascii="A-OTF UD新ゴ Pr6 M" w:eastAsia="A-OTF UD新ゴ Pr6 M" w:hAnsi="A-OTF UD新ゴ Pr6 M"/>
+          <w:sz w:val="28"/>
+          <w:szCs w:val="28"/>
         </w:rPr>
         <w:fldChar w:fldCharType="end"/>
       </w:r>
     </w:p>
     <w:p>
       <w:pPr>
-        <w:framePr w:w="3141" w:h="621" w:hSpace="142" w:wrap="around" w:vAnchor="text" w:hAnchor="page" w:x="909" w:y="8043"/>
+        <w:framePr w:w="3141" w:h="621" w:hSpace="142" w:wrap="around" w:vAnchor="text" w:hAnchor="page" w:x="909" w:y="8346"/>
         <w:pBdr>
           <w:top w:val="single" w:sz="6" w:space="1" w:color="auto"/>
           <w:left w:val="single" w:sz="6" w:space="1" w:color="auto"/>
@@ -115,39 +132,56 @@
         <w:spacing w:line="60" w:lineRule="exact"/>
         <w:jc w:val="center"/>
         <w:rPr>
-          <w:rFonts w:ascii="Triumvirate" w:eastAsia="A-OTF UD新ゴ Pr6 M" w:hAnsi="Triumvirate"/>
-          <w:sz w:val="32"/>
-          <w:szCs w:val="32"/>
+          <w:rFonts w:ascii="A-OTF UD新ゴ Pr6 M" w:eastAsia="A-OTF UD新ゴ Pr6 M" w:hAnsi="A-OTF UD新ゴ Pr6 M"/>
+          <w:sz w:val="28"/>
+          <w:szCs w:val="28"/>
         </w:rPr>
       </w:pPr>
       <w:r>
         <w:rPr>
-          <w:rFonts w:ascii="Triumvirate" w:eastAsia="A-OTF UD新ゴ Pr6 M" w:hAnsi="Triumvirate"/>
-          <w:sz w:val="32"/>
-          <w:szCs w:val="32"/>
+          <w:rFonts w:ascii="A-OTF UD新ゴ Pr6 M" w:eastAsia="A-OTF UD新ゴ Pr6 M" w:hAnsi="A-OTF UD新ゴ Pr6 M"/>
+          <w:sz w:val="28"/>
+          <w:szCs w:val="28"/>
         </w:rPr>
         <w:fldChar w:fldCharType="begin"/>
       </w:r>
       <w:r>
         <w:rPr>
-          <w:rFonts w:ascii="Triumvirate" w:eastAsia="A-OTF UD新ゴ Pr6 M" w:hAnsi="Triumvirate"/>
-          <w:sz w:val="32"/>
-          <w:szCs w:val="32"/>
+          <w:rFonts w:ascii="A-OTF UD新ゴ Pr6 M" w:eastAsia="A-OTF UD新ゴ Pr6 M" w:hAnsi="A-OTF UD新ゴ Pr6 M"/>
+          <w:sz w:val="28"/>
+          <w:szCs w:val="28"/>
         </w:rPr>
         <w:instrText xml:space="preserve"> NEXT </w:instrText>
       </w:r>
       <w:r>
         <w:rPr>
-          <w:rFonts w:ascii="Triumvirate" w:eastAsia="A-OTF UD新ゴ Pr6 M" w:hAnsi="Triumvirate"/>
-          <w:sz w:val="32"/>
-          <w:szCs w:val="32"/>
+          <w:rFonts w:ascii="A-OTF UD新ゴ Pr6 M" w:eastAsia="A-OTF UD新ゴ Pr6 M" w:hAnsi="A-OTF UD新ゴ Pr6 M"/>
+          <w:sz w:val="28"/>
+          <w:szCs w:val="28"/>
+        </w:rPr>
+        <w:fldChar w:fldCharType="separate"/>
+      </w:r>
+      <w:r>
+        <w:rPr>
+          <w:rFonts w:ascii="A-OTF UD新ゴ Pr6 M" w:eastAsia="A-OTF UD新ゴ Pr6 M" w:hAnsi="A-OTF UD新ゴ Pr6 M"/>
+          <w:noProof/>
+          <w:sz w:val="28"/>
+          <w:szCs w:val="28"/>
+        </w:rPr>
+        <w:t>«Next Record»</w:t>
+      </w:r>
+      <w:r>
+        <w:rPr>
+          <w:rFonts w:ascii="A-OTF UD新ゴ Pr6 M" w:eastAsia="A-OTF UD新ゴ Pr6 M" w:hAnsi="A-OTF UD新ゴ Pr6 M"/>
+          <w:sz w:val="28"/>
+          <w:szCs w:val="28"/>
         </w:rPr>
         <w:fldChar w:fldCharType="end"/>
       </w:r>
     </w:p>
     <w:p>
       <w:pPr>
-        <w:framePr w:w="3141" w:h="621" w:hSpace="142" w:wrap="around" w:vAnchor="text" w:hAnchor="page" w:x="909" w:y="8043"/>
+        <w:framePr w:w="3141" w:h="621" w:hSpace="142" w:wrap="around" w:vAnchor="text" w:hAnchor="page" w:x="909" w:y="8346"/>
         <w:pBdr>
           <w:top w:val="single" w:sz="6" w:space="1" w:color="auto"/>
           <w:left w:val="single" w:sz="6" w:space="1" w:color="auto"/>
@@ -157,56 +191,56 @@
         <w:spacing w:line="400" w:lineRule="exact"/>
         <w:jc w:val="center"/>
         <w:rPr>
-          <w:rFonts w:ascii="Triumvirate" w:eastAsia="A-OTF UD新ゴ Pr6 M" w:hAnsi="Triumvirate"/>
-          <w:sz w:val="32"/>
-          <w:szCs w:val="32"/>
+          <w:rFonts w:ascii="A-OTF UD新ゴ Pr6 M" w:eastAsia="A-OTF UD新ゴ Pr6 M" w:hAnsi="A-OTF UD新ゴ Pr6 M"/>
+          <w:sz w:val="28"/>
+          <w:szCs w:val="28"/>
         </w:rPr>
       </w:pPr>
       <w:r>
         <w:rPr>
-          <w:rFonts w:ascii="Triumvirate" w:eastAsia="A-OTF UD新ゴ Pr6 M" w:hAnsi="Triumvirate"/>
-          <w:sz w:val="32"/>
-          <w:szCs w:val="32"/>
+          <w:rFonts w:ascii="A-OTF UD新ゴ Pr6 M" w:eastAsia="A-OTF UD新ゴ Pr6 M" w:hAnsi="A-OTF UD新ゴ Pr6 M"/>
+          <w:sz w:val="28"/>
+          <w:szCs w:val="28"/>
         </w:rPr>
         <w:fldChar w:fldCharType="begin"/>
       </w:r>
       <w:r>
         <w:rPr>
-          <w:rFonts w:ascii="Triumvirate" w:eastAsia="A-OTF UD新ゴ Pr6 M" w:hAnsi="Triumvirate"/>
-          <w:sz w:val="32"/>
-          <w:szCs w:val="32"/>
+          <w:rFonts w:ascii="A-OTF UD新ゴ Pr6 M" w:eastAsia="A-OTF UD新ゴ Pr6 M" w:hAnsi="A-OTF UD新ゴ Pr6 M"/>
+          <w:sz w:val="28"/>
+          <w:szCs w:val="28"/>
         </w:rPr>
         <w:instrText xml:space="preserve"> MERGEFIELD M_5631090017 </w:instrText>
       </w:r>
       <w:r>
         <w:rPr>
-          <w:rFonts w:ascii="Triumvirate" w:eastAsia="A-OTF UD新ゴ Pr6 M" w:hAnsi="Triumvirate"/>
-          <w:sz w:val="32"/>
-          <w:szCs w:val="32"/>
+          <w:rFonts w:ascii="A-OTF UD新ゴ Pr6 M" w:eastAsia="A-OTF UD新ゴ Pr6 M" w:hAnsi="A-OTF UD新ゴ Pr6 M"/>
+          <w:sz w:val="28"/>
+          <w:szCs w:val="28"/>
         </w:rPr>
         <w:fldChar w:fldCharType="separate"/>
       </w:r>
       <w:r>
         <w:rPr>
-          <w:rFonts w:ascii="Triumvirate" w:eastAsia="A-OTF UD新ゴ Pr6 M" w:hAnsi="Triumvirate"/>
+          <w:rFonts w:ascii="A-OTF UD新ゴ Pr6 M" w:eastAsia="A-OTF UD新ゴ Pr6 M" w:hAnsi="A-OTF UD新ゴ Pr6 M"/>
           <w:noProof/>
-          <w:sz w:val="32"/>
-          <w:szCs w:val="32"/>
-        </w:rPr>
-        <w:t>6153523277</w:t>
-      </w:r>
-      <w:r>
-        <w:rPr>
-          <w:rFonts w:ascii="Triumvirate" w:eastAsia="A-OTF UD新ゴ Pr6 M" w:hAnsi="Triumvirate"/>
-          <w:sz w:val="32"/>
-          <w:szCs w:val="32"/>
+          <w:sz w:val="28"/>
+          <w:szCs w:val="28"/>
+        </w:rPr>
+        <w:t>«M_5631090017»</w:t>
+      </w:r>
+      <w:r>
+        <w:rPr>
+          <w:rFonts w:ascii="A-OTF UD新ゴ Pr6 M" w:eastAsia="A-OTF UD新ゴ Pr6 M" w:hAnsi="A-OTF UD新ゴ Pr6 M"/>
+          <w:sz w:val="28"/>
+          <w:szCs w:val="28"/>
         </w:rPr>
         <w:fldChar w:fldCharType="end"/>
       </w:r>
     </w:p>
     <w:p>
       <w:pPr>
-        <w:framePr w:w="3141" w:h="621" w:hSpace="142" w:wrap="around" w:vAnchor="text" w:hAnchor="page" w:x="909" w:y="11134"/>
+        <w:framePr w:w="3141" w:h="621" w:hSpace="142" w:wrap="around" w:vAnchor="text" w:hAnchor="page" w:x="909" w:y="11417"/>
         <w:pBdr>
           <w:top w:val="single" w:sz="6" w:space="1" w:color="auto"/>
           <w:left w:val="single" w:sz="6" w:space="1" w:color="auto"/>
@@ -216,39 +250,56 @@
         <w:spacing w:line="60" w:lineRule="exact"/>
         <w:jc w:val="center"/>
         <w:rPr>
-          <w:rFonts w:ascii="Triumvirate" w:eastAsia="A-OTF UD新ゴ Pr6 M" w:hAnsi="Triumvirate"/>
-          <w:sz w:val="32"/>
-          <w:szCs w:val="32"/>
+          <w:rFonts w:ascii="A-OTF UD新ゴ Pr6 M" w:eastAsia="A-OTF UD新ゴ Pr6 M" w:hAnsi="A-OTF UD新ゴ Pr6 M"/>
+          <w:sz w:val="28"/>
+          <w:szCs w:val="28"/>
         </w:rPr>
       </w:pPr>
       <w:r>
         <w:rPr>
-          <w:rFonts w:ascii="Triumvirate" w:eastAsia="A-OTF UD新ゴ Pr6 M" w:hAnsi="Triumvirate"/>
-          <w:sz w:val="32"/>
-          <w:szCs w:val="32"/>
+          <w:rFonts w:ascii="A-OTF UD新ゴ Pr6 M" w:eastAsia="A-OTF UD新ゴ Pr6 M" w:hAnsi="A-OTF UD新ゴ Pr6 M"/>
+          <w:sz w:val="28"/>
+          <w:szCs w:val="28"/>
         </w:rPr>
         <w:fldChar w:fldCharType="begin"/>
       </w:r>
       <w:r>
         <w:rPr>
-          <w:rFonts w:ascii="Triumvirate" w:eastAsia="A-OTF UD新ゴ Pr6 M" w:hAnsi="Triumvirate"/>
-          <w:sz w:val="32"/>
-          <w:szCs w:val="32"/>
+          <w:rFonts w:ascii="A-OTF UD新ゴ Pr6 M" w:eastAsia="A-OTF UD新ゴ Pr6 M" w:hAnsi="A-OTF UD新ゴ Pr6 M"/>
+          <w:sz w:val="28"/>
+          <w:szCs w:val="28"/>
         </w:rPr>
         <w:instrText xml:space="preserve"> NEXT </w:instrText>
       </w:r>
       <w:r>
         <w:rPr>
-          <w:rFonts w:ascii="Triumvirate" w:eastAsia="A-OTF UD新ゴ Pr6 M" w:hAnsi="Triumvirate"/>
-          <w:sz w:val="32"/>
-          <w:szCs w:val="32"/>
+          <w:rFonts w:ascii="A-OTF UD新ゴ Pr6 M" w:eastAsia="A-OTF UD新ゴ Pr6 M" w:hAnsi="A-OTF UD新ゴ Pr6 M"/>
+          <w:sz w:val="28"/>
+          <w:szCs w:val="28"/>
+        </w:rPr>
+        <w:fldChar w:fldCharType="separate"/>
+      </w:r>
+      <w:r>
+        <w:rPr>
+          <w:rFonts w:ascii="A-OTF UD新ゴ Pr6 M" w:eastAsia="A-OTF UD新ゴ Pr6 M" w:hAnsi="A-OTF UD新ゴ Pr6 M"/>
+          <w:noProof/>
+          <w:sz w:val="28"/>
+          <w:szCs w:val="28"/>
+        </w:rPr>
+        <w:t>«Next Record»</w:t>
+      </w:r>
+      <w:r>
+        <w:rPr>
+          <w:rFonts w:ascii="A-OTF UD新ゴ Pr6 M" w:eastAsia="A-OTF UD新ゴ Pr6 M" w:hAnsi="A-OTF UD新ゴ Pr6 M"/>
+          <w:sz w:val="28"/>
+          <w:szCs w:val="28"/>
         </w:rPr>
         <w:fldChar w:fldCharType="end"/>
       </w:r>
     </w:p>
     <w:p>
       <w:pPr>
-        <w:framePr w:w="3141" w:h="621" w:hSpace="142" w:wrap="around" w:vAnchor="text" w:hAnchor="page" w:x="909" w:y="11134"/>
+        <w:framePr w:w="3141" w:h="621" w:hSpace="142" w:wrap="around" w:vAnchor="text" w:hAnchor="page" w:x="909" w:y="11417"/>
         <w:pBdr>
           <w:top w:val="single" w:sz="6" w:space="1" w:color="auto"/>
           <w:left w:val="single" w:sz="6" w:space="1" w:color="auto"/>
@@ -258,56 +309,56 @@
         <w:spacing w:line="400" w:lineRule="exact"/>
         <w:jc w:val="center"/>
         <w:rPr>
-          <w:rFonts w:ascii="Triumvirate" w:eastAsia="A-OTF UD新ゴ Pr6 M" w:hAnsi="Triumvirate"/>
-          <w:sz w:val="32"/>
-          <w:szCs w:val="32"/>
+          <w:rFonts w:ascii="A-OTF UD新ゴ Pr6 M" w:eastAsia="A-OTF UD新ゴ Pr6 M" w:hAnsi="A-OTF UD新ゴ Pr6 M"/>
+          <w:sz w:val="28"/>
+          <w:szCs w:val="28"/>
         </w:rPr>
       </w:pPr>
       <w:r>
         <w:rPr>
-          <w:rFonts w:ascii="Triumvirate" w:eastAsia="A-OTF UD新ゴ Pr6 M" w:hAnsi="Triumvirate"/>
-          <w:sz w:val="32"/>
-          <w:szCs w:val="32"/>
+          <w:rFonts w:ascii="A-OTF UD新ゴ Pr6 M" w:eastAsia="A-OTF UD新ゴ Pr6 M" w:hAnsi="A-OTF UD新ゴ Pr6 M"/>
+          <w:sz w:val="28"/>
+          <w:szCs w:val="28"/>
         </w:rPr>
         <w:fldChar w:fldCharType="begin"/>
       </w:r>
       <w:r>
         <w:rPr>
-          <w:rFonts w:ascii="Triumvirate" w:eastAsia="A-OTF UD新ゴ Pr6 M" w:hAnsi="Triumvirate"/>
-          <w:sz w:val="32"/>
-          <w:szCs w:val="32"/>
+          <w:rFonts w:ascii="A-OTF UD新ゴ Pr6 M" w:eastAsia="A-OTF UD新ゴ Pr6 M" w:hAnsi="A-OTF UD新ゴ Pr6 M"/>
+          <w:sz w:val="28"/>
+          <w:szCs w:val="28"/>
         </w:rPr>
         <w:instrText xml:space="preserve"> MERGEFIELD M_5631090017 </w:instrText>
       </w:r>
       <w:r>
         <w:rPr>
-          <w:rFonts w:ascii="Triumvirate" w:eastAsia="A-OTF UD新ゴ Pr6 M" w:hAnsi="Triumvirate"/>
-          <w:sz w:val="32"/>
-          <w:szCs w:val="32"/>
+          <w:rFonts w:ascii="A-OTF UD新ゴ Pr6 M" w:eastAsia="A-OTF UD新ゴ Pr6 M" w:hAnsi="A-OTF UD新ゴ Pr6 M"/>
+          <w:sz w:val="28"/>
+          <w:szCs w:val="28"/>
         </w:rPr>
         <w:fldChar w:fldCharType="separate"/>
       </w:r>
       <w:r>
         <w:rPr>
-          <w:rFonts w:ascii="Triumvirate" w:eastAsia="A-OTF UD新ゴ Pr6 M" w:hAnsi="Triumvirate"/>
+          <w:rFonts w:ascii="A-OTF UD新ゴ Pr6 M" w:eastAsia="A-OTF UD新ゴ Pr6 M" w:hAnsi="A-OTF UD新ゴ Pr6 M"/>
           <w:noProof/>
-          <w:sz w:val="32"/>
-          <w:szCs w:val="32"/>
-        </w:rPr>
-        <w:t>3398233815</w:t>
-      </w:r>
-      <w:r>
-        <w:rPr>
-          <w:rFonts w:ascii="Triumvirate" w:eastAsia="A-OTF UD新ゴ Pr6 M" w:hAnsi="Triumvirate"/>
-          <w:sz w:val="32"/>
-          <w:szCs w:val="32"/>
+          <w:sz w:val="28"/>
+          <w:szCs w:val="28"/>
+        </w:rPr>
+        <w:t>«M_5631090017»</w:t>
+      </w:r>
+      <w:r>
+        <w:rPr>
+          <w:rFonts w:ascii="A-OTF UD新ゴ Pr6 M" w:eastAsia="A-OTF UD新ゴ Pr6 M" w:hAnsi="A-OTF UD新ゴ Pr6 M"/>
+          <w:sz w:val="28"/>
+          <w:szCs w:val="28"/>
         </w:rPr>
         <w:fldChar w:fldCharType="end"/>
       </w:r>
     </w:p>
     <w:p>
       <w:pPr>
-        <w:framePr w:w="3141" w:h="621" w:hSpace="142" w:wrap="around" w:vAnchor="text" w:hAnchor="page" w:x="909" w:y="14214"/>
+        <w:framePr w:w="3141" w:h="621" w:hSpace="142" w:wrap="around" w:vAnchor="text" w:hAnchor="page" w:x="909" w:y="14497"/>
         <w:pBdr>
           <w:top w:val="single" w:sz="6" w:space="1" w:color="auto"/>
           <w:left w:val="single" w:sz="6" w:space="1" w:color="auto"/>
@@ -317,39 +368,56 @@
         <w:spacing w:line="60" w:lineRule="exact"/>
         <w:jc w:val="center"/>
         <w:rPr>
-          <w:rFonts w:ascii="Triumvirate" w:eastAsia="A-OTF UD新ゴ Pr6 M" w:hAnsi="Triumvirate"/>
-          <w:sz w:val="32"/>
-          <w:szCs w:val="32"/>
+          <w:rFonts w:ascii="A-OTF UD新ゴ Pr6 M" w:eastAsia="A-OTF UD新ゴ Pr6 M" w:hAnsi="A-OTF UD新ゴ Pr6 M"/>
+          <w:sz w:val="28"/>
+          <w:szCs w:val="28"/>
         </w:rPr>
       </w:pPr>
       <w:r>
         <w:rPr>
-          <w:rFonts w:ascii="Triumvirate" w:eastAsia="A-OTF UD新ゴ Pr6 M" w:hAnsi="Triumvirate"/>
-          <w:sz w:val="32"/>
-          <w:szCs w:val="32"/>
+          <w:rFonts w:ascii="A-OTF UD新ゴ Pr6 M" w:eastAsia="A-OTF UD新ゴ Pr6 M" w:hAnsi="A-OTF UD新ゴ Pr6 M"/>
+          <w:sz w:val="28"/>
+          <w:szCs w:val="28"/>
         </w:rPr>
         <w:fldChar w:fldCharType="begin"/>
       </w:r>
       <w:r>
         <w:rPr>
-          <w:rFonts w:ascii="Triumvirate" w:eastAsia="A-OTF UD新ゴ Pr6 M" w:hAnsi="Triumvirate"/>
-          <w:sz w:val="32"/>
-          <w:szCs w:val="32"/>
+          <w:rFonts w:ascii="A-OTF UD新ゴ Pr6 M" w:eastAsia="A-OTF UD新ゴ Pr6 M" w:hAnsi="A-OTF UD新ゴ Pr6 M"/>
+          <w:sz w:val="28"/>
+          <w:szCs w:val="28"/>
         </w:rPr>
         <w:instrText xml:space="preserve"> NEXT </w:instrText>
       </w:r>
       <w:r>
         <w:rPr>
-          <w:rFonts w:ascii="Triumvirate" w:eastAsia="A-OTF UD新ゴ Pr6 M" w:hAnsi="Triumvirate"/>
-          <w:sz w:val="32"/>
-          <w:szCs w:val="32"/>
+          <w:rFonts w:ascii="A-OTF UD新ゴ Pr6 M" w:eastAsia="A-OTF UD新ゴ Pr6 M" w:hAnsi="A-OTF UD新ゴ Pr6 M"/>
+          <w:sz w:val="28"/>
+          <w:szCs w:val="28"/>
+        </w:rPr>
+        <w:fldChar w:fldCharType="separate"/>
+      </w:r>
+      <w:r>
+        <w:rPr>
+          <w:rFonts w:ascii="A-OTF UD新ゴ Pr6 M" w:eastAsia="A-OTF UD新ゴ Pr6 M" w:hAnsi="A-OTF UD新ゴ Pr6 M"/>
+          <w:noProof/>
+          <w:sz w:val="28"/>
+          <w:szCs w:val="28"/>
+        </w:rPr>
+        <w:t>«Next Record»</w:t>
+      </w:r>
+      <w:r>
+        <w:rPr>
+          <w:rFonts w:ascii="A-OTF UD新ゴ Pr6 M" w:eastAsia="A-OTF UD新ゴ Pr6 M" w:hAnsi="A-OTF UD新ゴ Pr6 M"/>
+          <w:sz w:val="28"/>
+          <w:szCs w:val="28"/>
         </w:rPr>
         <w:fldChar w:fldCharType="end"/>
       </w:r>
     </w:p>
     <w:p>
       <w:pPr>
-        <w:framePr w:w="3141" w:h="621" w:hSpace="142" w:wrap="around" w:vAnchor="text" w:hAnchor="page" w:x="909" w:y="14214"/>
+        <w:framePr w:w="3141" w:h="621" w:hSpace="142" w:wrap="around" w:vAnchor="text" w:hAnchor="page" w:x="909" w:y="14497"/>
         <w:pBdr>
           <w:top w:val="single" w:sz="6" w:space="1" w:color="auto"/>
           <w:left w:val="single" w:sz="6" w:space="1" w:color="auto"/>
@@ -359,56 +427,56 @@
         <w:spacing w:line="400" w:lineRule="exact"/>
         <w:jc w:val="center"/>
         <w:rPr>
-          <w:rFonts w:ascii="Triumvirate" w:eastAsia="A-OTF UD新ゴ Pr6 M" w:hAnsi="Triumvirate"/>
-          <w:sz w:val="32"/>
-          <w:szCs w:val="32"/>
+          <w:rFonts w:ascii="A-OTF UD新ゴ Pr6 M" w:eastAsia="A-OTF UD新ゴ Pr6 M" w:hAnsi="A-OTF UD新ゴ Pr6 M"/>
+          <w:sz w:val="28"/>
+          <w:szCs w:val="28"/>
         </w:rPr>
       </w:pPr>
       <w:r>
         <w:rPr>
-          <w:rFonts w:ascii="Triumvirate" w:eastAsia="A-OTF UD新ゴ Pr6 M" w:hAnsi="Triumvirate"/>
-          <w:sz w:val="32"/>
-          <w:szCs w:val="32"/>
+          <w:rFonts w:ascii="A-OTF UD新ゴ Pr6 M" w:eastAsia="A-OTF UD新ゴ Pr6 M" w:hAnsi="A-OTF UD新ゴ Pr6 M"/>
+          <w:sz w:val="28"/>
+          <w:szCs w:val="28"/>
         </w:rPr>
         <w:fldChar w:fldCharType="begin"/>
       </w:r>
       <w:r>
         <w:rPr>
-          <w:rFonts w:ascii="Triumvirate" w:eastAsia="A-OTF UD新ゴ Pr6 M" w:hAnsi="Triumvirate"/>
-          <w:sz w:val="32"/>
-          <w:szCs w:val="32"/>
+          <w:rFonts w:ascii="A-OTF UD新ゴ Pr6 M" w:eastAsia="A-OTF UD新ゴ Pr6 M" w:hAnsi="A-OTF UD新ゴ Pr6 M"/>
+          <w:sz w:val="28"/>
+          <w:szCs w:val="28"/>
         </w:rPr>
         <w:instrText xml:space="preserve"> MERGEFIELD M_5631090017 </w:instrText>
       </w:r>
       <w:r>
         <w:rPr>
-          <w:rFonts w:ascii="Triumvirate" w:eastAsia="A-OTF UD新ゴ Pr6 M" w:hAnsi="Triumvirate"/>
-          <w:sz w:val="32"/>
-          <w:szCs w:val="32"/>
+          <w:rFonts w:ascii="A-OTF UD新ゴ Pr6 M" w:eastAsia="A-OTF UD新ゴ Pr6 M" w:hAnsi="A-OTF UD新ゴ Pr6 M"/>
+          <w:sz w:val="28"/>
+          <w:szCs w:val="28"/>
         </w:rPr>
         <w:fldChar w:fldCharType="separate"/>
       </w:r>
       <w:r>
         <w:rPr>
-          <w:rFonts w:ascii="Triumvirate" w:eastAsia="A-OTF UD新ゴ Pr6 M" w:hAnsi="Triumvirate"/>
+          <w:rFonts w:ascii="A-OTF UD新ゴ Pr6 M" w:eastAsia="A-OTF UD新ゴ Pr6 M" w:hAnsi="A-OTF UD新ゴ Pr6 M"/>
           <w:noProof/>
-          <w:sz w:val="32"/>
-          <w:szCs w:val="32"/>
-        </w:rPr>
-        <w:t>7635434269</w:t>
-      </w:r>
-      <w:r>
-        <w:rPr>
-          <w:rFonts w:ascii="Triumvirate" w:eastAsia="A-OTF UD新ゴ Pr6 M" w:hAnsi="Triumvirate"/>
-          <w:sz w:val="32"/>
-          <w:szCs w:val="32"/>
+          <w:sz w:val="28"/>
+          <w:szCs w:val="28"/>
+        </w:rPr>
+        <w:t>«M_5631090017»</w:t>
+      </w:r>
+      <w:r>
+        <w:rPr>
+          <w:rFonts w:ascii="A-OTF UD新ゴ Pr6 M" w:eastAsia="A-OTF UD新ゴ Pr6 M" w:hAnsi="A-OTF UD新ゴ Pr6 M"/>
+          <w:sz w:val="28"/>
+          <w:szCs w:val="28"/>
         </w:rPr>
         <w:fldChar w:fldCharType="end"/>
       </w:r>
     </w:p>
     <w:p>
       <w:pPr>
-        <w:framePr w:w="3141" w:h="621" w:hSpace="142" w:wrap="around" w:vAnchor="text" w:hAnchor="page" w:x="4370" w:y="14223"/>
+        <w:framePr w:w="3141" w:h="621" w:hSpace="142" w:wrap="around" w:vAnchor="text" w:hAnchor="page" w:x="4370" w:y="14497"/>
         <w:pBdr>
           <w:top w:val="single" w:sz="6" w:space="1" w:color="auto"/>
           <w:left w:val="single" w:sz="6" w:space="1" w:color="auto"/>
@@ -418,39 +486,56 @@
         <w:spacing w:line="60" w:lineRule="exact"/>
         <w:jc w:val="center"/>
         <w:rPr>
-          <w:rFonts w:ascii="Triumvirate" w:eastAsia="A-OTF UD新ゴ Pr6 M" w:hAnsi="Triumvirate"/>
-          <w:sz w:val="32"/>
-          <w:szCs w:val="32"/>
+          <w:rFonts w:ascii="A-OTF UD新ゴ Pr6 M" w:eastAsia="A-OTF UD新ゴ Pr6 M" w:hAnsi="A-OTF UD新ゴ Pr6 M"/>
+          <w:sz w:val="28"/>
+          <w:szCs w:val="28"/>
         </w:rPr>
       </w:pPr>
       <w:r>
         <w:rPr>
-          <w:rFonts w:ascii="Triumvirate" w:eastAsia="A-OTF UD新ゴ Pr6 M" w:hAnsi="Triumvirate"/>
-          <w:sz w:val="32"/>
-          <w:szCs w:val="32"/>
+          <w:rFonts w:ascii="A-OTF UD新ゴ Pr6 M" w:eastAsia="A-OTF UD新ゴ Pr6 M" w:hAnsi="A-OTF UD新ゴ Pr6 M"/>
+          <w:sz w:val="28"/>
+          <w:szCs w:val="28"/>
         </w:rPr>
         <w:fldChar w:fldCharType="begin"/>
       </w:r>
       <w:r>
         <w:rPr>
-          <w:rFonts w:ascii="Triumvirate" w:eastAsia="A-OTF UD新ゴ Pr6 M" w:hAnsi="Triumvirate"/>
-          <w:sz w:val="32"/>
-          <w:szCs w:val="32"/>
+          <w:rFonts w:ascii="A-OTF UD新ゴ Pr6 M" w:eastAsia="A-OTF UD新ゴ Pr6 M" w:hAnsi="A-OTF UD新ゴ Pr6 M"/>
+          <w:sz w:val="28"/>
+          <w:szCs w:val="28"/>
         </w:rPr>
         <w:instrText xml:space="preserve"> NEXT </w:instrText>
       </w:r>
       <w:r>
         <w:rPr>
-          <w:rFonts w:ascii="Triumvirate" w:eastAsia="A-OTF UD新ゴ Pr6 M" w:hAnsi="Triumvirate"/>
-          <w:sz w:val="32"/>
-          <w:szCs w:val="32"/>
+          <w:rFonts w:ascii="A-OTF UD新ゴ Pr6 M" w:eastAsia="A-OTF UD新ゴ Pr6 M" w:hAnsi="A-OTF UD新ゴ Pr6 M"/>
+          <w:sz w:val="28"/>
+          <w:szCs w:val="28"/>
+        </w:rPr>
+        <w:fldChar w:fldCharType="separate"/>
+      </w:r>
+      <w:r>
+        <w:rPr>
+          <w:rFonts w:ascii="A-OTF UD新ゴ Pr6 M" w:eastAsia="A-OTF UD新ゴ Pr6 M" w:hAnsi="A-OTF UD新ゴ Pr6 M"/>
+          <w:noProof/>
+          <w:sz w:val="28"/>
+          <w:szCs w:val="28"/>
+        </w:rPr>
+        <w:t>«Next Record»</w:t>
+      </w:r>
+      <w:r>
+        <w:rPr>
+          <w:rFonts w:ascii="A-OTF UD新ゴ Pr6 M" w:eastAsia="A-OTF UD新ゴ Pr6 M" w:hAnsi="A-OTF UD新ゴ Pr6 M"/>
+          <w:sz w:val="28"/>
+          <w:szCs w:val="28"/>
         </w:rPr>
         <w:fldChar w:fldCharType="end"/>
       </w:r>
     </w:p>
     <w:p>
       <w:pPr>
-        <w:framePr w:w="3141" w:h="621" w:hSpace="142" w:wrap="around" w:vAnchor="text" w:hAnchor="page" w:x="4370" w:y="14223"/>
+        <w:framePr w:w="3141" w:h="621" w:hSpace="142" w:wrap="around" w:vAnchor="text" w:hAnchor="page" w:x="4370" w:y="14497"/>
         <w:pBdr>
           <w:top w:val="single" w:sz="6" w:space="1" w:color="auto"/>
           <w:left w:val="single" w:sz="6" w:space="1" w:color="auto"/>
@@ -460,56 +545,56 @@
         <w:spacing w:line="400" w:lineRule="exact"/>
         <w:jc w:val="center"/>
         <w:rPr>
-          <w:rFonts w:ascii="Triumvirate" w:eastAsia="A-OTF UD新ゴ Pr6 M" w:hAnsi="Triumvirate"/>
-          <w:sz w:val="32"/>
-          <w:szCs w:val="32"/>
+          <w:rFonts w:ascii="A-OTF UD新ゴ Pr6 M" w:eastAsia="A-OTF UD新ゴ Pr6 M" w:hAnsi="A-OTF UD新ゴ Pr6 M"/>
+          <w:sz w:val="28"/>
+          <w:szCs w:val="28"/>
         </w:rPr>
       </w:pPr>
       <w:r>
         <w:rPr>
-          <w:rFonts w:ascii="Triumvirate" w:eastAsia="A-OTF UD新ゴ Pr6 M" w:hAnsi="Triumvirate"/>
-          <w:sz w:val="32"/>
-          <w:szCs w:val="32"/>
+          <w:rFonts w:ascii="A-OTF UD新ゴ Pr6 M" w:eastAsia="A-OTF UD新ゴ Pr6 M" w:hAnsi="A-OTF UD新ゴ Pr6 M"/>
+          <w:sz w:val="28"/>
+          <w:szCs w:val="28"/>
         </w:rPr>
         <w:fldChar w:fldCharType="begin"/>
       </w:r>
       <w:r>
         <w:rPr>
-          <w:rFonts w:ascii="Triumvirate" w:eastAsia="A-OTF UD新ゴ Pr6 M" w:hAnsi="Triumvirate"/>
-          <w:sz w:val="32"/>
-          <w:szCs w:val="32"/>
+          <w:rFonts w:ascii="A-OTF UD新ゴ Pr6 M" w:eastAsia="A-OTF UD新ゴ Pr6 M" w:hAnsi="A-OTF UD新ゴ Pr6 M"/>
+          <w:sz w:val="28"/>
+          <w:szCs w:val="28"/>
         </w:rPr>
         <w:instrText xml:space="preserve"> MERGEFIELD M_5631090017 </w:instrText>
       </w:r>
       <w:r>
         <w:rPr>
-          <w:rFonts w:ascii="Triumvirate" w:eastAsia="A-OTF UD新ゴ Pr6 M" w:hAnsi="Triumvirate"/>
-          <w:sz w:val="32"/>
-          <w:szCs w:val="32"/>
+          <w:rFonts w:ascii="A-OTF UD新ゴ Pr6 M" w:eastAsia="A-OTF UD新ゴ Pr6 M" w:hAnsi="A-OTF UD新ゴ Pr6 M"/>
+          <w:sz w:val="28"/>
+          <w:szCs w:val="28"/>
         </w:rPr>
         <w:fldChar w:fldCharType="separate"/>
       </w:r>
       <w:r>
         <w:rPr>
-          <w:rFonts w:ascii="Triumvirate" w:eastAsia="A-OTF UD新ゴ Pr6 M" w:hAnsi="Triumvirate"/>
+          <w:rFonts w:ascii="A-OTF UD新ゴ Pr6 M" w:eastAsia="A-OTF UD新ゴ Pr6 M" w:hAnsi="A-OTF UD新ゴ Pr6 M"/>
           <w:noProof/>
-          <w:sz w:val="32"/>
-          <w:szCs w:val="32"/>
-        </w:rPr>
-        <w:t>4266184593</w:t>
-      </w:r>
-      <w:r>
-        <w:rPr>
-          <w:rFonts w:ascii="Triumvirate" w:eastAsia="A-OTF UD新ゴ Pr6 M" w:hAnsi="Triumvirate"/>
-          <w:sz w:val="32"/>
-          <w:szCs w:val="32"/>
+          <w:sz w:val="28"/>
+          <w:szCs w:val="28"/>
+        </w:rPr>
+        <w:t>«M_5631090017»</w:t>
+      </w:r>
+      <w:r>
+        <w:rPr>
+          <w:rFonts w:ascii="A-OTF UD新ゴ Pr6 M" w:eastAsia="A-OTF UD新ゴ Pr6 M" w:hAnsi="A-OTF UD新ゴ Pr6 M"/>
+          <w:sz w:val="28"/>
+          <w:szCs w:val="28"/>
         </w:rPr>
         <w:fldChar w:fldCharType="end"/>
       </w:r>
     </w:p>
     <w:p>
       <w:pPr>
-        <w:framePr w:w="3141" w:h="621" w:hSpace="142" w:wrap="around" w:vAnchor="text" w:hAnchor="page" w:x="7833" w:y="14223"/>
+        <w:framePr w:w="3141" w:h="621" w:hSpace="142" w:wrap="around" w:vAnchor="text" w:hAnchor="page" w:x="7833" w:y="14497"/>
         <w:pBdr>
           <w:top w:val="single" w:sz="6" w:space="1" w:color="auto"/>
           <w:left w:val="single" w:sz="6" w:space="1" w:color="auto"/>
@@ -519,39 +604,56 @@
         <w:spacing w:line="60" w:lineRule="exact"/>
         <w:jc w:val="center"/>
         <w:rPr>
-          <w:rFonts w:ascii="Triumvirate" w:eastAsia="A-OTF UD新ゴ Pr6 M" w:hAnsi="Triumvirate"/>
-          <w:sz w:val="32"/>
-          <w:szCs w:val="32"/>
+          <w:rFonts w:ascii="A-OTF UD新ゴ Pr6 M" w:eastAsia="A-OTF UD新ゴ Pr6 M" w:hAnsi="A-OTF UD新ゴ Pr6 M"/>
+          <w:sz w:val="28"/>
+          <w:szCs w:val="28"/>
         </w:rPr>
       </w:pPr>
       <w:r>
         <w:rPr>
-          <w:rFonts w:ascii="Triumvirate" w:eastAsia="A-OTF UD新ゴ Pr6 M" w:hAnsi="Triumvirate"/>
-          <w:sz w:val="32"/>
-          <w:szCs w:val="32"/>
+          <w:rFonts w:ascii="A-OTF UD新ゴ Pr6 M" w:eastAsia="A-OTF UD新ゴ Pr6 M" w:hAnsi="A-OTF UD新ゴ Pr6 M"/>
+          <w:sz w:val="28"/>
+          <w:szCs w:val="28"/>
         </w:rPr>
         <w:fldChar w:fldCharType="begin"/>
       </w:r>
       <w:r>
         <w:rPr>
-          <w:rFonts w:ascii="Triumvirate" w:eastAsia="A-OTF UD新ゴ Pr6 M" w:hAnsi="Triumvirate"/>
-          <w:sz w:val="32"/>
-          <w:szCs w:val="32"/>
+          <w:rFonts w:ascii="A-OTF UD新ゴ Pr6 M" w:eastAsia="A-OTF UD新ゴ Pr6 M" w:hAnsi="A-OTF UD新ゴ Pr6 M"/>
+          <w:sz w:val="28"/>
+          <w:szCs w:val="28"/>
         </w:rPr>
         <w:instrText xml:space="preserve"> NEXT </w:instrText>
       </w:r>
       <w:r>
         <w:rPr>
-          <w:rFonts w:ascii="Triumvirate" w:eastAsia="A-OTF UD新ゴ Pr6 M" w:hAnsi="Triumvirate"/>
-          <w:sz w:val="32"/>
-          <w:szCs w:val="32"/>
+          <w:rFonts w:ascii="A-OTF UD新ゴ Pr6 M" w:eastAsia="A-OTF UD新ゴ Pr6 M" w:hAnsi="A-OTF UD新ゴ Pr6 M"/>
+          <w:sz w:val="28"/>
+          <w:szCs w:val="28"/>
+        </w:rPr>
+        <w:fldChar w:fldCharType="separate"/>
+      </w:r>
+      <w:r>
+        <w:rPr>
+          <w:rFonts w:ascii="A-OTF UD新ゴ Pr6 M" w:eastAsia="A-OTF UD新ゴ Pr6 M" w:hAnsi="A-OTF UD新ゴ Pr6 M"/>
+          <w:noProof/>
+          <w:sz w:val="28"/>
+          <w:szCs w:val="28"/>
+        </w:rPr>
+        <w:t>«Next Record»</w:t>
+      </w:r>
+      <w:r>
+        <w:rPr>
+          <w:rFonts w:ascii="A-OTF UD新ゴ Pr6 M" w:eastAsia="A-OTF UD新ゴ Pr6 M" w:hAnsi="A-OTF UD新ゴ Pr6 M"/>
+          <w:sz w:val="28"/>
+          <w:szCs w:val="28"/>
         </w:rPr>
         <w:fldChar w:fldCharType="end"/>
       </w:r>
     </w:p>
     <w:p>
       <w:pPr>
-        <w:framePr w:w="3141" w:h="621" w:hSpace="142" w:wrap="around" w:vAnchor="text" w:hAnchor="page" w:x="7833" w:y="14223"/>
+        <w:framePr w:w="3141" w:h="621" w:hSpace="142" w:wrap="around" w:vAnchor="text" w:hAnchor="page" w:x="7833" w:y="14497"/>
         <w:pBdr>
           <w:top w:val="single" w:sz="6" w:space="1" w:color="auto"/>
           <w:left w:val="single" w:sz="6" w:space="1" w:color="auto"/>
@@ -561,56 +663,56 @@
         <w:spacing w:line="400" w:lineRule="exact"/>
         <w:jc w:val="center"/>
         <w:rPr>
-          <w:rFonts w:ascii="Triumvirate" w:eastAsia="A-OTF UD新ゴ Pr6 M" w:hAnsi="Triumvirate"/>
-          <w:sz w:val="32"/>
-          <w:szCs w:val="32"/>
+          <w:rFonts w:ascii="A-OTF UD新ゴ Pr6 M" w:eastAsia="A-OTF UD新ゴ Pr6 M" w:hAnsi="A-OTF UD新ゴ Pr6 M"/>
+          <w:sz w:val="28"/>
+          <w:szCs w:val="28"/>
         </w:rPr>
       </w:pPr>
       <w:r>
         <w:rPr>
-          <w:rFonts w:ascii="Triumvirate" w:eastAsia="A-OTF UD新ゴ Pr6 M" w:hAnsi="Triumvirate"/>
-          <w:sz w:val="32"/>
-          <w:szCs w:val="32"/>
+          <w:rFonts w:ascii="A-OTF UD新ゴ Pr6 M" w:eastAsia="A-OTF UD新ゴ Pr6 M" w:hAnsi="A-OTF UD新ゴ Pr6 M"/>
+          <w:sz w:val="28"/>
+          <w:szCs w:val="28"/>
         </w:rPr>
         <w:fldChar w:fldCharType="begin"/>
       </w:r>
       <w:r>
         <w:rPr>
-          <w:rFonts w:ascii="Triumvirate" w:eastAsia="A-OTF UD新ゴ Pr6 M" w:hAnsi="Triumvirate"/>
-          <w:sz w:val="32"/>
-          <w:szCs w:val="32"/>
+          <w:rFonts w:ascii="A-OTF UD新ゴ Pr6 M" w:eastAsia="A-OTF UD新ゴ Pr6 M" w:hAnsi="A-OTF UD新ゴ Pr6 M"/>
+          <w:sz w:val="28"/>
+          <w:szCs w:val="28"/>
         </w:rPr>
         <w:instrText xml:space="preserve"> MERGEFIELD M_5631090017 </w:instrText>
       </w:r>
       <w:r>
         <w:rPr>
-          <w:rFonts w:ascii="Triumvirate" w:eastAsia="A-OTF UD新ゴ Pr6 M" w:hAnsi="Triumvirate"/>
-          <w:sz w:val="32"/>
-          <w:szCs w:val="32"/>
+          <w:rFonts w:ascii="A-OTF UD新ゴ Pr6 M" w:eastAsia="A-OTF UD新ゴ Pr6 M" w:hAnsi="A-OTF UD新ゴ Pr6 M"/>
+          <w:sz w:val="28"/>
+          <w:szCs w:val="28"/>
         </w:rPr>
         <w:fldChar w:fldCharType="separate"/>
       </w:r>
       <w:r>
         <w:rPr>
-          <w:rFonts w:ascii="Triumvirate" w:eastAsia="A-OTF UD新ゴ Pr6 M" w:hAnsi="Triumvirate"/>
+          <w:rFonts w:ascii="A-OTF UD新ゴ Pr6 M" w:eastAsia="A-OTF UD新ゴ Pr6 M" w:hAnsi="A-OTF UD新ゴ Pr6 M"/>
           <w:noProof/>
-          <w:sz w:val="32"/>
-          <w:szCs w:val="32"/>
-        </w:rPr>
-        <w:t>3132946801</w:t>
-      </w:r>
-      <w:r>
-        <w:rPr>
-          <w:rFonts w:ascii="Triumvirate" w:eastAsia="A-OTF UD新ゴ Pr6 M" w:hAnsi="Triumvirate"/>
-          <w:sz w:val="32"/>
-          <w:szCs w:val="32"/>
+          <w:sz w:val="28"/>
+          <w:szCs w:val="28"/>
+        </w:rPr>
+        <w:t>«M_5631090017»</w:t>
+      </w:r>
+      <w:r>
+        <w:rPr>
+          <w:rFonts w:ascii="A-OTF UD新ゴ Pr6 M" w:eastAsia="A-OTF UD新ゴ Pr6 M" w:hAnsi="A-OTF UD新ゴ Pr6 M"/>
+          <w:sz w:val="28"/>
+          <w:szCs w:val="28"/>
         </w:rPr>
         <w:fldChar w:fldCharType="end"/>
       </w:r>
     </w:p>
     <w:p>
       <w:pPr>
-        <w:framePr w:w="3141" w:h="621" w:hSpace="142" w:wrap="around" w:vAnchor="text" w:hAnchor="page" w:x="4379" w:y="11134"/>
+        <w:framePr w:w="3141" w:h="621" w:hSpace="142" w:wrap="around" w:vAnchor="text" w:hAnchor="page" w:x="4379" w:y="11417"/>
         <w:pBdr>
           <w:top w:val="single" w:sz="6" w:space="1" w:color="auto"/>
           <w:left w:val="single" w:sz="6" w:space="1" w:color="auto"/>
@@ -620,39 +722,56 @@
         <w:spacing w:line="60" w:lineRule="exact"/>
         <w:jc w:val="center"/>
         <w:rPr>
-          <w:rFonts w:ascii="Triumvirate" w:eastAsia="A-OTF UD新ゴ Pr6 M" w:hAnsi="Triumvirate"/>
-          <w:sz w:val="32"/>
-          <w:szCs w:val="32"/>
+          <w:rFonts w:ascii="A-OTF UD新ゴ Pr6 M" w:eastAsia="A-OTF UD新ゴ Pr6 M" w:hAnsi="A-OTF UD新ゴ Pr6 M"/>
+          <w:sz w:val="28"/>
+          <w:szCs w:val="28"/>
         </w:rPr>
       </w:pPr>
       <w:r>
         <w:rPr>
-          <w:rFonts w:ascii="Triumvirate" w:eastAsia="A-OTF UD新ゴ Pr6 M" w:hAnsi="Triumvirate"/>
-          <w:sz w:val="32"/>
-          <w:szCs w:val="32"/>
+          <w:rFonts w:ascii="A-OTF UD新ゴ Pr6 M" w:eastAsia="A-OTF UD新ゴ Pr6 M" w:hAnsi="A-OTF UD新ゴ Pr6 M"/>
+          <w:sz w:val="28"/>
+          <w:szCs w:val="28"/>
         </w:rPr>
         <w:fldChar w:fldCharType="begin"/>
       </w:r>
       <w:r>
         <w:rPr>
-          <w:rFonts w:ascii="Triumvirate" w:eastAsia="A-OTF UD新ゴ Pr6 M" w:hAnsi="Triumvirate"/>
-          <w:sz w:val="32"/>
-          <w:szCs w:val="32"/>
+          <w:rFonts w:ascii="A-OTF UD新ゴ Pr6 M" w:eastAsia="A-OTF UD新ゴ Pr6 M" w:hAnsi="A-OTF UD新ゴ Pr6 M"/>
+          <w:sz w:val="28"/>
+          <w:szCs w:val="28"/>
         </w:rPr>
         <w:instrText xml:space="preserve"> NEXT </w:instrText>
       </w:r>
       <w:r>
         <w:rPr>
-          <w:rFonts w:ascii="Triumvirate" w:eastAsia="A-OTF UD新ゴ Pr6 M" w:hAnsi="Triumvirate"/>
-          <w:sz w:val="32"/>
-          <w:szCs w:val="32"/>
+          <w:rFonts w:ascii="A-OTF UD新ゴ Pr6 M" w:eastAsia="A-OTF UD新ゴ Pr6 M" w:hAnsi="A-OTF UD新ゴ Pr6 M"/>
+          <w:sz w:val="28"/>
+          <w:szCs w:val="28"/>
+        </w:rPr>
+        <w:fldChar w:fldCharType="separate"/>
+      </w:r>
+      <w:r>
+        <w:rPr>
+          <w:rFonts w:ascii="A-OTF UD新ゴ Pr6 M" w:eastAsia="A-OTF UD新ゴ Pr6 M" w:hAnsi="A-OTF UD新ゴ Pr6 M"/>
+          <w:noProof/>
+          <w:sz w:val="28"/>
+          <w:szCs w:val="28"/>
+        </w:rPr>
+        <w:t>«Next Record»</w:t>
+      </w:r>
+      <w:r>
+        <w:rPr>
+          <w:rFonts w:ascii="A-OTF UD新ゴ Pr6 M" w:eastAsia="A-OTF UD新ゴ Pr6 M" w:hAnsi="A-OTF UD新ゴ Pr6 M"/>
+          <w:sz w:val="28"/>
+          <w:szCs w:val="28"/>
         </w:rPr>
         <w:fldChar w:fldCharType="end"/>
       </w:r>
     </w:p>
     <w:p>
       <w:pPr>
-        <w:framePr w:w="3141" w:h="621" w:hSpace="142" w:wrap="around" w:vAnchor="text" w:hAnchor="page" w:x="4379" w:y="11134"/>
+        <w:framePr w:w="3141" w:h="621" w:hSpace="142" w:wrap="around" w:vAnchor="text" w:hAnchor="page" w:x="4379" w:y="11417"/>
         <w:pBdr>
           <w:top w:val="single" w:sz="6" w:space="1" w:color="auto"/>
           <w:left w:val="single" w:sz="6" w:space="1" w:color="auto"/>
@@ -662,56 +781,56 @@
         <w:spacing w:line="400" w:lineRule="exact"/>
         <w:jc w:val="center"/>
         <w:rPr>
-          <w:rFonts w:ascii="Triumvirate" w:eastAsia="A-OTF UD新ゴ Pr6 M" w:hAnsi="Triumvirate"/>
-          <w:sz w:val="32"/>
-          <w:szCs w:val="32"/>
+          <w:rFonts w:ascii="A-OTF UD新ゴ Pr6 M" w:eastAsia="A-OTF UD新ゴ Pr6 M" w:hAnsi="A-OTF UD新ゴ Pr6 M"/>
+          <w:sz w:val="28"/>
+          <w:szCs w:val="28"/>
         </w:rPr>
       </w:pPr>
       <w:r>
         <w:rPr>
-          <w:rFonts w:ascii="Triumvirate" w:eastAsia="A-OTF UD新ゴ Pr6 M" w:hAnsi="Triumvirate"/>
-          <w:sz w:val="32"/>
-          <w:szCs w:val="32"/>
+          <w:rFonts w:ascii="A-OTF UD新ゴ Pr6 M" w:eastAsia="A-OTF UD新ゴ Pr6 M" w:hAnsi="A-OTF UD新ゴ Pr6 M"/>
+          <w:sz w:val="28"/>
+          <w:szCs w:val="28"/>
         </w:rPr>
         <w:fldChar w:fldCharType="begin"/>
       </w:r>
       <w:r>
         <w:rPr>
-          <w:rFonts w:ascii="Triumvirate" w:eastAsia="A-OTF UD新ゴ Pr6 M" w:hAnsi="Triumvirate"/>
-          <w:sz w:val="32"/>
-          <w:szCs w:val="32"/>
+          <w:rFonts w:ascii="A-OTF UD新ゴ Pr6 M" w:eastAsia="A-OTF UD新ゴ Pr6 M" w:hAnsi="A-OTF UD新ゴ Pr6 M"/>
+          <w:sz w:val="28"/>
+          <w:szCs w:val="28"/>
         </w:rPr>
         <w:instrText xml:space="preserve"> MERGEFIELD M_5631090017 </w:instrText>
       </w:r>
       <w:r>
         <w:rPr>
-          <w:rFonts w:ascii="Triumvirate" w:eastAsia="A-OTF UD新ゴ Pr6 M" w:hAnsi="Triumvirate"/>
-          <w:sz w:val="32"/>
-          <w:szCs w:val="32"/>
+          <w:rFonts w:ascii="A-OTF UD新ゴ Pr6 M" w:eastAsia="A-OTF UD新ゴ Pr6 M" w:hAnsi="A-OTF UD新ゴ Pr6 M"/>
+          <w:sz w:val="28"/>
+          <w:szCs w:val="28"/>
         </w:rPr>
         <w:fldChar w:fldCharType="separate"/>
       </w:r>
       <w:r>
         <w:rPr>
-          <w:rFonts w:ascii="Triumvirate" w:eastAsia="A-OTF UD新ゴ Pr6 M" w:hAnsi="Triumvirate"/>
+          <w:rFonts w:ascii="A-OTF UD新ゴ Pr6 M" w:eastAsia="A-OTF UD新ゴ Pr6 M" w:hAnsi="A-OTF UD新ゴ Pr6 M"/>
           <w:noProof/>
-          <w:sz w:val="32"/>
-          <w:szCs w:val="32"/>
-        </w:rPr>
-        <w:t>5062205279</w:t>
-      </w:r>
-      <w:r>
-        <w:rPr>
-          <w:rFonts w:ascii="Triumvirate" w:eastAsia="A-OTF UD新ゴ Pr6 M" w:hAnsi="Triumvirate"/>
-          <w:sz w:val="32"/>
-          <w:szCs w:val="32"/>
+          <w:sz w:val="28"/>
+          <w:szCs w:val="28"/>
+        </w:rPr>
+        <w:t>«M_5631090017»</w:t>
+      </w:r>
+      <w:r>
+        <w:rPr>
+          <w:rFonts w:ascii="A-OTF UD新ゴ Pr6 M" w:eastAsia="A-OTF UD新ゴ Pr6 M" w:hAnsi="A-OTF UD新ゴ Pr6 M"/>
+          <w:sz w:val="28"/>
+          <w:szCs w:val="28"/>
         </w:rPr>
         <w:fldChar w:fldCharType="end"/>
       </w:r>
     </w:p>
     <w:p>
       <w:pPr>
-        <w:framePr w:w="3141" w:h="621" w:hSpace="142" w:wrap="around" w:vAnchor="text" w:hAnchor="page" w:x="7884" w:y="11145"/>
+        <w:framePr w:w="3141" w:h="621" w:hSpace="142" w:wrap="around" w:vAnchor="text" w:hAnchor="page" w:x="7884" w:y="11417"/>
         <w:pBdr>
           <w:top w:val="single" w:sz="6" w:space="1" w:color="auto"/>
           <w:left w:val="single" w:sz="6" w:space="1" w:color="auto"/>
@@ -721,39 +840,56 @@
         <w:spacing w:line="60" w:lineRule="exact"/>
         <w:jc w:val="center"/>
         <w:rPr>
-          <w:rFonts w:ascii="Triumvirate" w:eastAsia="A-OTF UD新ゴ Pr6 M" w:hAnsi="Triumvirate"/>
-          <w:sz w:val="32"/>
-          <w:szCs w:val="32"/>
+          <w:rFonts w:ascii="A-OTF UD新ゴ Pr6 M" w:eastAsia="A-OTF UD新ゴ Pr6 M" w:hAnsi="A-OTF UD新ゴ Pr6 M"/>
+          <w:sz w:val="28"/>
+          <w:szCs w:val="28"/>
         </w:rPr>
       </w:pPr>
       <w:r>
         <w:rPr>
-          <w:rFonts w:ascii="Triumvirate" w:eastAsia="A-OTF UD新ゴ Pr6 M" w:hAnsi="Triumvirate"/>
-          <w:sz w:val="32"/>
-          <w:szCs w:val="32"/>
+          <w:rFonts w:ascii="A-OTF UD新ゴ Pr6 M" w:eastAsia="A-OTF UD新ゴ Pr6 M" w:hAnsi="A-OTF UD新ゴ Pr6 M"/>
+          <w:sz w:val="28"/>
+          <w:szCs w:val="28"/>
         </w:rPr>
         <w:fldChar w:fldCharType="begin"/>
       </w:r>
       <w:r>
         <w:rPr>
-          <w:rFonts w:ascii="Triumvirate" w:eastAsia="A-OTF UD新ゴ Pr6 M" w:hAnsi="Triumvirate"/>
-          <w:sz w:val="32"/>
-          <w:szCs w:val="32"/>
+          <w:rFonts w:ascii="A-OTF UD新ゴ Pr6 M" w:eastAsia="A-OTF UD新ゴ Pr6 M" w:hAnsi="A-OTF UD新ゴ Pr6 M"/>
+          <w:sz w:val="28"/>
+          <w:szCs w:val="28"/>
         </w:rPr>
         <w:instrText xml:space="preserve"> NEXT </w:instrText>
       </w:r>
       <w:r>
         <w:rPr>
-          <w:rFonts w:ascii="Triumvirate" w:eastAsia="A-OTF UD新ゴ Pr6 M" w:hAnsi="Triumvirate"/>
-          <w:sz w:val="32"/>
-          <w:szCs w:val="32"/>
+          <w:rFonts w:ascii="A-OTF UD新ゴ Pr6 M" w:eastAsia="A-OTF UD新ゴ Pr6 M" w:hAnsi="A-OTF UD新ゴ Pr6 M"/>
+          <w:sz w:val="28"/>
+          <w:szCs w:val="28"/>
+        </w:rPr>
+        <w:fldChar w:fldCharType="separate"/>
+      </w:r>
+      <w:r>
+        <w:rPr>
+          <w:rFonts w:ascii="A-OTF UD新ゴ Pr6 M" w:eastAsia="A-OTF UD新ゴ Pr6 M" w:hAnsi="A-OTF UD新ゴ Pr6 M"/>
+          <w:noProof/>
+          <w:sz w:val="28"/>
+          <w:szCs w:val="28"/>
+        </w:rPr>
+        <w:t>«Next Record»</w:t>
+      </w:r>
+      <w:r>
+        <w:rPr>
+          <w:rFonts w:ascii="A-OTF UD新ゴ Pr6 M" w:eastAsia="A-OTF UD新ゴ Pr6 M" w:hAnsi="A-OTF UD新ゴ Pr6 M"/>
+          <w:sz w:val="28"/>
+          <w:szCs w:val="28"/>
         </w:rPr>
         <w:fldChar w:fldCharType="end"/>
       </w:r>
     </w:p>
     <w:p>
       <w:pPr>
-        <w:framePr w:w="3141" w:h="621" w:hSpace="142" w:wrap="around" w:vAnchor="text" w:hAnchor="page" w:x="7884" w:y="11145"/>
+        <w:framePr w:w="3141" w:h="621" w:hSpace="142" w:wrap="around" w:vAnchor="text" w:hAnchor="page" w:x="7884" w:y="11417"/>
         <w:pBdr>
           <w:top w:val="single" w:sz="6" w:space="1" w:color="auto"/>
           <w:left w:val="single" w:sz="6" w:space="1" w:color="auto"/>
@@ -763,56 +899,56 @@
         <w:spacing w:line="400" w:lineRule="exact"/>
         <w:jc w:val="center"/>
         <w:rPr>
-          <w:rFonts w:ascii="Triumvirate" w:eastAsia="A-OTF UD新ゴ Pr6 M" w:hAnsi="Triumvirate"/>
-          <w:sz w:val="32"/>
-          <w:szCs w:val="32"/>
+          <w:rFonts w:ascii="A-OTF UD新ゴ Pr6 M" w:eastAsia="A-OTF UD新ゴ Pr6 M" w:hAnsi="A-OTF UD新ゴ Pr6 M"/>
+          <w:sz w:val="28"/>
+          <w:szCs w:val="28"/>
         </w:rPr>
       </w:pPr>
       <w:r>
         <w:rPr>
-          <w:rFonts w:ascii="Triumvirate" w:eastAsia="A-OTF UD新ゴ Pr6 M" w:hAnsi="Triumvirate"/>
-          <w:sz w:val="32"/>
-          <w:szCs w:val="32"/>
+          <w:rFonts w:ascii="A-OTF UD新ゴ Pr6 M" w:eastAsia="A-OTF UD新ゴ Pr6 M" w:hAnsi="A-OTF UD新ゴ Pr6 M"/>
+          <w:sz w:val="28"/>
+          <w:szCs w:val="28"/>
         </w:rPr>
         <w:fldChar w:fldCharType="begin"/>
       </w:r>
       <w:r>
         <w:rPr>
-          <w:rFonts w:ascii="Triumvirate" w:eastAsia="A-OTF UD新ゴ Pr6 M" w:hAnsi="Triumvirate"/>
-          <w:sz w:val="32"/>
-          <w:szCs w:val="32"/>
+          <w:rFonts w:ascii="A-OTF UD新ゴ Pr6 M" w:eastAsia="A-OTF UD新ゴ Pr6 M" w:hAnsi="A-OTF UD新ゴ Pr6 M"/>
+          <w:sz w:val="28"/>
+          <w:szCs w:val="28"/>
         </w:rPr>
         <w:instrText xml:space="preserve"> MERGEFIELD M_5631090017 </w:instrText>
       </w:r>
       <w:r>
         <w:rPr>
-          <w:rFonts w:ascii="Triumvirate" w:eastAsia="A-OTF UD新ゴ Pr6 M" w:hAnsi="Triumvirate"/>
-          <w:sz w:val="32"/>
-          <w:szCs w:val="32"/>
+          <w:rFonts w:ascii="A-OTF UD新ゴ Pr6 M" w:eastAsia="A-OTF UD新ゴ Pr6 M" w:hAnsi="A-OTF UD新ゴ Pr6 M"/>
+          <w:sz w:val="28"/>
+          <w:szCs w:val="28"/>
         </w:rPr>
         <w:fldChar w:fldCharType="separate"/>
       </w:r>
       <w:r>
         <w:rPr>
-          <w:rFonts w:ascii="Triumvirate" w:eastAsia="A-OTF UD新ゴ Pr6 M" w:hAnsi="Triumvirate"/>
+          <w:rFonts w:ascii="A-OTF UD新ゴ Pr6 M" w:eastAsia="A-OTF UD新ゴ Pr6 M" w:hAnsi="A-OTF UD新ゴ Pr6 M"/>
           <w:noProof/>
-          <w:sz w:val="32"/>
-          <w:szCs w:val="32"/>
-        </w:rPr>
-        <w:t>6910851395</w:t>
-      </w:r>
-      <w:r>
-        <w:rPr>
-          <w:rFonts w:ascii="Triumvirate" w:eastAsia="A-OTF UD新ゴ Pr6 M" w:hAnsi="Triumvirate"/>
-          <w:sz w:val="32"/>
-          <w:szCs w:val="32"/>
+          <w:sz w:val="28"/>
+          <w:szCs w:val="28"/>
+        </w:rPr>
+        <w:t>«M_5631090017»</w:t>
+      </w:r>
+      <w:r>
+        <w:rPr>
+          <w:rFonts w:ascii="A-OTF UD新ゴ Pr6 M" w:eastAsia="A-OTF UD新ゴ Pr6 M" w:hAnsi="A-OTF UD新ゴ Pr6 M"/>
+          <w:sz w:val="28"/>
+          <w:szCs w:val="28"/>
         </w:rPr>
         <w:fldChar w:fldCharType="end"/>
       </w:r>
     </w:p>
     <w:p>
       <w:pPr>
-        <w:framePr w:w="3141" w:h="621" w:hSpace="142" w:wrap="around" w:vAnchor="text" w:hAnchor="page" w:x="4362" w:y="8052"/>
+        <w:framePr w:w="3141" w:h="621" w:hSpace="142" w:wrap="around" w:vAnchor="text" w:hAnchor="page" w:x="4362" w:y="8346"/>
         <w:pBdr>
           <w:top w:val="single" w:sz="6" w:space="1" w:color="auto"/>
           <w:left w:val="single" w:sz="6" w:space="1" w:color="auto"/>
@@ -822,39 +958,56 @@
         <w:spacing w:line="60" w:lineRule="exact"/>
         <w:jc w:val="center"/>
         <w:rPr>
-          <w:rFonts w:ascii="Triumvirate" w:eastAsia="A-OTF UD新ゴ Pr6 M" w:hAnsi="Triumvirate"/>
-          <w:sz w:val="32"/>
-          <w:szCs w:val="32"/>
+          <w:rFonts w:ascii="A-OTF UD新ゴ Pr6 M" w:eastAsia="A-OTF UD新ゴ Pr6 M" w:hAnsi="A-OTF UD新ゴ Pr6 M"/>
+          <w:sz w:val="28"/>
+          <w:szCs w:val="28"/>
         </w:rPr>
       </w:pPr>
       <w:r>
         <w:rPr>
-          <w:rFonts w:ascii="Triumvirate" w:eastAsia="A-OTF UD新ゴ Pr6 M" w:hAnsi="Triumvirate"/>
-          <w:sz w:val="32"/>
-          <w:szCs w:val="32"/>
+          <w:rFonts w:ascii="A-OTF UD新ゴ Pr6 M" w:eastAsia="A-OTF UD新ゴ Pr6 M" w:hAnsi="A-OTF UD新ゴ Pr6 M"/>
+          <w:sz w:val="28"/>
+          <w:szCs w:val="28"/>
         </w:rPr>
         <w:fldChar w:fldCharType="begin"/>
       </w:r>
       <w:r>
         <w:rPr>
-          <w:rFonts w:ascii="Triumvirate" w:eastAsia="A-OTF UD新ゴ Pr6 M" w:hAnsi="Triumvirate"/>
-          <w:sz w:val="32"/>
-          <w:szCs w:val="32"/>
+          <w:rFonts w:ascii="A-OTF UD新ゴ Pr6 M" w:eastAsia="A-OTF UD新ゴ Pr6 M" w:hAnsi="A-OTF UD新ゴ Pr6 M"/>
+          <w:sz w:val="28"/>
+          <w:szCs w:val="28"/>
         </w:rPr>
         <w:instrText xml:space="preserve"> NEXT </w:instrText>
       </w:r>
       <w:r>
         <w:rPr>
-          <w:rFonts w:ascii="Triumvirate" w:eastAsia="A-OTF UD新ゴ Pr6 M" w:hAnsi="Triumvirate"/>
-          <w:sz w:val="32"/>
-          <w:szCs w:val="32"/>
+          <w:rFonts w:ascii="A-OTF UD新ゴ Pr6 M" w:eastAsia="A-OTF UD新ゴ Pr6 M" w:hAnsi="A-OTF UD新ゴ Pr6 M"/>
+          <w:sz w:val="28"/>
+          <w:szCs w:val="28"/>
+        </w:rPr>
+        <w:fldChar w:fldCharType="separate"/>
+      </w:r>
+      <w:r>
+        <w:rPr>
+          <w:rFonts w:ascii="A-OTF UD新ゴ Pr6 M" w:eastAsia="A-OTF UD新ゴ Pr6 M" w:hAnsi="A-OTF UD新ゴ Pr6 M"/>
+          <w:noProof/>
+          <w:sz w:val="28"/>
+          <w:szCs w:val="28"/>
+        </w:rPr>
+        <w:t>«Next Record»</w:t>
+      </w:r>
+      <w:r>
+        <w:rPr>
+          <w:rFonts w:ascii="A-OTF UD新ゴ Pr6 M" w:eastAsia="A-OTF UD新ゴ Pr6 M" w:hAnsi="A-OTF UD新ゴ Pr6 M"/>
+          <w:sz w:val="28"/>
+          <w:szCs w:val="28"/>
         </w:rPr>
         <w:fldChar w:fldCharType="end"/>
       </w:r>
     </w:p>
     <w:p>
       <w:pPr>
-        <w:framePr w:w="3141" w:h="621" w:hSpace="142" w:wrap="around" w:vAnchor="text" w:hAnchor="page" w:x="4362" w:y="8052"/>
+        <w:framePr w:w="3141" w:h="621" w:hSpace="142" w:wrap="around" w:vAnchor="text" w:hAnchor="page" w:x="4362" w:y="8346"/>
         <w:pBdr>
           <w:top w:val="single" w:sz="6" w:space="1" w:color="auto"/>
           <w:left w:val="single" w:sz="6" w:space="1" w:color="auto"/>
@@ -864,56 +1017,56 @@
         <w:spacing w:line="400" w:lineRule="exact"/>
         <w:jc w:val="center"/>
         <w:rPr>
-          <w:rFonts w:ascii="Triumvirate" w:eastAsia="A-OTF UD新ゴ Pr6 M" w:hAnsi="Triumvirate"/>
-          <w:sz w:val="32"/>
-          <w:szCs w:val="32"/>
+          <w:rFonts w:ascii="A-OTF UD新ゴ Pr6 M" w:eastAsia="A-OTF UD新ゴ Pr6 M" w:hAnsi="A-OTF UD新ゴ Pr6 M"/>
+          <w:sz w:val="28"/>
+          <w:szCs w:val="28"/>
         </w:rPr>
       </w:pPr>
       <w:r>
         <w:rPr>
-          <w:rFonts w:ascii="Triumvirate" w:eastAsia="A-OTF UD新ゴ Pr6 M" w:hAnsi="Triumvirate"/>
-          <w:sz w:val="32"/>
-          <w:szCs w:val="32"/>
+          <w:rFonts w:ascii="A-OTF UD新ゴ Pr6 M" w:eastAsia="A-OTF UD新ゴ Pr6 M" w:hAnsi="A-OTF UD新ゴ Pr6 M"/>
+          <w:sz w:val="28"/>
+          <w:szCs w:val="28"/>
         </w:rPr>
         <w:fldChar w:fldCharType="begin"/>
       </w:r>
       <w:r>
         <w:rPr>
-          <w:rFonts w:ascii="Triumvirate" w:eastAsia="A-OTF UD新ゴ Pr6 M" w:hAnsi="Triumvirate"/>
-          <w:sz w:val="32"/>
-          <w:szCs w:val="32"/>
+          <w:rFonts w:ascii="A-OTF UD新ゴ Pr6 M" w:eastAsia="A-OTF UD新ゴ Pr6 M" w:hAnsi="A-OTF UD新ゴ Pr6 M"/>
+          <w:sz w:val="28"/>
+          <w:szCs w:val="28"/>
         </w:rPr>
         <w:instrText xml:space="preserve"> MERGEFIELD M_5631090017 </w:instrText>
       </w:r>
       <w:r>
         <w:rPr>
-          <w:rFonts w:ascii="Triumvirate" w:eastAsia="A-OTF UD新ゴ Pr6 M" w:hAnsi="Triumvirate"/>
-          <w:sz w:val="32"/>
-          <w:szCs w:val="32"/>
+          <w:rFonts w:ascii="A-OTF UD新ゴ Pr6 M" w:eastAsia="A-OTF UD新ゴ Pr6 M" w:hAnsi="A-OTF UD新ゴ Pr6 M"/>
+          <w:sz w:val="28"/>
+          <w:szCs w:val="28"/>
         </w:rPr>
         <w:fldChar w:fldCharType="separate"/>
       </w:r>
       <w:r>
         <w:rPr>
-          <w:rFonts w:ascii="Triumvirate" w:eastAsia="A-OTF UD新ゴ Pr6 M" w:hAnsi="Triumvirate"/>
+          <w:rFonts w:ascii="A-OTF UD新ゴ Pr6 M" w:eastAsia="A-OTF UD新ゴ Pr6 M" w:hAnsi="A-OTF UD新ゴ Pr6 M"/>
           <w:noProof/>
-          <w:sz w:val="32"/>
-          <w:szCs w:val="32"/>
-        </w:rPr>
-        <w:t>3397752067</w:t>
-      </w:r>
-      <w:r>
-        <w:rPr>
-          <w:rFonts w:ascii="Triumvirate" w:eastAsia="A-OTF UD新ゴ Pr6 M" w:hAnsi="Triumvirate"/>
-          <w:sz w:val="32"/>
-          <w:szCs w:val="32"/>
+          <w:sz w:val="28"/>
+          <w:szCs w:val="28"/>
+        </w:rPr>
+        <w:t>«M_5631090017»</w:t>
+      </w:r>
+      <w:r>
+        <w:rPr>
+          <w:rFonts w:ascii="A-OTF UD新ゴ Pr6 M" w:eastAsia="A-OTF UD新ゴ Pr6 M" w:hAnsi="A-OTF UD新ゴ Pr6 M"/>
+          <w:sz w:val="28"/>
+          <w:szCs w:val="28"/>
         </w:rPr>
         <w:fldChar w:fldCharType="end"/>
       </w:r>
     </w:p>
     <w:p>
       <w:pPr>
-        <w:framePr w:w="3141" w:h="621" w:hSpace="142" w:wrap="around" w:vAnchor="text" w:hAnchor="page" w:x="7875" w:y="8061"/>
+        <w:framePr w:w="3141" w:h="621" w:hSpace="142" w:wrap="around" w:vAnchor="text" w:hAnchor="page" w:x="7875" w:y="8346"/>
         <w:pBdr>
           <w:top w:val="single" w:sz="6" w:space="1" w:color="auto"/>
           <w:left w:val="single" w:sz="6" w:space="1" w:color="auto"/>
@@ -923,39 +1076,56 @@
         <w:spacing w:line="60" w:lineRule="exact"/>
         <w:jc w:val="center"/>
         <w:rPr>
-          <w:rFonts w:ascii="Triumvirate" w:eastAsia="A-OTF UD新ゴ Pr6 M" w:hAnsi="Triumvirate"/>
-          <w:sz w:val="32"/>
-          <w:szCs w:val="32"/>
+          <w:rFonts w:ascii="A-OTF UD新ゴ Pr6 M" w:eastAsia="A-OTF UD新ゴ Pr6 M" w:hAnsi="A-OTF UD新ゴ Pr6 M"/>
+          <w:sz w:val="28"/>
+          <w:szCs w:val="28"/>
         </w:rPr>
       </w:pPr>
       <w:r>
         <w:rPr>
-          <w:rFonts w:ascii="Triumvirate" w:eastAsia="A-OTF UD新ゴ Pr6 M" w:hAnsi="Triumvirate"/>
-          <w:sz w:val="32"/>
-          <w:szCs w:val="32"/>
+          <w:rFonts w:ascii="A-OTF UD新ゴ Pr6 M" w:eastAsia="A-OTF UD新ゴ Pr6 M" w:hAnsi="A-OTF UD新ゴ Pr6 M"/>
+          <w:sz w:val="28"/>
+          <w:szCs w:val="28"/>
         </w:rPr>
         <w:fldChar w:fldCharType="begin"/>
       </w:r>
       <w:r>
         <w:rPr>
-          <w:rFonts w:ascii="Triumvirate" w:eastAsia="A-OTF UD新ゴ Pr6 M" w:hAnsi="Triumvirate"/>
-          <w:sz w:val="32"/>
-          <w:szCs w:val="32"/>
+          <w:rFonts w:ascii="A-OTF UD新ゴ Pr6 M" w:eastAsia="A-OTF UD新ゴ Pr6 M" w:hAnsi="A-OTF UD新ゴ Pr6 M"/>
+          <w:sz w:val="28"/>
+          <w:szCs w:val="28"/>
         </w:rPr>
         <w:instrText xml:space="preserve"> NEXT </w:instrText>
       </w:r>
       <w:r>
         <w:rPr>
-          <w:rFonts w:ascii="Triumvirate" w:eastAsia="A-OTF UD新ゴ Pr6 M" w:hAnsi="Triumvirate"/>
-          <w:sz w:val="32"/>
-          <w:szCs w:val="32"/>
+          <w:rFonts w:ascii="A-OTF UD新ゴ Pr6 M" w:eastAsia="A-OTF UD新ゴ Pr6 M" w:hAnsi="A-OTF UD新ゴ Pr6 M"/>
+          <w:sz w:val="28"/>
+          <w:szCs w:val="28"/>
+        </w:rPr>
+        <w:fldChar w:fldCharType="separate"/>
+      </w:r>
+      <w:r>
+        <w:rPr>
+          <w:rFonts w:ascii="A-OTF UD新ゴ Pr6 M" w:eastAsia="A-OTF UD新ゴ Pr6 M" w:hAnsi="A-OTF UD新ゴ Pr6 M"/>
+          <w:noProof/>
+          <w:sz w:val="28"/>
+          <w:szCs w:val="28"/>
+        </w:rPr>
+        <w:t>«Next Record»</w:t>
+      </w:r>
+      <w:r>
+        <w:rPr>
+          <w:rFonts w:ascii="A-OTF UD新ゴ Pr6 M" w:eastAsia="A-OTF UD新ゴ Pr6 M" w:hAnsi="A-OTF UD新ゴ Pr6 M"/>
+          <w:sz w:val="28"/>
+          <w:szCs w:val="28"/>
         </w:rPr>
         <w:fldChar w:fldCharType="end"/>
       </w:r>
     </w:p>
     <w:p>
       <w:pPr>
-        <w:framePr w:w="3141" w:h="621" w:hSpace="142" w:wrap="around" w:vAnchor="text" w:hAnchor="page" w:x="7875" w:y="8061"/>
+        <w:framePr w:w="3141" w:h="621" w:hSpace="142" w:wrap="around" w:vAnchor="text" w:hAnchor="page" w:x="7875" w:y="8346"/>
         <w:pBdr>
           <w:top w:val="single" w:sz="6" w:space="1" w:color="auto"/>
           <w:left w:val="single" w:sz="6" w:space="1" w:color="auto"/>
@@ -965,56 +1135,56 @@
         <w:spacing w:line="400" w:lineRule="exact"/>
         <w:jc w:val="center"/>
         <w:rPr>
-          <w:rFonts w:ascii="Triumvirate" w:eastAsia="A-OTF UD新ゴ Pr6 M" w:hAnsi="Triumvirate"/>
-          <w:sz w:val="32"/>
-          <w:szCs w:val="32"/>
+          <w:rFonts w:ascii="A-OTF UD新ゴ Pr6 M" w:eastAsia="A-OTF UD新ゴ Pr6 M" w:hAnsi="A-OTF UD新ゴ Pr6 M"/>
+          <w:sz w:val="28"/>
+          <w:szCs w:val="28"/>
         </w:rPr>
       </w:pPr>
       <w:r>
         <w:rPr>
-          <w:rFonts w:ascii="Triumvirate" w:eastAsia="A-OTF UD新ゴ Pr6 M" w:hAnsi="Triumvirate"/>
-          <w:sz w:val="32"/>
-          <w:szCs w:val="32"/>
+          <w:rFonts w:ascii="A-OTF UD新ゴ Pr6 M" w:eastAsia="A-OTF UD新ゴ Pr6 M" w:hAnsi="A-OTF UD新ゴ Pr6 M"/>
+          <w:sz w:val="28"/>
+          <w:szCs w:val="28"/>
         </w:rPr>
         <w:fldChar w:fldCharType="begin"/>
       </w:r>
       <w:r>
         <w:rPr>
-          <w:rFonts w:ascii="Triumvirate" w:eastAsia="A-OTF UD新ゴ Pr6 M" w:hAnsi="Triumvirate"/>
-          <w:sz w:val="32"/>
-          <w:szCs w:val="32"/>
+          <w:rFonts w:ascii="A-OTF UD新ゴ Pr6 M" w:eastAsia="A-OTF UD新ゴ Pr6 M" w:hAnsi="A-OTF UD新ゴ Pr6 M"/>
+          <w:sz w:val="28"/>
+          <w:szCs w:val="28"/>
         </w:rPr>
         <w:instrText xml:space="preserve"> MERGEFIELD M_5631090017 </w:instrText>
       </w:r>
       <w:r>
         <w:rPr>
-          <w:rFonts w:ascii="Triumvirate" w:eastAsia="A-OTF UD新ゴ Pr6 M" w:hAnsi="Triumvirate"/>
-          <w:sz w:val="32"/>
-          <w:szCs w:val="32"/>
+          <w:rFonts w:ascii="A-OTF UD新ゴ Pr6 M" w:eastAsia="A-OTF UD新ゴ Pr6 M" w:hAnsi="A-OTF UD新ゴ Pr6 M"/>
+          <w:sz w:val="28"/>
+          <w:szCs w:val="28"/>
         </w:rPr>
         <w:fldChar w:fldCharType="separate"/>
       </w:r>
       <w:r>
         <w:rPr>
-          <w:rFonts w:ascii="Triumvirate" w:eastAsia="A-OTF UD新ゴ Pr6 M" w:hAnsi="Triumvirate"/>
+          <w:rFonts w:ascii="A-OTF UD新ゴ Pr6 M" w:eastAsia="A-OTF UD新ゴ Pr6 M" w:hAnsi="A-OTF UD新ゴ Pr6 M"/>
           <w:noProof/>
-          <w:sz w:val="32"/>
-          <w:szCs w:val="32"/>
-        </w:rPr>
-        <w:t>7075140125</w:t>
-      </w:r>
-      <w:r>
-        <w:rPr>
-          <w:rFonts w:ascii="Triumvirate" w:eastAsia="A-OTF UD新ゴ Pr6 M" w:hAnsi="Triumvirate"/>
-          <w:sz w:val="32"/>
-          <w:szCs w:val="32"/>
+          <w:sz w:val="28"/>
+          <w:szCs w:val="28"/>
+        </w:rPr>
+        <w:t>«M_5631090017»</w:t>
+      </w:r>
+      <w:r>
+        <w:rPr>
+          <w:rFonts w:ascii="A-OTF UD新ゴ Pr6 M" w:eastAsia="A-OTF UD新ゴ Pr6 M" w:hAnsi="A-OTF UD新ゴ Pr6 M"/>
+          <w:sz w:val="28"/>
+          <w:szCs w:val="28"/>
         </w:rPr>
         <w:fldChar w:fldCharType="end"/>
       </w:r>
     </w:p>
     <w:p>
       <w:pPr>
-        <w:framePr w:w="3141" w:h="621" w:hSpace="142" w:wrap="around" w:vAnchor="text" w:hAnchor="page" w:x="4362" w:y="4957"/>
+        <w:framePr w:w="3141" w:h="621" w:hSpace="142" w:wrap="around" w:vAnchor="text" w:hAnchor="page" w:x="4362" w:y="5263"/>
         <w:pBdr>
           <w:top w:val="single" w:sz="6" w:space="1" w:color="auto"/>
           <w:left w:val="single" w:sz="6" w:space="1" w:color="auto"/>
@@ -1024,39 +1194,56 @@
         <w:spacing w:line="60" w:lineRule="exact"/>
         <w:jc w:val="center"/>
         <w:rPr>
-          <w:rFonts w:ascii="Triumvirate" w:eastAsia="A-OTF UD新ゴ Pr6 M" w:hAnsi="Triumvirate"/>
-          <w:sz w:val="32"/>
-          <w:szCs w:val="32"/>
+          <w:rFonts w:ascii="A-OTF UD新ゴ Pr6 M" w:eastAsia="A-OTF UD新ゴ Pr6 M" w:hAnsi="A-OTF UD新ゴ Pr6 M"/>
+          <w:sz w:val="28"/>
+          <w:szCs w:val="28"/>
         </w:rPr>
       </w:pPr>
       <w:r>
         <w:rPr>
-          <w:rFonts w:ascii="Triumvirate" w:eastAsia="A-OTF UD新ゴ Pr6 M" w:hAnsi="Triumvirate"/>
-          <w:sz w:val="32"/>
-          <w:szCs w:val="32"/>
+          <w:rFonts w:ascii="A-OTF UD新ゴ Pr6 M" w:eastAsia="A-OTF UD新ゴ Pr6 M" w:hAnsi="A-OTF UD新ゴ Pr6 M"/>
+          <w:sz w:val="28"/>
+          <w:szCs w:val="28"/>
         </w:rPr>
         <w:fldChar w:fldCharType="begin"/>
       </w:r>
       <w:r>
         <w:rPr>
-          <w:rFonts w:ascii="Triumvirate" w:eastAsia="A-OTF UD新ゴ Pr6 M" w:hAnsi="Triumvirate"/>
-          <w:sz w:val="32"/>
-          <w:szCs w:val="32"/>
+          <w:rFonts w:ascii="A-OTF UD新ゴ Pr6 M" w:eastAsia="A-OTF UD新ゴ Pr6 M" w:hAnsi="A-OTF UD新ゴ Pr6 M"/>
+          <w:sz w:val="28"/>
+          <w:szCs w:val="28"/>
         </w:rPr>
         <w:instrText xml:space="preserve"> NEXT </w:instrText>
       </w:r>
       <w:r>
         <w:rPr>
-          <w:rFonts w:ascii="Triumvirate" w:eastAsia="A-OTF UD新ゴ Pr6 M" w:hAnsi="Triumvirate"/>
-          <w:sz w:val="32"/>
-          <w:szCs w:val="32"/>
+          <w:rFonts w:ascii="A-OTF UD新ゴ Pr6 M" w:eastAsia="A-OTF UD新ゴ Pr6 M" w:hAnsi="A-OTF UD新ゴ Pr6 M"/>
+          <w:sz w:val="28"/>
+          <w:szCs w:val="28"/>
+        </w:rPr>
+        <w:fldChar w:fldCharType="separate"/>
+      </w:r>
+      <w:r>
+        <w:rPr>
+          <w:rFonts w:ascii="A-OTF UD新ゴ Pr6 M" w:eastAsia="A-OTF UD新ゴ Pr6 M" w:hAnsi="A-OTF UD新ゴ Pr6 M"/>
+          <w:noProof/>
+          <w:sz w:val="28"/>
+          <w:szCs w:val="28"/>
+        </w:rPr>
+        <w:t>«Next Record»</w:t>
+      </w:r>
+      <w:r>
+        <w:rPr>
+          <w:rFonts w:ascii="A-OTF UD新ゴ Pr6 M" w:eastAsia="A-OTF UD新ゴ Pr6 M" w:hAnsi="A-OTF UD新ゴ Pr6 M"/>
+          <w:sz w:val="28"/>
+          <w:szCs w:val="28"/>
         </w:rPr>
         <w:fldChar w:fldCharType="end"/>
       </w:r>
     </w:p>
     <w:p>
       <w:pPr>
-        <w:framePr w:w="3141" w:h="621" w:hSpace="142" w:wrap="around" w:vAnchor="text" w:hAnchor="page" w:x="4362" w:y="4957"/>
+        <w:framePr w:w="3141" w:h="621" w:hSpace="142" w:wrap="around" w:vAnchor="text" w:hAnchor="page" w:x="4362" w:y="5263"/>
         <w:pBdr>
           <w:top w:val="single" w:sz="6" w:space="1" w:color="auto"/>
           <w:left w:val="single" w:sz="6" w:space="1" w:color="auto"/>
@@ -1066,56 +1253,56 @@
         <w:spacing w:line="400" w:lineRule="exact"/>
         <w:jc w:val="center"/>
         <w:rPr>
-          <w:rFonts w:ascii="Triumvirate" w:eastAsia="A-OTF UD新ゴ Pr6 M" w:hAnsi="Triumvirate"/>
-          <w:sz w:val="32"/>
-          <w:szCs w:val="32"/>
+          <w:rFonts w:ascii="A-OTF UD新ゴ Pr6 M" w:eastAsia="A-OTF UD新ゴ Pr6 M" w:hAnsi="A-OTF UD新ゴ Pr6 M"/>
+          <w:sz w:val="28"/>
+          <w:szCs w:val="28"/>
         </w:rPr>
       </w:pPr>
       <w:r>
         <w:rPr>
-          <w:rFonts w:ascii="Triumvirate" w:eastAsia="A-OTF UD新ゴ Pr6 M" w:hAnsi="Triumvirate"/>
-          <w:sz w:val="32"/>
-          <w:szCs w:val="32"/>
+          <w:rFonts w:ascii="A-OTF UD新ゴ Pr6 M" w:eastAsia="A-OTF UD新ゴ Pr6 M" w:hAnsi="A-OTF UD新ゴ Pr6 M"/>
+          <w:sz w:val="28"/>
+          <w:szCs w:val="28"/>
         </w:rPr>
         <w:fldChar w:fldCharType="begin"/>
       </w:r>
       <w:r>
         <w:rPr>
-          <w:rFonts w:ascii="Triumvirate" w:eastAsia="A-OTF UD新ゴ Pr6 M" w:hAnsi="Triumvirate"/>
-          <w:sz w:val="32"/>
-          <w:szCs w:val="32"/>
+          <w:rFonts w:ascii="A-OTF UD新ゴ Pr6 M" w:eastAsia="A-OTF UD新ゴ Pr6 M" w:hAnsi="A-OTF UD新ゴ Pr6 M"/>
+          <w:sz w:val="28"/>
+          <w:szCs w:val="28"/>
         </w:rPr>
         <w:instrText xml:space="preserve"> MERGEFIELD M_5631090017 </w:instrText>
       </w:r>
       <w:r>
         <w:rPr>
-          <w:rFonts w:ascii="Triumvirate" w:eastAsia="A-OTF UD新ゴ Pr6 M" w:hAnsi="Triumvirate"/>
-          <w:sz w:val="32"/>
-          <w:szCs w:val="32"/>
+          <w:rFonts w:ascii="A-OTF UD新ゴ Pr6 M" w:eastAsia="A-OTF UD新ゴ Pr6 M" w:hAnsi="A-OTF UD新ゴ Pr6 M"/>
+          <w:sz w:val="28"/>
+          <w:szCs w:val="28"/>
         </w:rPr>
         <w:fldChar w:fldCharType="separate"/>
       </w:r>
       <w:r>
         <w:rPr>
-          <w:rFonts w:ascii="Triumvirate" w:eastAsia="A-OTF UD新ゴ Pr6 M" w:hAnsi="Triumvirate"/>
+          <w:rFonts w:ascii="A-OTF UD新ゴ Pr6 M" w:eastAsia="A-OTF UD新ゴ Pr6 M" w:hAnsi="A-OTF UD新ゴ Pr6 M"/>
           <w:noProof/>
-          <w:sz w:val="32"/>
-          <w:szCs w:val="32"/>
-        </w:rPr>
-        <w:t>8546028407</w:t>
-      </w:r>
-      <w:r>
-        <w:rPr>
-          <w:rFonts w:ascii="Triumvirate" w:eastAsia="A-OTF UD新ゴ Pr6 M" w:hAnsi="Triumvirate"/>
-          <w:sz w:val="32"/>
-          <w:szCs w:val="32"/>
+          <w:sz w:val="28"/>
+          <w:szCs w:val="28"/>
+        </w:rPr>
+        <w:t>«M_5631090017»</w:t>
+      </w:r>
+      <w:r>
+        <w:rPr>
+          <w:rFonts w:ascii="A-OTF UD新ゴ Pr6 M" w:eastAsia="A-OTF UD新ゴ Pr6 M" w:hAnsi="A-OTF UD新ゴ Pr6 M"/>
+          <w:sz w:val="28"/>
+          <w:szCs w:val="28"/>
         </w:rPr>
         <w:fldChar w:fldCharType="end"/>
       </w:r>
     </w:p>
     <w:p>
       <w:pPr>
-        <w:framePr w:w="3141" w:h="621" w:hSpace="142" w:wrap="around" w:vAnchor="text" w:hAnchor="page" w:x="7868" w:y="4966"/>
+        <w:framePr w:w="3141" w:h="621" w:hSpace="142" w:wrap="around" w:vAnchor="text" w:hAnchor="page" w:x="7868" w:y="5263"/>
         <w:pBdr>
           <w:top w:val="single" w:sz="6" w:space="1" w:color="auto"/>
           <w:left w:val="single" w:sz="6" w:space="1" w:color="auto"/>
@@ -1125,39 +1312,56 @@
         <w:spacing w:line="60" w:lineRule="exact"/>
         <w:jc w:val="center"/>
         <w:rPr>
-          <w:rFonts w:ascii="Triumvirate" w:eastAsia="A-OTF UD新ゴ Pr6 M" w:hAnsi="Triumvirate"/>
-          <w:sz w:val="32"/>
-          <w:szCs w:val="32"/>
+          <w:rFonts w:ascii="A-OTF UD新ゴ Pr6 M" w:eastAsia="A-OTF UD新ゴ Pr6 M" w:hAnsi="A-OTF UD新ゴ Pr6 M"/>
+          <w:sz w:val="28"/>
+          <w:szCs w:val="28"/>
         </w:rPr>
       </w:pPr>
       <w:r>
         <w:rPr>
-          <w:rFonts w:ascii="Triumvirate" w:eastAsia="A-OTF UD新ゴ Pr6 M" w:hAnsi="Triumvirate"/>
-          <w:sz w:val="32"/>
-          <w:szCs w:val="32"/>
+          <w:rFonts w:ascii="A-OTF UD新ゴ Pr6 M" w:eastAsia="A-OTF UD新ゴ Pr6 M" w:hAnsi="A-OTF UD新ゴ Pr6 M"/>
+          <w:sz w:val="28"/>
+          <w:szCs w:val="28"/>
         </w:rPr>
         <w:fldChar w:fldCharType="begin"/>
       </w:r>
       <w:r>
         <w:rPr>
-          <w:rFonts w:ascii="Triumvirate" w:eastAsia="A-OTF UD新ゴ Pr6 M" w:hAnsi="Triumvirate"/>
-          <w:sz w:val="32"/>
-          <w:szCs w:val="32"/>
+          <w:rFonts w:ascii="A-OTF UD新ゴ Pr6 M" w:eastAsia="A-OTF UD新ゴ Pr6 M" w:hAnsi="A-OTF UD新ゴ Pr6 M"/>
+          <w:sz w:val="28"/>
+          <w:szCs w:val="28"/>
         </w:rPr>
         <w:instrText xml:space="preserve"> NEXT </w:instrText>
       </w:r>
       <w:r>
         <w:rPr>
-          <w:rFonts w:ascii="Triumvirate" w:eastAsia="A-OTF UD新ゴ Pr6 M" w:hAnsi="Triumvirate"/>
-          <w:sz w:val="32"/>
-          <w:szCs w:val="32"/>
+          <w:rFonts w:ascii="A-OTF UD新ゴ Pr6 M" w:eastAsia="A-OTF UD新ゴ Pr6 M" w:hAnsi="A-OTF UD新ゴ Pr6 M"/>
+          <w:sz w:val="28"/>
+          <w:szCs w:val="28"/>
+        </w:rPr>
+        <w:fldChar w:fldCharType="separate"/>
+      </w:r>
+      <w:r>
+        <w:rPr>
+          <w:rFonts w:ascii="A-OTF UD新ゴ Pr6 M" w:eastAsia="A-OTF UD新ゴ Pr6 M" w:hAnsi="A-OTF UD新ゴ Pr6 M"/>
+          <w:noProof/>
+          <w:sz w:val="28"/>
+          <w:szCs w:val="28"/>
+        </w:rPr>
+        <w:t>«Next Record»</w:t>
+      </w:r>
+      <w:r>
+        <w:rPr>
+          <w:rFonts w:ascii="A-OTF UD新ゴ Pr6 M" w:eastAsia="A-OTF UD新ゴ Pr6 M" w:hAnsi="A-OTF UD新ゴ Pr6 M"/>
+          <w:sz w:val="28"/>
+          <w:szCs w:val="28"/>
         </w:rPr>
         <w:fldChar w:fldCharType="end"/>
       </w:r>
     </w:p>
     <w:p>
       <w:pPr>
-        <w:framePr w:w="3141" w:h="621" w:hSpace="142" w:wrap="around" w:vAnchor="text" w:hAnchor="page" w:x="7868" w:y="4966"/>
+        <w:framePr w:w="3141" w:h="621" w:hSpace="142" w:wrap="around" w:vAnchor="text" w:hAnchor="page" w:x="7868" w:y="5263"/>
         <w:pBdr>
           <w:top w:val="single" w:sz="6" w:space="1" w:color="auto"/>
           <w:left w:val="single" w:sz="6" w:space="1" w:color="auto"/>
@@ -1167,56 +1371,56 @@
         <w:spacing w:line="400" w:lineRule="exact"/>
         <w:jc w:val="center"/>
         <w:rPr>
-          <w:rFonts w:ascii="Triumvirate" w:eastAsia="A-OTF UD新ゴ Pr6 M" w:hAnsi="Triumvirate"/>
-          <w:sz w:val="32"/>
-          <w:szCs w:val="32"/>
+          <w:rFonts w:ascii="A-OTF UD新ゴ Pr6 M" w:eastAsia="A-OTF UD新ゴ Pr6 M" w:hAnsi="A-OTF UD新ゴ Pr6 M"/>
+          <w:sz w:val="28"/>
+          <w:szCs w:val="28"/>
         </w:rPr>
       </w:pPr>
       <w:r>
         <w:rPr>
-          <w:rFonts w:ascii="Triumvirate" w:eastAsia="A-OTF UD新ゴ Pr6 M" w:hAnsi="Triumvirate"/>
-          <w:sz w:val="32"/>
-          <w:szCs w:val="32"/>
+          <w:rFonts w:ascii="A-OTF UD新ゴ Pr6 M" w:eastAsia="A-OTF UD新ゴ Pr6 M" w:hAnsi="A-OTF UD新ゴ Pr6 M"/>
+          <w:sz w:val="28"/>
+          <w:szCs w:val="28"/>
         </w:rPr>
         <w:fldChar w:fldCharType="begin"/>
       </w:r>
       <w:r>
         <w:rPr>
-          <w:rFonts w:ascii="Triumvirate" w:eastAsia="A-OTF UD新ゴ Pr6 M" w:hAnsi="Triumvirate"/>
-          <w:sz w:val="32"/>
-          <w:szCs w:val="32"/>
+          <w:rFonts w:ascii="A-OTF UD新ゴ Pr6 M" w:eastAsia="A-OTF UD新ゴ Pr6 M" w:hAnsi="A-OTF UD新ゴ Pr6 M"/>
+          <w:sz w:val="28"/>
+          <w:szCs w:val="28"/>
         </w:rPr>
         <w:instrText xml:space="preserve"> MERGEFIELD M_5631090017 </w:instrText>
       </w:r>
       <w:r>
         <w:rPr>
-          <w:rFonts w:ascii="Triumvirate" w:eastAsia="A-OTF UD新ゴ Pr6 M" w:hAnsi="Triumvirate"/>
-          <w:sz w:val="32"/>
-          <w:szCs w:val="32"/>
+          <w:rFonts w:ascii="A-OTF UD新ゴ Pr6 M" w:eastAsia="A-OTF UD新ゴ Pr6 M" w:hAnsi="A-OTF UD新ゴ Pr6 M"/>
+          <w:sz w:val="28"/>
+          <w:szCs w:val="28"/>
         </w:rPr>
         <w:fldChar w:fldCharType="separate"/>
       </w:r>
       <w:r>
         <w:rPr>
-          <w:rFonts w:ascii="Triumvirate" w:eastAsia="A-OTF UD新ゴ Pr6 M" w:hAnsi="Triumvirate"/>
+          <w:rFonts w:ascii="A-OTF UD新ゴ Pr6 M" w:eastAsia="A-OTF UD新ゴ Pr6 M" w:hAnsi="A-OTF UD新ゴ Pr6 M"/>
           <w:noProof/>
-          <w:sz w:val="32"/>
-          <w:szCs w:val="32"/>
-        </w:rPr>
-        <w:t>6652024223</w:t>
-      </w:r>
-      <w:r>
-        <w:rPr>
-          <w:rFonts w:ascii="Triumvirate" w:eastAsia="A-OTF UD新ゴ Pr6 M" w:hAnsi="Triumvirate"/>
-          <w:sz w:val="32"/>
-          <w:szCs w:val="32"/>
+          <w:sz w:val="28"/>
+          <w:szCs w:val="28"/>
+        </w:rPr>
+        <w:t>«M_5631090017»</w:t>
+      </w:r>
+      <w:r>
+        <w:rPr>
+          <w:rFonts w:ascii="A-OTF UD新ゴ Pr6 M" w:eastAsia="A-OTF UD新ゴ Pr6 M" w:hAnsi="A-OTF UD新ゴ Pr6 M"/>
+          <w:sz w:val="28"/>
+          <w:szCs w:val="28"/>
         </w:rPr>
         <w:fldChar w:fldCharType="end"/>
       </w:r>
     </w:p>
     <w:p>
       <w:pPr>
-        <w:framePr w:w="3141" w:h="621" w:hSpace="142" w:wrap="around" w:vAnchor="text" w:hAnchor="page" w:x="4409" w:y="1871"/>
+        <w:framePr w:w="3141" w:h="621" w:hSpace="142" w:wrap="around" w:vAnchor="text" w:hAnchor="page" w:x="4409" w:y="2176"/>
         <w:pBdr>
           <w:top w:val="single" w:sz="6" w:space="1" w:color="auto"/>
           <w:left w:val="single" w:sz="6" w:space="1" w:color="auto"/>
@@ -1226,15 +1430,15 @@
         <w:spacing w:line="60" w:lineRule="exact"/>
         <w:jc w:val="center"/>
         <w:rPr>
-          <w:rFonts w:ascii="Triumvirate" w:eastAsia="A-OTF UD新ゴ Pr6 M" w:hAnsi="Triumvirate"/>
-          <w:sz w:val="32"/>
-          <w:szCs w:val="32"/>
+          <w:rFonts w:ascii="A-OTF UD新ゴ Pr6 M" w:eastAsia="A-OTF UD新ゴ Pr6 M" w:hAnsi="A-OTF UD新ゴ Pr6 M"/>
+          <w:sz w:val="28"/>
+          <w:szCs w:val="28"/>
         </w:rPr>
       </w:pPr>
     </w:p>
     <w:p>
       <w:pPr>
-        <w:framePr w:w="3141" w:h="621" w:hSpace="142" w:wrap="around" w:vAnchor="text" w:hAnchor="page" w:x="4409" w:y="1871"/>
+        <w:framePr w:w="3141" w:h="621" w:hSpace="142" w:wrap="around" w:vAnchor="text" w:hAnchor="page" w:x="4409" w:y="2176"/>
         <w:pBdr>
           <w:top w:val="single" w:sz="6" w:space="1" w:color="auto"/>
           <w:left w:val="single" w:sz="6" w:space="1" w:color="auto"/>
@@ -1244,80 +1448,97 @@
         <w:spacing w:line="400" w:lineRule="exact"/>
         <w:jc w:val="center"/>
         <w:rPr>
-          <w:rFonts w:ascii="Triumvirate" w:eastAsia="A-OTF UD新ゴ Pr6 M" w:hAnsi="Triumvirate"/>
-          <w:sz w:val="32"/>
-          <w:szCs w:val="32"/>
+          <w:rFonts w:ascii="A-OTF UD新ゴ Pr6 M" w:eastAsia="A-OTF UD新ゴ Pr6 M" w:hAnsi="A-OTF UD新ゴ Pr6 M"/>
+          <w:sz w:val="28"/>
+          <w:szCs w:val="28"/>
         </w:rPr>
       </w:pPr>
       <w:r>
         <w:rPr>
-          <w:rFonts w:ascii="Triumvirate" w:eastAsia="A-OTF UD新ゴ Pr6 M" w:hAnsi="Triumvirate"/>
-          <w:sz w:val="32"/>
-          <w:szCs w:val="32"/>
+          <w:rFonts w:ascii="A-OTF UD新ゴ Pr6 M" w:eastAsia="A-OTF UD新ゴ Pr6 M" w:hAnsi="A-OTF UD新ゴ Pr6 M"/>
+          <w:sz w:val="28"/>
+          <w:szCs w:val="28"/>
         </w:rPr>
         <w:fldChar w:fldCharType="begin"/>
       </w:r>
       <w:r>
         <w:rPr>
-          <w:rFonts w:ascii="Triumvirate" w:eastAsia="A-OTF UD新ゴ Pr6 M" w:hAnsi="Triumvirate"/>
-          <w:sz w:val="32"/>
-          <w:szCs w:val="32"/>
+          <w:rFonts w:ascii="A-OTF UD新ゴ Pr6 M" w:eastAsia="A-OTF UD新ゴ Pr6 M" w:hAnsi="A-OTF UD新ゴ Pr6 M"/>
+          <w:sz w:val="28"/>
+          <w:szCs w:val="28"/>
         </w:rPr>
         <w:instrText xml:space="preserve"> NEXT </w:instrText>
       </w:r>
       <w:r>
         <w:rPr>
-          <w:rFonts w:ascii="Triumvirate" w:eastAsia="A-OTF UD新ゴ Pr6 M" w:hAnsi="Triumvirate"/>
-          <w:sz w:val="32"/>
-          <w:szCs w:val="32"/>
+          <w:rFonts w:ascii="A-OTF UD新ゴ Pr6 M" w:eastAsia="A-OTF UD新ゴ Pr6 M" w:hAnsi="A-OTF UD新ゴ Pr6 M"/>
+          <w:sz w:val="28"/>
+          <w:szCs w:val="28"/>
+        </w:rPr>
+        <w:fldChar w:fldCharType="separate"/>
+      </w:r>
+      <w:r>
+        <w:rPr>
+          <w:rFonts w:ascii="A-OTF UD新ゴ Pr6 M" w:eastAsia="A-OTF UD新ゴ Pr6 M" w:hAnsi="A-OTF UD新ゴ Pr6 M"/>
+          <w:noProof/>
+          <w:sz w:val="28"/>
+          <w:szCs w:val="28"/>
+        </w:rPr>
+        <w:t>«Next Record»</w:t>
+      </w:r>
+      <w:r>
+        <w:rPr>
+          <w:rFonts w:ascii="A-OTF UD新ゴ Pr6 M" w:eastAsia="A-OTF UD新ゴ Pr6 M" w:hAnsi="A-OTF UD新ゴ Pr6 M"/>
+          <w:sz w:val="28"/>
+          <w:szCs w:val="28"/>
         </w:rPr>
         <w:fldChar w:fldCharType="end"/>
       </w:r>
       <w:r>
         <w:rPr>
-          <w:rFonts w:ascii="Triumvirate" w:eastAsia="A-OTF UD新ゴ Pr6 M" w:hAnsi="Triumvirate"/>
-          <w:sz w:val="32"/>
-          <w:szCs w:val="32"/>
+          <w:rFonts w:ascii="A-OTF UD新ゴ Pr6 M" w:eastAsia="A-OTF UD新ゴ Pr6 M" w:hAnsi="A-OTF UD新ゴ Pr6 M"/>
+          <w:sz w:val="28"/>
+          <w:szCs w:val="28"/>
         </w:rPr>
         <w:fldChar w:fldCharType="begin"/>
       </w:r>
       <w:r>
         <w:rPr>
-          <w:rFonts w:ascii="Triumvirate" w:eastAsia="A-OTF UD新ゴ Pr6 M" w:hAnsi="Triumvirate"/>
-          <w:sz w:val="32"/>
-          <w:szCs w:val="32"/>
+          <w:rFonts w:ascii="A-OTF UD新ゴ Pr6 M" w:eastAsia="A-OTF UD新ゴ Pr6 M" w:hAnsi="A-OTF UD新ゴ Pr6 M"/>
+          <w:sz w:val="28"/>
+          <w:szCs w:val="28"/>
         </w:rPr>
         <w:instrText xml:space="preserve"> MERGEFIELD M_5631090017 </w:instrText>
       </w:r>
       <w:r>
         <w:rPr>
-          <w:rFonts w:ascii="Triumvirate" w:eastAsia="A-OTF UD新ゴ Pr6 M" w:hAnsi="Triumvirate"/>
-          <w:sz w:val="32"/>
-          <w:szCs w:val="32"/>
+          <w:rFonts w:ascii="A-OTF UD新ゴ Pr6 M" w:eastAsia="A-OTF UD新ゴ Pr6 M" w:hAnsi="A-OTF UD新ゴ Pr6 M"/>
+          <w:sz w:val="28"/>
+          <w:szCs w:val="28"/>
         </w:rPr>
         <w:fldChar w:fldCharType="separate"/>
       </w:r>
       <w:r>
         <w:rPr>
-          <w:rFonts w:ascii="Triumvirate" w:eastAsia="A-OTF UD新ゴ Pr6 M" w:hAnsi="Triumvirate"/>
+          <w:rFonts w:ascii="A-OTF UD新ゴ Pr6 M" w:eastAsia="A-OTF UD新ゴ Pr6 M" w:hAnsi="A-OTF UD新ゴ Pr6 M"/>
           <w:noProof/>
-          <w:sz w:val="32"/>
-          <w:szCs w:val="32"/>
-        </w:rPr>
-        <w:t>4828757123</w:t>
-      </w:r>
-      <w:r>
-        <w:rPr>
-          <w:rFonts w:ascii="Triumvirate" w:eastAsia="A-OTF UD新ゴ Pr6 M" w:hAnsi="Triumvirate"/>
-          <w:sz w:val="32"/>
-          <w:szCs w:val="32"/>
+          <w:sz w:val="28"/>
+          <w:szCs w:val="28"/>
+        </w:rPr>
+        <w:t>«M_5631090017»</w:t>
+      </w:r>
+      <w:r>
+        <w:rPr>
+          <w:rFonts w:ascii="A-OTF UD新ゴ Pr6 M" w:eastAsia="A-OTF UD新ゴ Pr6 M" w:hAnsi="A-OTF UD新ゴ Pr6 M"/>
+          <w:sz w:val="28"/>
+          <w:szCs w:val="28"/>
         </w:rPr>
         <w:fldChar w:fldCharType="end"/>
       </w:r>
     </w:p>
     <w:p>
       <w:pPr>
-        <w:framePr w:w="3141" w:h="621" w:hSpace="142" w:wrap="around" w:vAnchor="text" w:hAnchor="page" w:x="879" w:y="1871"/>
+        <w:framePr w:w="3141" w:h="621" w:hSpace="142" w:wrap="around" w:vAnchor="text" w:hAnchor="page" w:x="879" w:y="2179"/>
         <w:pBdr>
           <w:top w:val="single" w:sz="6" w:space="1" w:color="auto"/>
           <w:left w:val="single" w:sz="6" w:space="1" w:color="auto"/>
@@ -1327,15 +1548,15 @@
         <w:spacing w:line="60" w:lineRule="exact"/>
         <w:jc w:val="center"/>
         <w:rPr>
-          <w:rFonts w:ascii="Triumvirate" w:eastAsia="A-OTF UD新ゴ Pr6 M" w:hAnsi="Triumvirate"/>
-          <w:sz w:val="32"/>
-          <w:szCs w:val="32"/>
+          <w:rFonts w:ascii="A-OTF UD新ゴ Pr6 M" w:eastAsia="A-OTF UD新ゴ Pr6 M" w:hAnsi="A-OTF UD新ゴ Pr6 M"/>
+          <w:sz w:val="28"/>
+          <w:szCs w:val="28"/>
         </w:rPr>
       </w:pPr>
     </w:p>
     <w:p>
       <w:pPr>
-        <w:framePr w:w="3141" w:h="621" w:hSpace="142" w:wrap="around" w:vAnchor="text" w:hAnchor="page" w:x="879" w:y="1871"/>
+        <w:framePr w:w="3141" w:h="621" w:hSpace="142" w:wrap="around" w:vAnchor="text" w:hAnchor="page" w:x="879" w:y="2179"/>
         <w:pBdr>
           <w:top w:val="single" w:sz="6" w:space="1" w:color="auto"/>
           <w:left w:val="single" w:sz="6" w:space="1" w:color="auto"/>
@@ -1345,80 +1566,97 @@
         <w:spacing w:line="400" w:lineRule="exact"/>
         <w:jc w:val="center"/>
         <w:rPr>
-          <w:rFonts w:ascii="Triumvirate" w:eastAsia="A-OTF UD新ゴ Pr6 M" w:hAnsi="Triumvirate"/>
-          <w:sz w:val="32"/>
-          <w:szCs w:val="32"/>
+          <w:rFonts w:ascii="A-OTF UD新ゴ Pr6 M" w:eastAsia="A-OTF UD新ゴ Pr6 M" w:hAnsi="A-OTF UD新ゴ Pr6 M"/>
+          <w:sz w:val="28"/>
+          <w:szCs w:val="28"/>
         </w:rPr>
       </w:pPr>
       <w:r>
         <w:rPr>
-          <w:rFonts w:ascii="Triumvirate" w:eastAsia="A-OTF UD新ゴ Pr6 M" w:hAnsi="Triumvirate"/>
-          <w:sz w:val="32"/>
-          <w:szCs w:val="32"/>
+          <w:rFonts w:ascii="A-OTF UD新ゴ Pr6 M" w:eastAsia="A-OTF UD新ゴ Pr6 M" w:hAnsi="A-OTF UD新ゴ Pr6 M"/>
+          <w:sz w:val="28"/>
+          <w:szCs w:val="28"/>
         </w:rPr>
         <w:fldChar w:fldCharType="begin"/>
       </w:r>
       <w:r>
         <w:rPr>
-          <w:rFonts w:ascii="Triumvirate" w:eastAsia="A-OTF UD新ゴ Pr6 M" w:hAnsi="Triumvirate"/>
-          <w:sz w:val="32"/>
-          <w:szCs w:val="32"/>
+          <w:rFonts w:ascii="A-OTF UD新ゴ Pr6 M" w:eastAsia="A-OTF UD新ゴ Pr6 M" w:hAnsi="A-OTF UD新ゴ Pr6 M"/>
+          <w:sz w:val="28"/>
+          <w:szCs w:val="28"/>
         </w:rPr>
         <w:instrText xml:space="preserve"> NEXT </w:instrText>
       </w:r>
       <w:r>
         <w:rPr>
-          <w:rFonts w:ascii="Triumvirate" w:eastAsia="A-OTF UD新ゴ Pr6 M" w:hAnsi="Triumvirate"/>
-          <w:sz w:val="32"/>
-          <w:szCs w:val="32"/>
+          <w:rFonts w:ascii="A-OTF UD新ゴ Pr6 M" w:eastAsia="A-OTF UD新ゴ Pr6 M" w:hAnsi="A-OTF UD新ゴ Pr6 M"/>
+          <w:sz w:val="28"/>
+          <w:szCs w:val="28"/>
+        </w:rPr>
+        <w:fldChar w:fldCharType="separate"/>
+      </w:r>
+      <w:r>
+        <w:rPr>
+          <w:rFonts w:ascii="A-OTF UD新ゴ Pr6 M" w:eastAsia="A-OTF UD新ゴ Pr6 M" w:hAnsi="A-OTF UD新ゴ Pr6 M"/>
+          <w:noProof/>
+          <w:sz w:val="28"/>
+          <w:szCs w:val="28"/>
+        </w:rPr>
+        <w:t>«Next Record»</w:t>
+      </w:r>
+      <w:r>
+        <w:rPr>
+          <w:rFonts w:ascii="A-OTF UD新ゴ Pr6 M" w:eastAsia="A-OTF UD新ゴ Pr6 M" w:hAnsi="A-OTF UD新ゴ Pr6 M"/>
+          <w:sz w:val="28"/>
+          <w:szCs w:val="28"/>
         </w:rPr>
         <w:fldChar w:fldCharType="end"/>
       </w:r>
       <w:r>
         <w:rPr>
-          <w:rFonts w:ascii="Triumvirate" w:eastAsia="A-OTF UD新ゴ Pr6 M" w:hAnsi="Triumvirate"/>
-          <w:sz w:val="32"/>
-          <w:szCs w:val="32"/>
+          <w:rFonts w:ascii="A-OTF UD新ゴ Pr6 M" w:eastAsia="A-OTF UD新ゴ Pr6 M" w:hAnsi="A-OTF UD新ゴ Pr6 M"/>
+          <w:sz w:val="28"/>
+          <w:szCs w:val="28"/>
         </w:rPr>
         <w:fldChar w:fldCharType="begin"/>
       </w:r>
       <w:r>
         <w:rPr>
-          <w:rFonts w:ascii="Triumvirate" w:eastAsia="A-OTF UD新ゴ Pr6 M" w:hAnsi="Triumvirate"/>
-          <w:sz w:val="32"/>
-          <w:szCs w:val="32"/>
+          <w:rFonts w:ascii="A-OTF UD新ゴ Pr6 M" w:eastAsia="A-OTF UD新ゴ Pr6 M" w:hAnsi="A-OTF UD新ゴ Pr6 M"/>
+          <w:sz w:val="28"/>
+          <w:szCs w:val="28"/>
         </w:rPr>
         <w:instrText xml:space="preserve"> MERGEFIELD M_5631090017 </w:instrText>
       </w:r>
       <w:r>
         <w:rPr>
-          <w:rFonts w:ascii="Triumvirate" w:eastAsia="A-OTF UD新ゴ Pr6 M" w:hAnsi="Triumvirate"/>
-          <w:sz w:val="32"/>
-          <w:szCs w:val="32"/>
+          <w:rFonts w:ascii="A-OTF UD新ゴ Pr6 M" w:eastAsia="A-OTF UD新ゴ Pr6 M" w:hAnsi="A-OTF UD新ゴ Pr6 M"/>
+          <w:sz w:val="28"/>
+          <w:szCs w:val="28"/>
         </w:rPr>
         <w:fldChar w:fldCharType="separate"/>
       </w:r>
       <w:r>
         <w:rPr>
-          <w:rFonts w:ascii="Triumvirate" w:eastAsia="A-OTF UD新ゴ Pr6 M" w:hAnsi="Triumvirate"/>
+          <w:rFonts w:ascii="A-OTF UD新ゴ Pr6 M" w:eastAsia="A-OTF UD新ゴ Pr6 M" w:hAnsi="A-OTF UD新ゴ Pr6 M"/>
           <w:noProof/>
-          <w:sz w:val="32"/>
-          <w:szCs w:val="32"/>
-        </w:rPr>
-        <w:t>5799441750</w:t>
-      </w:r>
-      <w:r>
-        <w:rPr>
-          <w:rFonts w:ascii="Triumvirate" w:eastAsia="A-OTF UD新ゴ Pr6 M" w:hAnsi="Triumvirate"/>
-          <w:sz w:val="32"/>
-          <w:szCs w:val="32"/>
+          <w:sz w:val="28"/>
+          <w:szCs w:val="28"/>
+        </w:rPr>
+        <w:t>«M_5631090017»</w:t>
+      </w:r>
+      <w:r>
+        <w:rPr>
+          <w:rFonts w:ascii="A-OTF UD新ゴ Pr6 M" w:eastAsia="A-OTF UD新ゴ Pr6 M" w:hAnsi="A-OTF UD新ゴ Pr6 M"/>
+          <w:sz w:val="28"/>
+          <w:szCs w:val="28"/>
         </w:rPr>
         <w:fldChar w:fldCharType="end"/>
       </w:r>
     </w:p>
     <w:p>
       <w:pPr>
-        <w:framePr w:w="3141" w:h="621" w:hSpace="142" w:wrap="around" w:vAnchor="text" w:hAnchor="page" w:x="7867" w:y="1880"/>
+        <w:framePr w:w="3141" w:h="621" w:hSpace="142" w:wrap="around" w:vAnchor="text" w:hAnchor="page" w:x="7867" w:y="2177"/>
         <w:pBdr>
           <w:top w:val="single" w:sz="6" w:space="1" w:color="auto"/>
           <w:left w:val="single" w:sz="6" w:space="1" w:color="auto"/>
@@ -1428,15 +1666,15 @@
         <w:spacing w:line="60" w:lineRule="exact"/>
         <w:jc w:val="center"/>
         <w:rPr>
-          <w:rFonts w:ascii="Triumvirate" w:eastAsia="A-OTF UD新ゴ Pr6 M" w:hAnsi="Triumvirate"/>
-          <w:sz w:val="32"/>
-          <w:szCs w:val="32"/>
+          <w:rFonts w:ascii="A-OTF UD新ゴ Pr6 M" w:eastAsia="A-OTF UD新ゴ Pr6 M" w:hAnsi="A-OTF UD新ゴ Pr6 M"/>
+          <w:sz w:val="28"/>
+          <w:szCs w:val="28"/>
         </w:rPr>
       </w:pPr>
     </w:p>
     <w:p>
       <w:pPr>
-        <w:framePr w:w="3141" w:h="621" w:hSpace="142" w:wrap="around" w:vAnchor="text" w:hAnchor="page" w:x="7867" w:y="1880"/>
+        <w:framePr w:w="3141" w:h="621" w:hSpace="142" w:wrap="around" w:vAnchor="text" w:hAnchor="page" w:x="7867" w:y="2177"/>
         <w:pBdr>
           <w:top w:val="single" w:sz="6" w:space="1" w:color="auto"/>
           <w:left w:val="single" w:sz="6" w:space="1" w:color="auto"/>
@@ -1446,107 +1684,114 @@
         <w:spacing w:line="400" w:lineRule="exact"/>
         <w:jc w:val="center"/>
         <w:rPr>
-          <w:rFonts w:ascii="Triumvirate" w:eastAsia="A-OTF UD新ゴ Pr6 M" w:hAnsi="Triumvirate"/>
-          <w:sz w:val="32"/>
-          <w:szCs w:val="32"/>
+          <w:rFonts w:ascii="A-OTF UD新ゴ Pr6 M" w:eastAsia="A-OTF UD新ゴ Pr6 M" w:hAnsi="A-OTF UD新ゴ Pr6 M"/>
+          <w:sz w:val="28"/>
+          <w:szCs w:val="28"/>
         </w:rPr>
       </w:pPr>
       <w:r>
         <w:rPr>
-          <w:rFonts w:ascii="Triumvirate" w:eastAsia="A-OTF UD新ゴ Pr6 M" w:hAnsi="Triumvirate"/>
-          <w:sz w:val="32"/>
-          <w:szCs w:val="32"/>
+          <w:rFonts w:ascii="A-OTF UD新ゴ Pr6 M" w:eastAsia="A-OTF UD新ゴ Pr6 M" w:hAnsi="A-OTF UD新ゴ Pr6 M"/>
+          <w:sz w:val="28"/>
+          <w:szCs w:val="28"/>
         </w:rPr>
         <w:fldChar w:fldCharType="begin"/>
       </w:r>
       <w:r>
         <w:rPr>
-          <w:rFonts w:ascii="Triumvirate" w:eastAsia="A-OTF UD新ゴ Pr6 M" w:hAnsi="Triumvirate"/>
-          <w:sz w:val="32"/>
-          <w:szCs w:val="32"/>
+          <w:rFonts w:ascii="A-OTF UD新ゴ Pr6 M" w:eastAsia="A-OTF UD新ゴ Pr6 M" w:hAnsi="A-OTF UD新ゴ Pr6 M"/>
+          <w:sz w:val="28"/>
+          <w:szCs w:val="28"/>
         </w:rPr>
         <w:instrText xml:space="preserve"> NEXT </w:instrText>
       </w:r>
       <w:r>
         <w:rPr>
-          <w:rFonts w:ascii="Triumvirate" w:eastAsia="A-OTF UD新ゴ Pr6 M" w:hAnsi="Triumvirate"/>
-          <w:sz w:val="32"/>
-          <w:szCs w:val="32"/>
+          <w:rFonts w:ascii="A-OTF UD新ゴ Pr6 M" w:eastAsia="A-OTF UD新ゴ Pr6 M" w:hAnsi="A-OTF UD新ゴ Pr6 M"/>
+          <w:sz w:val="28"/>
+          <w:szCs w:val="28"/>
+        </w:rPr>
+        <w:fldChar w:fldCharType="separate"/>
+      </w:r>
+      <w:r>
+        <w:rPr>
+          <w:rFonts w:ascii="A-OTF UD新ゴ Pr6 M" w:eastAsia="A-OTF UD新ゴ Pr6 M" w:hAnsi="A-OTF UD新ゴ Pr6 M"/>
+          <w:noProof/>
+          <w:sz w:val="28"/>
+          <w:szCs w:val="28"/>
+        </w:rPr>
+        <w:t>«Next Record»</w:t>
+      </w:r>
+      <w:r>
+        <w:rPr>
+          <w:rFonts w:ascii="A-OTF UD新ゴ Pr6 M" w:eastAsia="A-OTF UD新ゴ Pr6 M" w:hAnsi="A-OTF UD新ゴ Pr6 M"/>
+          <w:sz w:val="28"/>
+          <w:szCs w:val="28"/>
         </w:rPr>
         <w:fldChar w:fldCharType="end"/>
       </w:r>
       <w:r>
         <w:rPr>
-          <w:rFonts w:ascii="Triumvirate" w:eastAsia="A-OTF UD新ゴ Pr6 M" w:hAnsi="Triumvirate"/>
-          <w:sz w:val="32"/>
-          <w:szCs w:val="32"/>
+          <w:rFonts w:ascii="A-OTF UD新ゴ Pr6 M" w:eastAsia="A-OTF UD新ゴ Pr6 M" w:hAnsi="A-OTF UD新ゴ Pr6 M"/>
+          <w:sz w:val="28"/>
+          <w:szCs w:val="28"/>
         </w:rPr>
         <w:fldChar w:fldCharType="begin"/>
       </w:r>
       <w:r>
         <w:rPr>
-          <w:rFonts w:ascii="Triumvirate" w:eastAsia="A-OTF UD新ゴ Pr6 M" w:hAnsi="Triumvirate"/>
-          <w:sz w:val="32"/>
-          <w:szCs w:val="32"/>
+          <w:rFonts w:ascii="A-OTF UD新ゴ Pr6 M" w:eastAsia="A-OTF UD新ゴ Pr6 M" w:hAnsi="A-OTF UD新ゴ Pr6 M"/>
+          <w:sz w:val="28"/>
+          <w:szCs w:val="28"/>
         </w:rPr>
         <w:instrText xml:space="preserve"> MERGEFIELD M_5631090017 </w:instrText>
       </w:r>
       <w:r>
         <w:rPr>
-          <w:rFonts w:ascii="Triumvirate" w:eastAsia="A-OTF UD新ゴ Pr6 M" w:hAnsi="Triumvirate"/>
-          <w:sz w:val="32"/>
-          <w:szCs w:val="32"/>
+          <w:rFonts w:ascii="A-OTF UD新ゴ Pr6 M" w:eastAsia="A-OTF UD新ゴ Pr6 M" w:hAnsi="A-OTF UD新ゴ Pr6 M"/>
+          <w:sz w:val="28"/>
+          <w:szCs w:val="28"/>
         </w:rPr>
         <w:fldChar w:fldCharType="separate"/>
       </w:r>
       <w:r>
         <w:rPr>
-          <w:rFonts w:ascii="Triumvirate" w:eastAsia="A-OTF UD新ゴ Pr6 M" w:hAnsi="Triumvirate"/>
+          <w:rFonts w:ascii="A-OTF UD新ゴ Pr6 M" w:eastAsia="A-OTF UD新ゴ Pr6 M" w:hAnsi="A-OTF UD新ゴ Pr6 M"/>
           <w:noProof/>
-          <w:sz w:val="32"/>
-          <w:szCs w:val="32"/>
-        </w:rPr>
-        <w:t>6993195703</w:t>
-      </w:r>
-      <w:r>
-        <w:rPr>
-          <w:rFonts w:ascii="Triumvirate" w:eastAsia="A-OTF UD新ゴ Pr6 M" w:hAnsi="Triumvirate"/>
-          <w:sz w:val="32"/>
-          <w:szCs w:val="32"/>
+          <w:sz w:val="28"/>
+          <w:szCs w:val="28"/>
+        </w:rPr>
+        <w:t>«M_5631090017»</w:t>
+      </w:r>
+      <w:r>
+        <w:rPr>
+          <w:rFonts w:ascii="A-OTF UD新ゴ Pr6 M" w:eastAsia="A-OTF UD新ゴ Pr6 M" w:hAnsi="A-OTF UD新ゴ Pr6 M"/>
+          <w:sz w:val="28"/>
+          <w:szCs w:val="28"/>
         </w:rPr>
         <w:fldChar w:fldCharType="end"/>
       </w:r>
     </w:p>
     <w:p>
-      <w:pPr>
-        <w:rPr>
-          <w:rFonts w:ascii="Triumvirate" w:hAnsi="Triumvirate"/>
-          <w:sz w:val="22"/>
-          <w:szCs w:val="22"/>
-        </w:rPr>
-      </w:pPr>
-      <w:r>
-        <w:rPr>
-          <w:rFonts w:ascii="Triumvirate" w:hAnsi="Triumvirate"/>
+      <w:r>
+        <w:rPr>
           <w:noProof/>
-          <w:sz w:val="22"/>
-          <w:szCs w:val="22"/>
         </w:rPr>
         <mc:AlternateContent>
           <mc:Choice Requires="wpg">
             <w:drawing>
-              <wp:anchor distT="0" distB="0" distL="114300" distR="114300" simplePos="0" relativeHeight="251672585" behindDoc="0" locked="0" layoutInCell="1" allowOverlap="1" wp14:anchorId="144919E7" wp14:editId="764CA7C1">
+              <wp:anchor distT="0" distB="0" distL="114300" distR="114300" simplePos="0" relativeHeight="251658261" behindDoc="0" locked="0" layoutInCell="1" allowOverlap="1" wp14:anchorId="7551021C" wp14:editId="6DC49354">
                 <wp:simplePos x="0" y="0"/>
                 <wp:positionH relativeFrom="column">
-                  <wp:posOffset>-50165</wp:posOffset>
+                  <wp:posOffset>-47625</wp:posOffset>
                 </wp:positionH>
                 <wp:positionV relativeFrom="paragraph">
-                  <wp:posOffset>5749290</wp:posOffset>
+                  <wp:posOffset>7690485</wp:posOffset>
                 </wp:positionV>
-                <wp:extent cx="2341245" cy="1356360"/>
-                <wp:effectExtent l="0" t="0" r="0" b="0"/>
+                <wp:extent cx="2341245" cy="1555750"/>
+                <wp:effectExtent l="0" t="0" r="0" b="6350"/>
                 <wp:wrapNone/>
-                <wp:docPr id="1558500509" name="グループ化 9"/>
+                <wp:docPr id="1448541459" name="グループ化 9"/>
                 <wp:cNvGraphicFramePr/>
                 <a:graphic xmlns:a="http://schemas.openxmlformats.org/drawingml/2006/main">
                   <a:graphicData uri="http://schemas.microsoft.com/office/word/2010/wordprocessingGroup">
@@ -1555,13 +1800,13 @@
                       <wpg:grpSpPr>
                         <a:xfrm>
                           <a:off x="0" y="0"/>
-                          <a:ext cx="2341245" cy="1356360"/>
+                          <a:ext cx="2341245" cy="1555750"/>
                           <a:chOff x="0" y="0"/>
-                          <a:chExt cx="2341245" cy="1356574"/>
+                          <a:chExt cx="2341245" cy="1555750"/>
                         </a:xfrm>
                       </wpg:grpSpPr>
                       <wps:wsp>
-                        <wps:cNvPr id="1457819478" name="正方形/長方形 3"/>
+                        <wps:cNvPr id="529836580" name="正方形/長方形 3"/>
                         <wps:cNvSpPr/>
                         <wps:spPr>
                           <a:xfrm>
@@ -1599,7 +1844,7 @@
                         </wps:bodyPr>
                       </wps:wsp>
                       <wps:wsp>
-                        <wps:cNvPr id="1526805238" name="テキスト ボックス 4"/>
+                        <wps:cNvPr id="1943808873" name="テキスト ボックス 4"/>
                         <wps:cNvSpPr txBox="1"/>
                         <wps:spPr>
                           <a:xfrm>
@@ -1646,7 +1891,7 @@
                         </wps:bodyPr>
                       </wps:wsp>
                       <wps:wsp>
-                        <wps:cNvPr id="1755846833" name="テキスト ボックス 4"/>
+                        <wps:cNvPr id="998207467" name="テキスト ボックス 4"/>
                         <wps:cNvSpPr txBox="1"/>
                         <wps:spPr>
                           <a:xfrm>
@@ -1729,11 +1974,11 @@
                         </wps:bodyPr>
                       </wps:wsp>
                       <wps:wsp>
-                        <wps:cNvPr id="213040990" name="テキスト ボックス 4"/>
+                        <wps:cNvPr id="72438707" name="テキスト ボックス 4"/>
                         <wps:cNvSpPr txBox="1"/>
                         <wps:spPr>
                           <a:xfrm>
-                            <a:off x="12700" y="1127974"/>
+                            <a:off x="12700" y="1327150"/>
                             <a:ext cx="2291715" cy="228600"/>
                           </a:xfrm>
                           <a:prstGeom prst="rect">
@@ -1778,21 +2023,18 @@
                     </wpg:wgp>
                   </a:graphicData>
                 </a:graphic>
-                <wp14:sizeRelV relativeFrom="margin">
-                  <wp14:pctHeight>0</wp14:pctHeight>
-                </wp14:sizeRelV>
               </wp:anchor>
             </w:drawing>
           </mc:Choice>
           <mc:Fallback>
             <w:pict>
-              <v:group w14:anchorId="144919E7" id="グループ化 9" o:spid="_x0000_s1026" style="position:absolute;margin-left:-3.95pt;margin-top:452.7pt;width:184.35pt;height:106.8pt;z-index:251672585;mso-height-relative:margin" coordsize="23412,13565" o:gfxdata="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">
-                <v:rect id="正方形/長方形 3" o:spid="_x0000_s1027" style="position:absolute;left:857;top:1492;width:21152;height:2660;visibility:visible;mso-wrap-style:square;v-text-anchor:middle" o:gfxdata="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" fillcolor="black [3213]" strokecolor="#030e13 [484]" strokeweight="1pt"/>
+              <v:group w14:anchorId="7551021C" id="グループ化 9" o:spid="_x0000_s1026" style="position:absolute;margin-left:-3.75pt;margin-top:605.55pt;width:184.35pt;height:122.5pt;z-index:251658261" coordsize="23412,15557" o:gfxdata="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">
+                <v:rect id="正方形/長方形 3" o:spid="_x0000_s1027" style="position:absolute;left:857;top:1492;width:21152;height:2660;visibility:visible;mso-wrap-style:square;v-text-anchor:middle" o:gfxdata="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" fillcolor="black [3213]" strokecolor="#030e13 [484]" strokeweight="1pt"/>
                 <v:shapetype id="_x0000_t202" coordsize="21600,21600" o:spt="202" path="m,l,21600r21600,l21600,xe">
                   <v:stroke joinstyle="miter"/>
                   <v:path gradientshapeok="t" o:connecttype="rect"/>
                 </v:shapetype>
-                <v:shape id="テキスト ボックス 4" o:spid="_x0000_s1028" type="#_x0000_t202" style="position:absolute;left:857;width:21183;height:4908;visibility:visible;mso-wrap-style:square;v-text-anchor:top" o:gfxdata="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" filled="f" stroked="f" strokeweight=".5pt">
+                <v:shape id="テキスト ボックス 4" o:spid="_x0000_s1028" type="#_x0000_t202" style="position:absolute;left:857;width:21183;height:4908;visibility:visible;mso-wrap-style:square;v-text-anchor:top" o:gfxdata="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" filled="f" stroked="f" strokeweight=".5pt">
                   <v:textbox>
                     <w:txbxContent>
                       <w:p>
@@ -1818,7 +2060,7 @@
                     </w:txbxContent>
                   </v:textbox>
                 </v:shape>
-                <v:shape id="テキスト ボックス 4" o:spid="_x0000_s1029" type="#_x0000_t202" style="position:absolute;top:3714;width:23412;height:7195;visibility:visible;mso-wrap-style:square;v-text-anchor:top" o:gfxdata="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" filled="f" stroked="f" strokeweight=".5pt">
+                <v:shape id="テキスト ボックス 4" o:spid="_x0000_s1029" type="#_x0000_t202" style="position:absolute;top:3714;width:23412;height:7195;visibility:visible;mso-wrap-style:square;v-text-anchor:top" o:gfxdata="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" filled="f" stroked="f" strokeweight=".5pt">
                   <v:textbox>
                     <w:txbxContent>
                       <w:p>
@@ -1880,7 +2122,7 @@
                     </w:txbxContent>
                   </v:textbox>
                 </v:shape>
-                <v:shape id="テキスト ボックス 4" o:spid="_x0000_s1030" type="#_x0000_t202" style="position:absolute;left:127;top:11279;width:22917;height:2286;visibility:visible;mso-wrap-style:square;v-text-anchor:top" o:gfxdata="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" filled="f" stroked="f" strokeweight=".5pt">
+                <v:shape id="テキスト ボックス 4" o:spid="_x0000_s1030" type="#_x0000_t202" style="position:absolute;left:127;top:13271;width:22917;height:2286;visibility:visible;mso-wrap-style:square;v-text-anchor:top" o:gfxdata="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" filled="f" stroked="f" strokeweight=".5pt">
                   <v:textbox>
                     <w:txbxContent>
                       <w:p>
@@ -1913,26 +2155,23 @@
       </w:r>
       <w:r>
         <w:rPr>
-          <w:rFonts w:ascii="Triumvirate" w:hAnsi="Triumvirate"/>
           <w:noProof/>
-          <w:sz w:val="22"/>
-          <w:szCs w:val="22"/>
         </w:rPr>
         <mc:AlternateContent>
           <mc:Choice Requires="wpg">
             <w:drawing>
-              <wp:anchor distT="0" distB="0" distL="114300" distR="114300" simplePos="0" relativeHeight="251673609" behindDoc="0" locked="0" layoutInCell="1" allowOverlap="1" wp14:anchorId="0F2BAB59" wp14:editId="54A5C392">
+              <wp:anchor distT="0" distB="0" distL="114300" distR="114300" simplePos="0" relativeHeight="251658262" behindDoc="0" locked="0" layoutInCell="1" allowOverlap="1" wp14:anchorId="67C985F6" wp14:editId="29C7B702">
                 <wp:simplePos x="0" y="0"/>
-                <wp:positionH relativeFrom="column">
-                  <wp:posOffset>2158365</wp:posOffset>
+                <wp:positionH relativeFrom="margin">
+                  <wp:posOffset>2183765</wp:posOffset>
                 </wp:positionH>
                 <wp:positionV relativeFrom="paragraph">
-                  <wp:posOffset>5749290</wp:posOffset>
+                  <wp:posOffset>7690485</wp:posOffset>
                 </wp:positionV>
-                <wp:extent cx="2341245" cy="1356360"/>
-                <wp:effectExtent l="0" t="0" r="0" b="0"/>
+                <wp:extent cx="2341245" cy="1555750"/>
+                <wp:effectExtent l="0" t="0" r="0" b="6350"/>
                 <wp:wrapNone/>
-                <wp:docPr id="1956524580" name="グループ化 9"/>
+                <wp:docPr id="775686056" name="グループ化 9"/>
                 <wp:cNvGraphicFramePr/>
                 <a:graphic xmlns:a="http://schemas.openxmlformats.org/drawingml/2006/main">
                   <a:graphicData uri="http://schemas.microsoft.com/office/word/2010/wordprocessingGroup">
@@ -1941,13 +2180,13 @@
                       <wpg:grpSpPr>
                         <a:xfrm>
                           <a:off x="0" y="0"/>
-                          <a:ext cx="2341245" cy="1356360"/>
+                          <a:ext cx="2341245" cy="1555750"/>
                           <a:chOff x="0" y="0"/>
-                          <a:chExt cx="2341245" cy="1356574"/>
+                          <a:chExt cx="2341245" cy="1555750"/>
                         </a:xfrm>
                       </wpg:grpSpPr>
                       <wps:wsp>
-                        <wps:cNvPr id="1660990532" name="正方形/長方形 3"/>
+                        <wps:cNvPr id="2075567683" name="正方形/長方形 3"/>
                         <wps:cNvSpPr/>
                         <wps:spPr>
                           <a:xfrm>
@@ -1985,7 +2224,7 @@
                         </wps:bodyPr>
                       </wps:wsp>
                       <wps:wsp>
-                        <wps:cNvPr id="1505877444" name="テキスト ボックス 4"/>
+                        <wps:cNvPr id="50373082" name="テキスト ボックス 4"/>
                         <wps:cNvSpPr txBox="1"/>
                         <wps:spPr>
                           <a:xfrm>
@@ -2041,7 +2280,7 @@
                         </wps:bodyPr>
                       </wps:wsp>
                       <wps:wsp>
-                        <wps:cNvPr id="1963791280" name="テキスト ボックス 4"/>
+                        <wps:cNvPr id="1402427879" name="テキスト ボックス 4"/>
                         <wps:cNvSpPr txBox="1"/>
                         <wps:spPr>
                           <a:xfrm>
@@ -2124,11 +2363,11 @@
                         </wps:bodyPr>
                       </wps:wsp>
                       <wps:wsp>
-                        <wps:cNvPr id="860995443" name="テキスト ボックス 4"/>
+                        <wps:cNvPr id="1170362950" name="テキスト ボックス 4"/>
                         <wps:cNvSpPr txBox="1"/>
                         <wps:spPr>
                           <a:xfrm>
-                            <a:off x="12700" y="1127974"/>
+                            <a:off x="12700" y="1327150"/>
                             <a:ext cx="2291715" cy="228600"/>
                           </a:xfrm>
                           <a:prstGeom prst="rect">
@@ -2173,17 +2412,14 @@
                     </wpg:wgp>
                   </a:graphicData>
                 </a:graphic>
-                <wp14:sizeRelV relativeFrom="margin">
-                  <wp14:pctHeight>0</wp14:pctHeight>
-                </wp14:sizeRelV>
               </wp:anchor>
             </w:drawing>
           </mc:Choice>
           <mc:Fallback>
             <w:pict>
-              <v:group w14:anchorId="0F2BAB59" id="_x0000_s1031" style="position:absolute;margin-left:169.95pt;margin-top:452.7pt;width:184.35pt;height:106.8pt;z-index:251673609;mso-height-relative:margin" coordsize="23412,13565" o:gfxdata="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">
-                <v:rect id="正方形/長方形 3" o:spid="_x0000_s1032" style="position:absolute;left:857;top:1492;width:21152;height:2660;visibility:visible;mso-wrap-style:square;v-text-anchor:middle" o:gfxdata="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" fillcolor="black [3213]" strokecolor="#030e13 [484]" strokeweight="1pt"/>
-                <v:shape id="テキスト ボックス 4" o:spid="_x0000_s1033" type="#_x0000_t202" style="position:absolute;left:857;width:21183;height:4908;visibility:visible;mso-wrap-style:square;v-text-anchor:top" o:gfxdata="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" filled="f" stroked="f" strokeweight=".5pt">
+              <v:group w14:anchorId="67C985F6" id="_x0000_s1031" style="position:absolute;margin-left:171.95pt;margin-top:605.55pt;width:184.35pt;height:122.5pt;z-index:251658262;mso-position-horizontal-relative:margin" coordsize="23412,15557" o:gfxdata="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">
+                <v:rect id="正方形/長方形 3" o:spid="_x0000_s1032" style="position:absolute;left:857;top:1492;width:21152;height:2660;visibility:visible;mso-wrap-style:square;v-text-anchor:middle" o:gfxdata="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" fillcolor="black [3213]" strokecolor="#030e13 [484]" strokeweight="1pt"/>
+                <v:shape id="テキスト ボックス 4" o:spid="_x0000_s1033" type="#_x0000_t202" style="position:absolute;left:857;width:21183;height:4908;visibility:visible;mso-wrap-style:square;v-text-anchor:top" o:gfxdata="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" filled="f" stroked="f" strokeweight=".5pt">
                   <v:textbox>
                     <w:txbxContent>
                       <w:p>
@@ -2218,7 +2454,7 @@
                     </w:txbxContent>
                   </v:textbox>
                 </v:shape>
-                <v:shape id="テキスト ボックス 4" o:spid="_x0000_s1034" type="#_x0000_t202" style="position:absolute;top:3714;width:23412;height:7195;visibility:visible;mso-wrap-style:square;v-text-anchor:top" o:gfxdata="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" filled="f" stroked="f" strokeweight=".5pt">
+                <v:shape id="テキスト ボックス 4" o:spid="_x0000_s1034" type="#_x0000_t202" style="position:absolute;top:3714;width:23412;height:7195;visibility:visible;mso-wrap-style:square;v-text-anchor:top" o:gfxdata="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" filled="f" stroked="f" strokeweight=".5pt">
                   <v:textbox>
                     <w:txbxContent>
                       <w:p>
@@ -2280,7 +2516,7 @@
                     </w:txbxContent>
                   </v:textbox>
                 </v:shape>
-                <v:shape id="テキスト ボックス 4" o:spid="_x0000_s1035" type="#_x0000_t202" style="position:absolute;left:127;top:11279;width:22917;height:2286;visibility:visible;mso-wrap-style:square;v-text-anchor:top" o:gfxdata="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" filled="f" stroked="f" strokeweight=".5pt">
+                <v:shape id="テキスト ボックス 4" o:spid="_x0000_s1035" type="#_x0000_t202" style="position:absolute;left:127;top:13271;width:22917;height:2286;visibility:visible;mso-wrap-style:square;v-text-anchor:top" o:gfxdata="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" filled="f" stroked="f" strokeweight=".5pt">
                   <v:textbox>
                     <w:txbxContent>
                       <w:p>
@@ -2306,6 +2542,7 @@
                     </w:txbxContent>
                   </v:textbox>
                 </v:shape>
+                <w10:wrap anchorx="margin"/>
               </v:group>
             </w:pict>
           </mc:Fallback>
@@ -2313,26 +2550,23 @@
       </w:r>
       <w:r>
         <w:rPr>
-          <w:rFonts w:ascii="Triumvirate" w:hAnsi="Triumvirate"/>
           <w:noProof/>
-          <w:sz w:val="22"/>
-          <w:szCs w:val="22"/>
         </w:rPr>
         <mc:AlternateContent>
           <mc:Choice Requires="wpg">
             <w:drawing>
-              <wp:anchor distT="0" distB="0" distL="114300" distR="114300" simplePos="0" relativeHeight="251674633" behindDoc="0" locked="0" layoutInCell="1" allowOverlap="1" wp14:anchorId="0BBBE7AB" wp14:editId="442B854D">
+              <wp:anchor distT="0" distB="0" distL="114300" distR="114300" simplePos="0" relativeHeight="251658263" behindDoc="0" locked="0" layoutInCell="1" allowOverlap="1" wp14:anchorId="5F39AE16" wp14:editId="1D498D8A">
                 <wp:simplePos x="0" y="0"/>
-                <wp:positionH relativeFrom="column">
-                  <wp:posOffset>4412615</wp:posOffset>
+                <wp:positionH relativeFrom="margin">
+                  <wp:posOffset>4403090</wp:posOffset>
                 </wp:positionH>
                 <wp:positionV relativeFrom="paragraph">
-                  <wp:posOffset>5749290</wp:posOffset>
+                  <wp:posOffset>7691085</wp:posOffset>
                 </wp:positionV>
-                <wp:extent cx="2341245" cy="1356360"/>
-                <wp:effectExtent l="0" t="0" r="0" b="0"/>
+                <wp:extent cx="2341245" cy="1555750"/>
+                <wp:effectExtent l="0" t="0" r="0" b="6350"/>
                 <wp:wrapNone/>
-                <wp:docPr id="987720444" name="グループ化 9"/>
+                <wp:docPr id="1174617606" name="グループ化 9"/>
                 <wp:cNvGraphicFramePr/>
                 <a:graphic xmlns:a="http://schemas.openxmlformats.org/drawingml/2006/main">
                   <a:graphicData uri="http://schemas.microsoft.com/office/word/2010/wordprocessingGroup">
@@ -2341,13 +2575,13 @@
                       <wpg:grpSpPr>
                         <a:xfrm>
                           <a:off x="0" y="0"/>
-                          <a:ext cx="2341245" cy="1356360"/>
+                          <a:ext cx="2341245" cy="1555750"/>
                           <a:chOff x="0" y="0"/>
-                          <a:chExt cx="2341245" cy="1356574"/>
+                          <a:chExt cx="2341245" cy="1555750"/>
                         </a:xfrm>
                       </wpg:grpSpPr>
                       <wps:wsp>
-                        <wps:cNvPr id="1864790769" name="正方形/長方形 3"/>
+                        <wps:cNvPr id="1402756002" name="正方形/長方形 3"/>
                         <wps:cNvSpPr/>
                         <wps:spPr>
                           <a:xfrm>
@@ -2385,7 +2619,7 @@
                         </wps:bodyPr>
                       </wps:wsp>
                       <wps:wsp>
-                        <wps:cNvPr id="1418092311" name="テキスト ボックス 4"/>
+                        <wps:cNvPr id="1823841384" name="テキスト ボックス 4"/>
                         <wps:cNvSpPr txBox="1"/>
                         <wps:spPr>
                           <a:xfrm>
@@ -2441,7 +2675,7 @@
                         </wps:bodyPr>
                       </wps:wsp>
                       <wps:wsp>
-                        <wps:cNvPr id="86167425" name="テキスト ボックス 4"/>
+                        <wps:cNvPr id="1456847522" name="テキスト ボックス 4"/>
                         <wps:cNvSpPr txBox="1"/>
                         <wps:spPr>
                           <a:xfrm>
@@ -2524,11 +2758,11 @@
                         </wps:bodyPr>
                       </wps:wsp>
                       <wps:wsp>
-                        <wps:cNvPr id="487334641" name="テキスト ボックス 4"/>
+                        <wps:cNvPr id="1376555623" name="テキスト ボックス 4"/>
                         <wps:cNvSpPr txBox="1"/>
                         <wps:spPr>
                           <a:xfrm>
-                            <a:off x="12700" y="1127974"/>
+                            <a:off x="12700" y="1327150"/>
                             <a:ext cx="2291715" cy="228600"/>
                           </a:xfrm>
                           <a:prstGeom prst="rect">
@@ -2573,17 +2807,14 @@
                     </wpg:wgp>
                   </a:graphicData>
                 </a:graphic>
-                <wp14:sizeRelV relativeFrom="margin">
-                  <wp14:pctHeight>0</wp14:pctHeight>
-                </wp14:sizeRelV>
               </wp:anchor>
             </w:drawing>
           </mc:Choice>
           <mc:Fallback>
             <w:pict>
-              <v:group w14:anchorId="0BBBE7AB" id="_x0000_s1036" style="position:absolute;margin-left:347.45pt;margin-top:452.7pt;width:184.35pt;height:106.8pt;z-index:251674633;mso-height-relative:margin" coordsize="23412,13565" o:gfxdata="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">
-                <v:rect id="正方形/長方形 3" o:spid="_x0000_s1037" style="position:absolute;left:857;top:1492;width:21152;height:2660;visibility:visible;mso-wrap-style:square;v-text-anchor:middle" o:gfxdata="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" fillcolor="black [3213]" strokecolor="#030e13 [484]" strokeweight="1pt"/>
-                <v:shape id="テキスト ボックス 4" o:spid="_x0000_s1038" type="#_x0000_t202" style="position:absolute;left:857;width:21183;height:4908;visibility:visible;mso-wrap-style:square;v-text-anchor:top" o:gfxdata="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" filled="f" stroked="f" strokeweight=".5pt">
+              <v:group w14:anchorId="5F39AE16" id="_x0000_s1036" style="position:absolute;margin-left:346.7pt;margin-top:605.6pt;width:184.35pt;height:122.5pt;z-index:251658263;mso-position-horizontal-relative:margin" coordsize="23412,15557" o:gfxdata="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">
+                <v:rect id="正方形/長方形 3" o:spid="_x0000_s1037" style="position:absolute;left:857;top:1492;width:21152;height:2660;visibility:visible;mso-wrap-style:square;v-text-anchor:middle" o:gfxdata="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" fillcolor="black [3213]" strokecolor="#030e13 [484]" strokeweight="1pt"/>
+                <v:shape id="テキスト ボックス 4" o:spid="_x0000_s1038" type="#_x0000_t202" style="position:absolute;left:857;width:21183;height:4908;visibility:visible;mso-wrap-style:square;v-text-anchor:top" o:gfxdata="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" filled="f" stroked="f" strokeweight=".5pt">
                   <v:textbox>
                     <w:txbxContent>
                       <w:p>
@@ -2618,7 +2849,7 @@
                     </w:txbxContent>
                   </v:textbox>
                 </v:shape>
-                <v:shape id="テキスト ボックス 4" o:spid="_x0000_s1039" type="#_x0000_t202" style="position:absolute;top:3714;width:23412;height:7195;visibility:visible;mso-wrap-style:square;v-text-anchor:top" o:gfxdata="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" filled="f" stroked="f" strokeweight=".5pt">
+                <v:shape id="テキスト ボックス 4" o:spid="_x0000_s1039" type="#_x0000_t202" style="position:absolute;top:3714;width:23412;height:7195;visibility:visible;mso-wrap-style:square;v-text-anchor:top" o:gfxdata="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" filled="f" stroked="f" strokeweight=".5pt">
                   <v:textbox>
                     <w:txbxContent>
                       <w:p>
@@ -2680,7 +2911,7 @@
                     </w:txbxContent>
                   </v:textbox>
                 </v:shape>
-                <v:shape id="テキスト ボックス 4" o:spid="_x0000_s1040" type="#_x0000_t202" style="position:absolute;left:127;top:11279;width:22917;height:2286;visibility:visible;mso-wrap-style:square;v-text-anchor:top" o:gfxdata="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" filled="f" stroked="f" strokeweight=".5pt">
+                <v:shape id="テキスト ボックス 4" o:spid="_x0000_s1040" type="#_x0000_t202" style="position:absolute;left:127;top:13271;width:22917;height:2286;visibility:visible;mso-wrap-style:square;v-text-anchor:top" o:gfxdata="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" filled="f" stroked="f" strokeweight=".5pt">
                   <v:textbox>
                     <w:txbxContent>
                       <w:p>
@@ -2706,6 +2937,7 @@
                     </w:txbxContent>
                   </v:textbox>
                 </v:shape>
+                <w10:wrap anchorx="margin"/>
               </v:group>
             </w:pict>
           </mc:Fallback>
@@ -2713,26 +2945,23 @@
       </w:r>
       <w:r>
         <w:rPr>
-          <w:rFonts w:ascii="Triumvirate" w:hAnsi="Triumvirate"/>
           <w:noProof/>
-          <w:sz w:val="22"/>
-          <w:szCs w:val="22"/>
         </w:rPr>
         <mc:AlternateContent>
           <mc:Choice Requires="wpg">
             <w:drawing>
-              <wp:anchor distT="0" distB="0" distL="114300" distR="114300" simplePos="0" relativeHeight="251675657" behindDoc="0" locked="0" layoutInCell="1" allowOverlap="1" wp14:anchorId="732471DA" wp14:editId="5136F395">
+              <wp:anchor distT="0" distB="0" distL="114300" distR="114300" simplePos="0" relativeHeight="251658258" behindDoc="0" locked="0" layoutInCell="1" allowOverlap="1" wp14:anchorId="3A726B7E" wp14:editId="73F2E744">
                 <wp:simplePos x="0" y="0"/>
                 <wp:positionH relativeFrom="column">
-                  <wp:posOffset>-50165</wp:posOffset>
+                  <wp:posOffset>-47625</wp:posOffset>
                 </wp:positionH>
                 <wp:positionV relativeFrom="paragraph">
-                  <wp:posOffset>7702550</wp:posOffset>
+                  <wp:posOffset>5756910</wp:posOffset>
                 </wp:positionV>
-                <wp:extent cx="2341245" cy="1356360"/>
-                <wp:effectExtent l="0" t="0" r="0" b="0"/>
+                <wp:extent cx="2341245" cy="1555750"/>
+                <wp:effectExtent l="0" t="0" r="0" b="6350"/>
                 <wp:wrapNone/>
-                <wp:docPr id="1644539575" name="グループ化 9"/>
+                <wp:docPr id="637598989" name="グループ化 9"/>
                 <wp:cNvGraphicFramePr/>
                 <a:graphic xmlns:a="http://schemas.openxmlformats.org/drawingml/2006/main">
                   <a:graphicData uri="http://schemas.microsoft.com/office/word/2010/wordprocessingGroup">
@@ -2741,13 +2970,13 @@
                       <wpg:grpSpPr>
                         <a:xfrm>
                           <a:off x="0" y="0"/>
-                          <a:ext cx="2341245" cy="1356360"/>
+                          <a:ext cx="2341245" cy="1555750"/>
                           <a:chOff x="0" y="0"/>
-                          <a:chExt cx="2341245" cy="1356574"/>
+                          <a:chExt cx="2341245" cy="1555750"/>
                         </a:xfrm>
                       </wpg:grpSpPr>
                       <wps:wsp>
-                        <wps:cNvPr id="575284817" name="正方形/長方形 3"/>
+                        <wps:cNvPr id="36761659" name="正方形/長方形 3"/>
                         <wps:cNvSpPr/>
                         <wps:spPr>
                           <a:xfrm>
@@ -2785,7 +3014,7 @@
                         </wps:bodyPr>
                       </wps:wsp>
                       <wps:wsp>
-                        <wps:cNvPr id="483004474" name="テキスト ボックス 4"/>
+                        <wps:cNvPr id="1357456289" name="テキスト ボックス 4"/>
                         <wps:cNvSpPr txBox="1"/>
                         <wps:spPr>
                           <a:xfrm>
@@ -2841,7 +3070,7 @@
                         </wps:bodyPr>
                       </wps:wsp>
                       <wps:wsp>
-                        <wps:cNvPr id="712308836" name="テキスト ボックス 4"/>
+                        <wps:cNvPr id="893466064" name="テキスト ボックス 4"/>
                         <wps:cNvSpPr txBox="1"/>
                         <wps:spPr>
                           <a:xfrm>
@@ -2924,11 +3153,11 @@
                         </wps:bodyPr>
                       </wps:wsp>
                       <wps:wsp>
-                        <wps:cNvPr id="646402914" name="テキスト ボックス 4"/>
+                        <wps:cNvPr id="619111674" name="テキスト ボックス 4"/>
                         <wps:cNvSpPr txBox="1"/>
                         <wps:spPr>
                           <a:xfrm>
-                            <a:off x="12700" y="1127974"/>
+                            <a:off x="12700" y="1327150"/>
                             <a:ext cx="2291715" cy="228600"/>
                           </a:xfrm>
                           <a:prstGeom prst="rect">
@@ -2973,17 +3202,14 @@
                     </wpg:wgp>
                   </a:graphicData>
                 </a:graphic>
-                <wp14:sizeRelV relativeFrom="margin">
-                  <wp14:pctHeight>0</wp14:pctHeight>
-                </wp14:sizeRelV>
               </wp:anchor>
             </w:drawing>
           </mc:Choice>
           <mc:Fallback>
             <w:pict>
-              <v:group w14:anchorId="732471DA" id="_x0000_s1041" style="position:absolute;margin-left:-3.95pt;margin-top:606.5pt;width:184.35pt;height:106.8pt;z-index:251675657;mso-height-relative:margin" coordsize="23412,13565" o:gfxdata="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">
-                <v:rect id="正方形/長方形 3" o:spid="_x0000_s1042" style="position:absolute;left:857;top:1492;width:21152;height:2660;visibility:visible;mso-wrap-style:square;v-text-anchor:middle" o:gfxdata="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" fillcolor="black [3213]" strokecolor="#030e13 [484]" strokeweight="1pt"/>
-                <v:shape id="テキスト ボックス 4" o:spid="_x0000_s1043" type="#_x0000_t202" style="position:absolute;left:857;width:21183;height:4908;visibility:visible;mso-wrap-style:square;v-text-anchor:top" o:gfxdata="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" filled="f" stroked="f" strokeweight=".5pt">
+              <v:group w14:anchorId="3A726B7E" id="_x0000_s1041" style="position:absolute;margin-left:-3.75pt;margin-top:453.3pt;width:184.35pt;height:122.5pt;z-index:251658258" coordsize="23412,15557" o:gfxdata="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">
+                <v:rect id="正方形/長方形 3" o:spid="_x0000_s1042" style="position:absolute;left:857;top:1492;width:21152;height:2660;visibility:visible;mso-wrap-style:square;v-text-anchor:middle" o:gfxdata="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" fillcolor="black [3213]" strokecolor="#030e13 [484]" strokeweight="1pt"/>
+                <v:shape id="テキスト ボックス 4" o:spid="_x0000_s1043" type="#_x0000_t202" style="position:absolute;left:857;width:21183;height:4908;visibility:visible;mso-wrap-style:square;v-text-anchor:top" o:gfxdata="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" filled="f" stroked="f" strokeweight=".5pt">
                   <v:textbox>
                     <w:txbxContent>
                       <w:p>
@@ -3018,7 +3244,7 @@
                     </w:txbxContent>
                   </v:textbox>
                 </v:shape>
-                <v:shape id="テキスト ボックス 4" o:spid="_x0000_s1044" type="#_x0000_t202" style="position:absolute;top:3714;width:23412;height:7195;visibility:visible;mso-wrap-style:square;v-text-anchor:top" o:gfxdata="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" filled="f" stroked="f" strokeweight=".5pt">
+                <v:shape id="テキスト ボックス 4" o:spid="_x0000_s1044" type="#_x0000_t202" style="position:absolute;top:3714;width:23412;height:7195;visibility:visible;mso-wrap-style:square;v-text-anchor:top" o:gfxdata="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" filled="f" stroked="f" strokeweight=".5pt">
                   <v:textbox>
                     <w:txbxContent>
                       <w:p>
@@ -3080,7 +3306,7 @@
                     </w:txbxContent>
                   </v:textbox>
                 </v:shape>
-                <v:shape id="テキスト ボックス 4" o:spid="_x0000_s1045" type="#_x0000_t202" style="position:absolute;left:127;top:11279;width:22917;height:2286;visibility:visible;mso-wrap-style:square;v-text-anchor:top" o:gfxdata="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" filled="f" stroked="f" strokeweight=".5pt">
+                <v:shape id="テキスト ボックス 4" o:spid="_x0000_s1045" type="#_x0000_t202" style="position:absolute;left:127;top:13271;width:22917;height:2286;visibility:visible;mso-wrap-style:square;v-text-anchor:top" o:gfxdata="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" filled="f" stroked="f" strokeweight=".5pt">
                   <v:textbox>
                     <w:txbxContent>
                       <w:p>
@@ -3113,26 +3339,23 @@
       </w:r>
       <w:r>
         <w:rPr>
-          <w:rFonts w:ascii="Triumvirate" w:hAnsi="Triumvirate"/>
           <w:noProof/>
-          <w:sz w:val="22"/>
-          <w:szCs w:val="22"/>
         </w:rPr>
         <mc:AlternateContent>
           <mc:Choice Requires="wpg">
             <w:drawing>
-              <wp:anchor distT="0" distB="0" distL="114300" distR="114300" simplePos="0" relativeHeight="251676681" behindDoc="0" locked="0" layoutInCell="1" allowOverlap="1" wp14:anchorId="5F66FB14" wp14:editId="53146A18">
+              <wp:anchor distT="0" distB="0" distL="114300" distR="114300" simplePos="0" relativeHeight="251658259" behindDoc="0" locked="0" layoutInCell="1" allowOverlap="1" wp14:anchorId="5E33BFD8" wp14:editId="56862980">
                 <wp:simplePos x="0" y="0"/>
-                <wp:positionH relativeFrom="column">
-                  <wp:posOffset>2158365</wp:posOffset>
+                <wp:positionH relativeFrom="margin">
+                  <wp:posOffset>2183765</wp:posOffset>
                 </wp:positionH>
                 <wp:positionV relativeFrom="paragraph">
-                  <wp:posOffset>7702550</wp:posOffset>
+                  <wp:posOffset>5756910</wp:posOffset>
                 </wp:positionV>
-                <wp:extent cx="2341245" cy="1356360"/>
-                <wp:effectExtent l="0" t="0" r="0" b="0"/>
+                <wp:extent cx="2341245" cy="1555750"/>
+                <wp:effectExtent l="0" t="0" r="0" b="6350"/>
                 <wp:wrapNone/>
-                <wp:docPr id="641989011" name="グループ化 9"/>
+                <wp:docPr id="823978753" name="グループ化 9"/>
                 <wp:cNvGraphicFramePr/>
                 <a:graphic xmlns:a="http://schemas.openxmlformats.org/drawingml/2006/main">
                   <a:graphicData uri="http://schemas.microsoft.com/office/word/2010/wordprocessingGroup">
@@ -3141,13 +3364,13 @@
                       <wpg:grpSpPr>
                         <a:xfrm>
                           <a:off x="0" y="0"/>
-                          <a:ext cx="2341245" cy="1356360"/>
+                          <a:ext cx="2341245" cy="1555750"/>
                           <a:chOff x="0" y="0"/>
-                          <a:chExt cx="2341245" cy="1356574"/>
+                          <a:chExt cx="2341245" cy="1555750"/>
                         </a:xfrm>
                       </wpg:grpSpPr>
                       <wps:wsp>
-                        <wps:cNvPr id="1060405379" name="正方形/長方形 3"/>
+                        <wps:cNvPr id="1947405933" name="正方形/長方形 3"/>
                         <wps:cNvSpPr/>
                         <wps:spPr>
                           <a:xfrm>
@@ -3185,7 +3408,7 @@
                         </wps:bodyPr>
                       </wps:wsp>
                       <wps:wsp>
-                        <wps:cNvPr id="61015430" name="テキスト ボックス 4"/>
+                        <wps:cNvPr id="72022271" name="テキスト ボックス 4"/>
                         <wps:cNvSpPr txBox="1"/>
                         <wps:spPr>
                           <a:xfrm>
@@ -3241,7 +3464,7 @@
                         </wps:bodyPr>
                       </wps:wsp>
                       <wps:wsp>
-                        <wps:cNvPr id="1063184994" name="テキスト ボックス 4"/>
+                        <wps:cNvPr id="2040228886" name="テキスト ボックス 4"/>
                         <wps:cNvSpPr txBox="1"/>
                         <wps:spPr>
                           <a:xfrm>
@@ -3324,11 +3547,11 @@
                         </wps:bodyPr>
                       </wps:wsp>
                       <wps:wsp>
-                        <wps:cNvPr id="1979428888" name="テキスト ボックス 4"/>
+                        <wps:cNvPr id="618363323" name="テキスト ボックス 4"/>
                         <wps:cNvSpPr txBox="1"/>
                         <wps:spPr>
                           <a:xfrm>
-                            <a:off x="12700" y="1127974"/>
+                            <a:off x="12700" y="1327150"/>
                             <a:ext cx="2291715" cy="228600"/>
                           </a:xfrm>
                           <a:prstGeom prst="rect">
@@ -3373,17 +3596,14 @@
                     </wpg:wgp>
                   </a:graphicData>
                 </a:graphic>
-                <wp14:sizeRelV relativeFrom="margin">
-                  <wp14:pctHeight>0</wp14:pctHeight>
-                </wp14:sizeRelV>
               </wp:anchor>
             </w:drawing>
           </mc:Choice>
           <mc:Fallback>
             <w:pict>
-              <v:group w14:anchorId="5F66FB14" id="_x0000_s1046" style="position:absolute;margin-left:169.95pt;margin-top:606.5pt;width:184.35pt;height:106.8pt;z-index:251676681;mso-height-relative:margin" coordsize="23412,13565" o:gfxdata="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">
-                <v:rect id="正方形/長方形 3" o:spid="_x0000_s1047" style="position:absolute;left:857;top:1492;width:21152;height:2660;visibility:visible;mso-wrap-style:square;v-text-anchor:middle" o:gfxdata="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" fillcolor="black [3213]" strokecolor="#030e13 [484]" strokeweight="1pt"/>
-                <v:shape id="テキスト ボックス 4" o:spid="_x0000_s1048" type="#_x0000_t202" style="position:absolute;left:857;width:21183;height:4908;visibility:visible;mso-wrap-style:square;v-text-anchor:top" o:gfxdata="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" filled="f" stroked="f" strokeweight=".5pt">
+              <v:group w14:anchorId="5E33BFD8" id="_x0000_s1046" style="position:absolute;margin-left:171.95pt;margin-top:453.3pt;width:184.35pt;height:122.5pt;z-index:251658259;mso-position-horizontal-relative:margin" coordsize="23412,15557" o:gfxdata="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">
+                <v:rect id="正方形/長方形 3" o:spid="_x0000_s1047" style="position:absolute;left:857;top:1492;width:21152;height:2660;visibility:visible;mso-wrap-style:square;v-text-anchor:middle" o:gfxdata="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" fillcolor="black [3213]" strokecolor="#030e13 [484]" strokeweight="1pt"/>
+                <v:shape id="テキスト ボックス 4" o:spid="_x0000_s1048" type="#_x0000_t202" style="position:absolute;left:857;width:21183;height:4908;visibility:visible;mso-wrap-style:square;v-text-anchor:top" o:gfxdata="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" filled="f" stroked="f" strokeweight=".5pt">
                   <v:textbox>
                     <w:txbxContent>
                       <w:p>
@@ -3418,7 +3638,7 @@
                     </w:txbxContent>
                   </v:textbox>
                 </v:shape>
-                <v:shape id="テキスト ボックス 4" o:spid="_x0000_s1049" type="#_x0000_t202" style="position:absolute;top:3714;width:23412;height:7195;visibility:visible;mso-wrap-style:square;v-text-anchor:top" o:gfxdata="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" filled="f" stroked="f" strokeweight=".5pt">
+                <v:shape id="テキスト ボックス 4" o:spid="_x0000_s1049" type="#_x0000_t202" style="position:absolute;top:3714;width:23412;height:7195;visibility:visible;mso-wrap-style:square;v-text-anchor:top" o:gfxdata="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" filled="f" stroked="f" strokeweight=".5pt">
                   <v:textbox>
                     <w:txbxContent>
                       <w:p>
@@ -3480,7 +3700,7 @@
                     </w:txbxContent>
                   </v:textbox>
                 </v:shape>
-                <v:shape id="テキスト ボックス 4" o:spid="_x0000_s1050" type="#_x0000_t202" style="position:absolute;left:127;top:11279;width:22917;height:2286;visibility:visible;mso-wrap-style:square;v-text-anchor:top" o:gfxdata="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" filled="f" stroked="f" strokeweight=".5pt">
+                <v:shape id="テキスト ボックス 4" o:spid="_x0000_s1050" type="#_x0000_t202" style="position:absolute;left:127;top:13271;width:22917;height:2286;visibility:visible;mso-wrap-style:square;v-text-anchor:top" o:gfxdata="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" filled="f" stroked="f" strokeweight=".5pt">
                   <v:textbox>
                     <w:txbxContent>
                       <w:p>
@@ -3506,6 +3726,7 @@
                     </w:txbxContent>
                   </v:textbox>
                 </v:shape>
+                <w10:wrap anchorx="margin"/>
               </v:group>
             </w:pict>
           </mc:Fallback>
@@ -3513,26 +3734,23 @@
       </w:r>
       <w:r>
         <w:rPr>
-          <w:rFonts w:ascii="Triumvirate" w:hAnsi="Triumvirate"/>
           <w:noProof/>
-          <w:sz w:val="22"/>
-          <w:szCs w:val="22"/>
         </w:rPr>
         <mc:AlternateContent>
           <mc:Choice Requires="wpg">
             <w:drawing>
-              <wp:anchor distT="0" distB="0" distL="114300" distR="114300" simplePos="0" relativeHeight="251677705" behindDoc="0" locked="0" layoutInCell="1" allowOverlap="1" wp14:anchorId="7E74E281" wp14:editId="32A084D3">
+              <wp:anchor distT="0" distB="0" distL="114300" distR="114300" simplePos="0" relativeHeight="251658260" behindDoc="0" locked="0" layoutInCell="1" allowOverlap="1" wp14:anchorId="5C4639B3" wp14:editId="4BFD7BE0">
                 <wp:simplePos x="0" y="0"/>
-                <wp:positionH relativeFrom="column">
-                  <wp:posOffset>4412615</wp:posOffset>
+                <wp:positionH relativeFrom="margin">
+                  <wp:posOffset>4403090</wp:posOffset>
                 </wp:positionH>
                 <wp:positionV relativeFrom="paragraph">
-                  <wp:posOffset>7702723</wp:posOffset>
+                  <wp:posOffset>5757482</wp:posOffset>
                 </wp:positionV>
-                <wp:extent cx="2341245" cy="1356360"/>
-                <wp:effectExtent l="0" t="0" r="0" b="0"/>
+                <wp:extent cx="2341245" cy="1555750"/>
+                <wp:effectExtent l="0" t="0" r="0" b="6350"/>
                 <wp:wrapNone/>
-                <wp:docPr id="1900830676" name="グループ化 9"/>
+                <wp:docPr id="292858730" name="グループ化 9"/>
                 <wp:cNvGraphicFramePr/>
                 <a:graphic xmlns:a="http://schemas.openxmlformats.org/drawingml/2006/main">
                   <a:graphicData uri="http://schemas.microsoft.com/office/word/2010/wordprocessingGroup">
@@ -3541,13 +3759,13 @@
                       <wpg:grpSpPr>
                         <a:xfrm>
                           <a:off x="0" y="0"/>
-                          <a:ext cx="2341245" cy="1356360"/>
+                          <a:ext cx="2341245" cy="1555750"/>
                           <a:chOff x="0" y="0"/>
-                          <a:chExt cx="2341245" cy="1356574"/>
+                          <a:chExt cx="2341245" cy="1555750"/>
                         </a:xfrm>
                       </wpg:grpSpPr>
                       <wps:wsp>
-                        <wps:cNvPr id="1897730653" name="正方形/長方形 3"/>
+                        <wps:cNvPr id="1803418504" name="正方形/長方形 3"/>
                         <wps:cNvSpPr/>
                         <wps:spPr>
                           <a:xfrm>
@@ -3585,7 +3803,7 @@
                         </wps:bodyPr>
                       </wps:wsp>
                       <wps:wsp>
-                        <wps:cNvPr id="575299542" name="テキスト ボックス 4"/>
+                        <wps:cNvPr id="1734253211" name="テキスト ボックス 4"/>
                         <wps:cNvSpPr txBox="1"/>
                         <wps:spPr>
                           <a:xfrm>
@@ -3641,7 +3859,7 @@
                         </wps:bodyPr>
                       </wps:wsp>
                       <wps:wsp>
-                        <wps:cNvPr id="1248479674" name="テキスト ボックス 4"/>
+                        <wps:cNvPr id="143905398" name="テキスト ボックス 4"/>
                         <wps:cNvSpPr txBox="1"/>
                         <wps:spPr>
                           <a:xfrm>
@@ -3724,11 +3942,11 @@
                         </wps:bodyPr>
                       </wps:wsp>
                       <wps:wsp>
-                        <wps:cNvPr id="1162635492" name="テキスト ボックス 4"/>
+                        <wps:cNvPr id="1679889072" name="テキスト ボックス 4"/>
                         <wps:cNvSpPr txBox="1"/>
                         <wps:spPr>
                           <a:xfrm>
-                            <a:off x="12700" y="1127974"/>
+                            <a:off x="12700" y="1327150"/>
                             <a:ext cx="2291715" cy="228600"/>
                           </a:xfrm>
                           <a:prstGeom prst="rect">
@@ -3773,17 +3991,14 @@
                     </wpg:wgp>
                   </a:graphicData>
                 </a:graphic>
-                <wp14:sizeRelV relativeFrom="margin">
-                  <wp14:pctHeight>0</wp14:pctHeight>
-                </wp14:sizeRelV>
               </wp:anchor>
             </w:drawing>
           </mc:Choice>
           <mc:Fallback>
             <w:pict>
-              <v:group w14:anchorId="7E74E281" id="_x0000_s1051" style="position:absolute;margin-left:347.45pt;margin-top:606.5pt;width:184.35pt;height:106.8pt;z-index:251677705;mso-height-relative:margin" coordsize="23412,13565" o:gfxdata="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">
-                <v:rect id="正方形/長方形 3" o:spid="_x0000_s1052" style="position:absolute;left:857;top:1492;width:21152;height:2660;visibility:visible;mso-wrap-style:square;v-text-anchor:middle" o:gfxdata="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" fillcolor="black [3213]" strokecolor="#030e13 [484]" strokeweight="1pt"/>
-                <v:shape id="テキスト ボックス 4" o:spid="_x0000_s1053" type="#_x0000_t202" style="position:absolute;left:857;width:21183;height:4908;visibility:visible;mso-wrap-style:square;v-text-anchor:top" o:gfxdata="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" filled="f" stroked="f" strokeweight=".5pt">
+              <v:group w14:anchorId="5C4639B3" id="_x0000_s1051" style="position:absolute;margin-left:346.7pt;margin-top:453.35pt;width:184.35pt;height:122.5pt;z-index:251658260;mso-position-horizontal-relative:margin" coordsize="23412,15557" o:gfxdata="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">
+                <v:rect id="正方形/長方形 3" o:spid="_x0000_s1052" style="position:absolute;left:857;top:1492;width:21152;height:2660;visibility:visible;mso-wrap-style:square;v-text-anchor:middle" o:gfxdata="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" fillcolor="black [3213]" strokecolor="#030e13 [484]" strokeweight="1pt"/>
+                <v:shape id="テキスト ボックス 4" o:spid="_x0000_s1053" type="#_x0000_t202" style="position:absolute;left:857;width:21183;height:4908;visibility:visible;mso-wrap-style:square;v-text-anchor:top" o:gfxdata="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" filled="f" stroked="f" strokeweight=".5pt">
                   <v:textbox>
                     <w:txbxContent>
                       <w:p>
@@ -3818,7 +4033,7 @@
                     </w:txbxContent>
                   </v:textbox>
                 </v:shape>
-                <v:shape id="テキスト ボックス 4" o:spid="_x0000_s1054" type="#_x0000_t202" style="position:absolute;top:3714;width:23412;height:7195;visibility:visible;mso-wrap-style:square;v-text-anchor:top" o:gfxdata="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" filled="f" stroked="f" strokeweight=".5pt">
+                <v:shape id="テキスト ボックス 4" o:spid="_x0000_s1054" type="#_x0000_t202" style="position:absolute;top:3714;width:23412;height:7195;visibility:visible;mso-wrap-style:square;v-text-anchor:top" o:gfxdata="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" filled="f" stroked="f" strokeweight=".5pt">
                   <v:textbox>
                     <w:txbxContent>
                       <w:p>
@@ -3880,7 +4095,7 @@
                     </w:txbxContent>
                   </v:textbox>
                 </v:shape>
-                <v:shape id="テキスト ボックス 4" o:spid="_x0000_s1055" type="#_x0000_t202" style="position:absolute;left:127;top:11279;width:22917;height:2286;visibility:visible;mso-wrap-style:square;v-text-anchor:top" o:gfxdata="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" filled="f" stroked="f" strokeweight=".5pt">
+                <v:shape id="テキスト ボックス 4" o:spid="_x0000_s1055" type="#_x0000_t202" style="position:absolute;left:127;top:13271;width:22917;height:2286;visibility:visible;mso-wrap-style:square;v-text-anchor:top" o:gfxdata="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" filled="f" stroked="f" strokeweight=".5pt">
                   <v:textbox>
                     <w:txbxContent>
                       <w:p>
@@ -3906,6 +4121,7 @@
                     </w:txbxContent>
                   </v:textbox>
                 </v:shape>
+                <w10:wrap anchorx="margin"/>
               </v:group>
             </w:pict>
           </mc:Fallback>
@@ -3913,26 +4129,23 @@
       </w:r>
       <w:r>
         <w:rPr>
-          <w:rFonts w:ascii="Triumvirate" w:hAnsi="Triumvirate"/>
           <w:noProof/>
-          <w:sz w:val="22"/>
-          <w:szCs w:val="22"/>
         </w:rPr>
         <mc:AlternateContent>
           <mc:Choice Requires="wpg">
             <w:drawing>
-              <wp:anchor distT="0" distB="0" distL="114300" distR="114300" simplePos="0" relativeHeight="251670537" behindDoc="0" locked="0" layoutInCell="1" allowOverlap="1" wp14:anchorId="799DD2F9" wp14:editId="3D738D14">
+              <wp:anchor distT="0" distB="0" distL="114300" distR="114300" simplePos="0" relativeHeight="251658255" behindDoc="0" locked="0" layoutInCell="1" allowOverlap="1" wp14:anchorId="3D34B7C3" wp14:editId="5F67B9F5">
                 <wp:simplePos x="0" y="0"/>
                 <wp:positionH relativeFrom="column">
-                  <wp:posOffset>4412615</wp:posOffset>
+                  <wp:posOffset>-47625</wp:posOffset>
                 </wp:positionH>
                 <wp:positionV relativeFrom="paragraph">
-                  <wp:posOffset>3783965</wp:posOffset>
+                  <wp:posOffset>3793490</wp:posOffset>
                 </wp:positionV>
-                <wp:extent cx="2341245" cy="1356360"/>
-                <wp:effectExtent l="0" t="0" r="0" b="0"/>
+                <wp:extent cx="2341245" cy="1555750"/>
+                <wp:effectExtent l="0" t="0" r="0" b="6350"/>
                 <wp:wrapNone/>
-                <wp:docPr id="1833040966" name="グループ化 9"/>
+                <wp:docPr id="811060843" name="グループ化 9"/>
                 <wp:cNvGraphicFramePr/>
                 <a:graphic xmlns:a="http://schemas.openxmlformats.org/drawingml/2006/main">
                   <a:graphicData uri="http://schemas.microsoft.com/office/word/2010/wordprocessingGroup">
@@ -3941,13 +4154,13 @@
                       <wpg:grpSpPr>
                         <a:xfrm>
                           <a:off x="0" y="0"/>
-                          <a:ext cx="2341245" cy="1356360"/>
+                          <a:ext cx="2341245" cy="1555750"/>
                           <a:chOff x="0" y="0"/>
-                          <a:chExt cx="2341245" cy="1356574"/>
+                          <a:chExt cx="2341245" cy="1555750"/>
                         </a:xfrm>
                       </wpg:grpSpPr>
                       <wps:wsp>
-                        <wps:cNvPr id="1013056076" name="正方形/長方形 3"/>
+                        <wps:cNvPr id="1633047732" name="正方形/長方形 3"/>
                         <wps:cNvSpPr/>
                         <wps:spPr>
                           <a:xfrm>
@@ -3985,7 +4198,7 @@
                         </wps:bodyPr>
                       </wps:wsp>
                       <wps:wsp>
-                        <wps:cNvPr id="941179634" name="テキスト ボックス 4"/>
+                        <wps:cNvPr id="1825789267" name="テキスト ボックス 4"/>
                         <wps:cNvSpPr txBox="1"/>
                         <wps:spPr>
                           <a:xfrm>
@@ -4041,7 +4254,7 @@
                         </wps:bodyPr>
                       </wps:wsp>
                       <wps:wsp>
-                        <wps:cNvPr id="127519169" name="テキスト ボックス 4"/>
+                        <wps:cNvPr id="1614565284" name="テキスト ボックス 4"/>
                         <wps:cNvSpPr txBox="1"/>
                         <wps:spPr>
                           <a:xfrm>
@@ -4124,11 +4337,11 @@
                         </wps:bodyPr>
                       </wps:wsp>
                       <wps:wsp>
-                        <wps:cNvPr id="11402144" name="テキスト ボックス 4"/>
+                        <wps:cNvPr id="398174200" name="テキスト ボックス 4"/>
                         <wps:cNvSpPr txBox="1"/>
                         <wps:spPr>
                           <a:xfrm>
-                            <a:off x="12700" y="1127974"/>
+                            <a:off x="12700" y="1327150"/>
                             <a:ext cx="2291715" cy="228600"/>
                           </a:xfrm>
                           <a:prstGeom prst="rect">
@@ -4173,17 +4386,14 @@
                     </wpg:wgp>
                   </a:graphicData>
                 </a:graphic>
-                <wp14:sizeRelV relativeFrom="margin">
-                  <wp14:pctHeight>0</wp14:pctHeight>
-                </wp14:sizeRelV>
               </wp:anchor>
             </w:drawing>
           </mc:Choice>
           <mc:Fallback>
             <w:pict>
-              <v:group w14:anchorId="799DD2F9" id="_x0000_s1056" style="position:absolute;margin-left:347.45pt;margin-top:297.95pt;width:184.35pt;height:106.8pt;z-index:251670537;mso-height-relative:margin" coordsize="23412,13565" o:gfxdata="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">
-                <v:rect id="正方形/長方形 3" o:spid="_x0000_s1057" style="position:absolute;left:857;top:1492;width:21152;height:2660;visibility:visible;mso-wrap-style:square;v-text-anchor:middle" o:gfxdata="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" fillcolor="black [3213]" strokecolor="#030e13 [484]" strokeweight="1pt"/>
-                <v:shape id="テキスト ボックス 4" o:spid="_x0000_s1058" type="#_x0000_t202" style="position:absolute;left:857;width:21183;height:4908;visibility:visible;mso-wrap-style:square;v-text-anchor:top" o:gfxdata="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" filled="f" stroked="f" strokeweight=".5pt">
+              <v:group w14:anchorId="3D34B7C3" id="_x0000_s1056" style="position:absolute;margin-left:-3.75pt;margin-top:298.7pt;width:184.35pt;height:122.5pt;z-index:251658255" coordsize="23412,15557" o:gfxdata="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">
+                <v:rect id="正方形/長方形 3" o:spid="_x0000_s1057" style="position:absolute;left:857;top:1492;width:21152;height:2660;visibility:visible;mso-wrap-style:square;v-text-anchor:middle" o:gfxdata="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" fillcolor="black [3213]" strokecolor="#030e13 [484]" strokeweight="1pt"/>
+                <v:shape id="テキスト ボックス 4" o:spid="_x0000_s1058" type="#_x0000_t202" style="position:absolute;left:857;width:21183;height:4908;visibility:visible;mso-wrap-style:square;v-text-anchor:top" o:gfxdata="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" filled="f" stroked="f" strokeweight=".5pt">
                   <v:textbox>
                     <w:txbxContent>
                       <w:p>
@@ -4218,7 +4428,7 @@
                     </w:txbxContent>
                   </v:textbox>
                 </v:shape>
-                <v:shape id="テキスト ボックス 4" o:spid="_x0000_s1059" type="#_x0000_t202" style="position:absolute;top:3714;width:23412;height:7195;visibility:visible;mso-wrap-style:square;v-text-anchor:top" o:gfxdata="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" filled="f" stroked="f" strokeweight=".5pt">
+                <v:shape id="テキスト ボックス 4" o:spid="_x0000_s1059" type="#_x0000_t202" style="position:absolute;top:3714;width:23412;height:7195;visibility:visible;mso-wrap-style:square;v-text-anchor:top" o:gfxdata="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" filled="f" stroked="f" strokeweight=".5pt">
                   <v:textbox>
                     <w:txbxContent>
                       <w:p>
@@ -4280,7 +4490,7 @@
                     </w:txbxContent>
                   </v:textbox>
                 </v:shape>
-                <v:shape id="テキスト ボックス 4" o:spid="_x0000_s1060" type="#_x0000_t202" style="position:absolute;left:127;top:11279;width:22917;height:2286;visibility:visible;mso-wrap-style:square;v-text-anchor:top" o:gfxdata="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" filled="f" stroked="f" strokeweight=".5pt">
+                <v:shape id="テキスト ボックス 4" o:spid="_x0000_s1060" type="#_x0000_t202" style="position:absolute;left:127;top:13271;width:22917;height:2286;visibility:visible;mso-wrap-style:square;v-text-anchor:top" o:gfxdata="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" filled="f" stroked="f" strokeweight=".5pt">
                   <v:textbox>
                     <w:txbxContent>
                       <w:p>
@@ -4313,26 +4523,23 @@
       </w:r>
       <w:r>
         <w:rPr>
-          <w:rFonts w:ascii="Triumvirate" w:hAnsi="Triumvirate"/>
           <w:noProof/>
-          <w:sz w:val="22"/>
-          <w:szCs w:val="22"/>
         </w:rPr>
         <mc:AlternateContent>
           <mc:Choice Requires="wpg">
             <w:drawing>
-              <wp:anchor distT="0" distB="0" distL="114300" distR="114300" simplePos="0" relativeHeight="251669513" behindDoc="0" locked="0" layoutInCell="1" allowOverlap="1" wp14:anchorId="1F9A5B9B" wp14:editId="0D958DF4">
+              <wp:anchor distT="0" distB="0" distL="114300" distR="114300" simplePos="0" relativeHeight="251658256" behindDoc="0" locked="0" layoutInCell="1" allowOverlap="1" wp14:anchorId="3B57D559" wp14:editId="3048440F">
                 <wp:simplePos x="0" y="0"/>
-                <wp:positionH relativeFrom="column">
-                  <wp:posOffset>2158365</wp:posOffset>
+                <wp:positionH relativeFrom="margin">
+                  <wp:posOffset>2183765</wp:posOffset>
                 </wp:positionH>
                 <wp:positionV relativeFrom="paragraph">
-                  <wp:posOffset>3783965</wp:posOffset>
+                  <wp:posOffset>3793490</wp:posOffset>
                 </wp:positionV>
-                <wp:extent cx="2341245" cy="1356360"/>
-                <wp:effectExtent l="0" t="0" r="0" b="0"/>
+                <wp:extent cx="2341245" cy="1555750"/>
+                <wp:effectExtent l="0" t="0" r="0" b="6350"/>
                 <wp:wrapNone/>
-                <wp:docPr id="79754237" name="グループ化 9"/>
+                <wp:docPr id="829558567" name="グループ化 9"/>
                 <wp:cNvGraphicFramePr/>
                 <a:graphic xmlns:a="http://schemas.openxmlformats.org/drawingml/2006/main">
                   <a:graphicData uri="http://schemas.microsoft.com/office/word/2010/wordprocessingGroup">
@@ -4341,13 +4548,13 @@
                       <wpg:grpSpPr>
                         <a:xfrm>
                           <a:off x="0" y="0"/>
-                          <a:ext cx="2341245" cy="1356360"/>
+                          <a:ext cx="2341245" cy="1555750"/>
                           <a:chOff x="0" y="0"/>
-                          <a:chExt cx="2341245" cy="1356574"/>
+                          <a:chExt cx="2341245" cy="1555750"/>
                         </a:xfrm>
                       </wpg:grpSpPr>
                       <wps:wsp>
-                        <wps:cNvPr id="1641439847" name="正方形/長方形 3"/>
+                        <wps:cNvPr id="809324264" name="正方形/長方形 3"/>
                         <wps:cNvSpPr/>
                         <wps:spPr>
                           <a:xfrm>
@@ -4385,7 +4592,7 @@
                         </wps:bodyPr>
                       </wps:wsp>
                       <wps:wsp>
-                        <wps:cNvPr id="1449199000" name="テキスト ボックス 4"/>
+                        <wps:cNvPr id="1433984850" name="テキスト ボックス 4"/>
                         <wps:cNvSpPr txBox="1"/>
                         <wps:spPr>
                           <a:xfrm>
@@ -4441,7 +4648,7 @@
                         </wps:bodyPr>
                       </wps:wsp>
                       <wps:wsp>
-                        <wps:cNvPr id="927383849" name="テキスト ボックス 4"/>
+                        <wps:cNvPr id="76310870" name="テキスト ボックス 4"/>
                         <wps:cNvSpPr txBox="1"/>
                         <wps:spPr>
                           <a:xfrm>
@@ -4524,11 +4731,11 @@
                         </wps:bodyPr>
                       </wps:wsp>
                       <wps:wsp>
-                        <wps:cNvPr id="1421162873" name="テキスト ボックス 4"/>
+                        <wps:cNvPr id="1228774214" name="テキスト ボックス 4"/>
                         <wps:cNvSpPr txBox="1"/>
                         <wps:spPr>
                           <a:xfrm>
-                            <a:off x="12700" y="1127974"/>
+                            <a:off x="12700" y="1327150"/>
                             <a:ext cx="2291715" cy="228600"/>
                           </a:xfrm>
                           <a:prstGeom prst="rect">
@@ -4573,17 +4780,14 @@
                     </wpg:wgp>
                   </a:graphicData>
                 </a:graphic>
-                <wp14:sizeRelV relativeFrom="margin">
-                  <wp14:pctHeight>0</wp14:pctHeight>
-                </wp14:sizeRelV>
               </wp:anchor>
             </w:drawing>
           </mc:Choice>
           <mc:Fallback>
             <w:pict>
-              <v:group w14:anchorId="1F9A5B9B" id="_x0000_s1061" style="position:absolute;margin-left:169.95pt;margin-top:297.95pt;width:184.35pt;height:106.8pt;z-index:251669513;mso-height-relative:margin" coordsize="23412,13565" o:gfxdata="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">
-                <v:rect id="正方形/長方形 3" o:spid="_x0000_s1062" style="position:absolute;left:857;top:1492;width:21152;height:2660;visibility:visible;mso-wrap-style:square;v-text-anchor:middle" o:gfxdata="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" fillcolor="black [3213]" strokecolor="#030e13 [484]" strokeweight="1pt"/>
-                <v:shape id="テキスト ボックス 4" o:spid="_x0000_s1063" type="#_x0000_t202" style="position:absolute;left:857;width:21183;height:4908;visibility:visible;mso-wrap-style:square;v-text-anchor:top" o:gfxdata="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" filled="f" stroked="f" strokeweight=".5pt">
+              <v:group w14:anchorId="3B57D559" id="_x0000_s1061" style="position:absolute;margin-left:171.95pt;margin-top:298.7pt;width:184.35pt;height:122.5pt;z-index:251658256;mso-position-horizontal-relative:margin" coordsize="23412,15557" o:gfxdata="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">
+                <v:rect id="正方形/長方形 3" o:spid="_x0000_s1062" style="position:absolute;left:857;top:1492;width:21152;height:2660;visibility:visible;mso-wrap-style:square;v-text-anchor:middle" o:gfxdata="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" fillcolor="black [3213]" strokecolor="#030e13 [484]" strokeweight="1pt"/>
+                <v:shape id="テキスト ボックス 4" o:spid="_x0000_s1063" type="#_x0000_t202" style="position:absolute;left:857;width:21183;height:4908;visibility:visible;mso-wrap-style:square;v-text-anchor:top" o:gfxdata="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" filled="f" stroked="f" strokeweight=".5pt">
                   <v:textbox>
                     <w:txbxContent>
                       <w:p>
@@ -4618,7 +4822,7 @@
                     </w:txbxContent>
                   </v:textbox>
                 </v:shape>
-                <v:shape id="テキスト ボックス 4" o:spid="_x0000_s1064" type="#_x0000_t202" style="position:absolute;top:3714;width:23412;height:7195;visibility:visible;mso-wrap-style:square;v-text-anchor:top" o:gfxdata="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" filled="f" stroked="f" strokeweight=".5pt">
+                <v:shape id="テキスト ボックス 4" o:spid="_x0000_s1064" type="#_x0000_t202" style="position:absolute;top:3714;width:23412;height:7195;visibility:visible;mso-wrap-style:square;v-text-anchor:top" o:gfxdata="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" filled="f" stroked="f" strokeweight=".5pt">
                   <v:textbox>
                     <w:txbxContent>
                       <w:p>
@@ -4680,7 +4884,7 @@
                     </w:txbxContent>
                   </v:textbox>
                 </v:shape>
-                <v:shape id="テキスト ボックス 4" o:spid="_x0000_s1065" type="#_x0000_t202" style="position:absolute;left:127;top:11279;width:22917;height:2286;visibility:visible;mso-wrap-style:square;v-text-anchor:top" o:gfxdata="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" filled="f" stroked="f" strokeweight=".5pt">
+                <v:shape id="テキスト ボックス 4" o:spid="_x0000_s1065" type="#_x0000_t202" style="position:absolute;left:127;top:13271;width:22917;height:2286;visibility:visible;mso-wrap-style:square;v-text-anchor:top" o:gfxdata="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" filled="f" stroked="f" strokeweight=".5pt">
                   <v:textbox>
                     <w:txbxContent>
                       <w:p>
@@ -4706,6 +4910,7 @@
                     </w:txbxContent>
                   </v:textbox>
                 </v:shape>
+                <w10:wrap anchorx="margin"/>
               </v:group>
             </w:pict>
           </mc:Fallback>
@@ -4713,26 +4918,23 @@
       </w:r>
       <w:r>
         <w:rPr>
-          <w:rFonts w:ascii="Triumvirate" w:hAnsi="Triumvirate"/>
           <w:noProof/>
-          <w:sz w:val="22"/>
-          <w:szCs w:val="22"/>
         </w:rPr>
         <mc:AlternateContent>
           <mc:Choice Requires="wpg">
             <w:drawing>
-              <wp:anchor distT="0" distB="0" distL="114300" distR="114300" simplePos="0" relativeHeight="251668489" behindDoc="0" locked="0" layoutInCell="1" allowOverlap="1" wp14:anchorId="2C9FA25B" wp14:editId="643097E7">
+              <wp:anchor distT="0" distB="0" distL="114300" distR="114300" simplePos="0" relativeHeight="251658257" behindDoc="0" locked="0" layoutInCell="1" allowOverlap="1" wp14:anchorId="31589D62" wp14:editId="285DC481">
                 <wp:simplePos x="0" y="0"/>
-                <wp:positionH relativeFrom="column">
-                  <wp:posOffset>-50165</wp:posOffset>
+                <wp:positionH relativeFrom="margin">
+                  <wp:posOffset>4403090</wp:posOffset>
                 </wp:positionH>
                 <wp:positionV relativeFrom="paragraph">
-                  <wp:posOffset>3784344</wp:posOffset>
+                  <wp:posOffset>3793985</wp:posOffset>
                 </wp:positionV>
-                <wp:extent cx="2341245" cy="1356360"/>
-                <wp:effectExtent l="0" t="0" r="0" b="0"/>
+                <wp:extent cx="2341245" cy="1555750"/>
+                <wp:effectExtent l="0" t="0" r="0" b="6350"/>
                 <wp:wrapNone/>
-                <wp:docPr id="670809582" name="グループ化 9"/>
+                <wp:docPr id="337302644" name="グループ化 9"/>
                 <wp:cNvGraphicFramePr/>
                 <a:graphic xmlns:a="http://schemas.openxmlformats.org/drawingml/2006/main">
                   <a:graphicData uri="http://schemas.microsoft.com/office/word/2010/wordprocessingGroup">
@@ -4741,13 +4943,13 @@
                       <wpg:grpSpPr>
                         <a:xfrm>
                           <a:off x="0" y="0"/>
-                          <a:ext cx="2341245" cy="1356360"/>
+                          <a:ext cx="2341245" cy="1555750"/>
                           <a:chOff x="0" y="0"/>
-                          <a:chExt cx="2341245" cy="1356574"/>
+                          <a:chExt cx="2341245" cy="1555750"/>
                         </a:xfrm>
                       </wpg:grpSpPr>
                       <wps:wsp>
-                        <wps:cNvPr id="1877762335" name="正方形/長方形 3"/>
+                        <wps:cNvPr id="1717792904" name="正方形/長方形 3"/>
                         <wps:cNvSpPr/>
                         <wps:spPr>
                           <a:xfrm>
@@ -4785,7 +4987,7 @@
                         </wps:bodyPr>
                       </wps:wsp>
                       <wps:wsp>
-                        <wps:cNvPr id="1028994637" name="テキスト ボックス 4"/>
+                        <wps:cNvPr id="2076748992" name="テキスト ボックス 4"/>
                         <wps:cNvSpPr txBox="1"/>
                         <wps:spPr>
                           <a:xfrm>
@@ -4841,7 +5043,7 @@
                         </wps:bodyPr>
                       </wps:wsp>
                       <wps:wsp>
-                        <wps:cNvPr id="889822755" name="テキスト ボックス 4"/>
+                        <wps:cNvPr id="510342205" name="テキスト ボックス 4"/>
                         <wps:cNvSpPr txBox="1"/>
                         <wps:spPr>
                           <a:xfrm>
@@ -4924,11 +5126,11 @@
                         </wps:bodyPr>
                       </wps:wsp>
                       <wps:wsp>
-                        <wps:cNvPr id="2042691881" name="テキスト ボックス 4"/>
+                        <wps:cNvPr id="838824830" name="テキスト ボックス 4"/>
                         <wps:cNvSpPr txBox="1"/>
                         <wps:spPr>
                           <a:xfrm>
-                            <a:off x="12700" y="1127974"/>
+                            <a:off x="12700" y="1327150"/>
                             <a:ext cx="2291715" cy="228600"/>
                           </a:xfrm>
                           <a:prstGeom prst="rect">
@@ -4973,17 +5175,14 @@
                     </wpg:wgp>
                   </a:graphicData>
                 </a:graphic>
-                <wp14:sizeRelV relativeFrom="margin">
-                  <wp14:pctHeight>0</wp14:pctHeight>
-                </wp14:sizeRelV>
               </wp:anchor>
             </w:drawing>
           </mc:Choice>
           <mc:Fallback>
             <w:pict>
-              <v:group w14:anchorId="2C9FA25B" id="_x0000_s1066" style="position:absolute;margin-left:-3.95pt;margin-top:298pt;width:184.35pt;height:106.8pt;z-index:251668489;mso-height-relative:margin" coordsize="23412,13565" o:gfxdata="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">
-                <v:rect id="正方形/長方形 3" o:spid="_x0000_s1067" style="position:absolute;left:857;top:1492;width:21152;height:2660;visibility:visible;mso-wrap-style:square;v-text-anchor:middle" o:gfxdata="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" fillcolor="black [3213]" strokecolor="#030e13 [484]" strokeweight="1pt"/>
-                <v:shape id="テキスト ボックス 4" o:spid="_x0000_s1068" type="#_x0000_t202" style="position:absolute;left:857;width:21183;height:4908;visibility:visible;mso-wrap-style:square;v-text-anchor:top" o:gfxdata="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" filled="f" stroked="f" strokeweight=".5pt">
+              <v:group w14:anchorId="31589D62" id="_x0000_s1066" style="position:absolute;margin-left:346.7pt;margin-top:298.75pt;width:184.35pt;height:122.5pt;z-index:251658257;mso-position-horizontal-relative:margin" coordsize="23412,15557" o:gfxdata="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">
+                <v:rect id="正方形/長方形 3" o:spid="_x0000_s1067" style="position:absolute;left:857;top:1492;width:21152;height:2660;visibility:visible;mso-wrap-style:square;v-text-anchor:middle" o:gfxdata="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" fillcolor="black [3213]" strokecolor="#030e13 [484]" strokeweight="1pt"/>
+                <v:shape id="テキスト ボックス 4" o:spid="_x0000_s1068" type="#_x0000_t202" style="position:absolute;left:857;width:21183;height:4908;visibility:visible;mso-wrap-style:square;v-text-anchor:top" o:gfxdata="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" filled="f" stroked="f" strokeweight=".5pt">
                   <v:textbox>
                     <w:txbxContent>
                       <w:p>
@@ -5018,7 +5217,7 @@
                     </w:txbxContent>
                   </v:textbox>
                 </v:shape>
-                <v:shape id="テキスト ボックス 4" o:spid="_x0000_s1069" type="#_x0000_t202" style="position:absolute;top:3714;width:23412;height:7195;visibility:visible;mso-wrap-style:square;v-text-anchor:top" o:gfxdata="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" filled="f" stroked="f" strokeweight=".5pt">
+                <v:shape id="テキスト ボックス 4" o:spid="_x0000_s1069" type="#_x0000_t202" style="position:absolute;top:3714;width:23412;height:7195;visibility:visible;mso-wrap-style:square;v-text-anchor:top" o:gfxdata="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" filled="f" stroked="f" strokeweight=".5pt">
                   <v:textbox>
                     <w:txbxContent>
                       <w:p>
@@ -5080,7 +5279,7 @@
                     </w:txbxContent>
                   </v:textbox>
                 </v:shape>
-                <v:shape id="テキスト ボックス 4" o:spid="_x0000_s1070" type="#_x0000_t202" style="position:absolute;left:127;top:11279;width:22917;height:2286;visibility:visible;mso-wrap-style:square;v-text-anchor:top" o:gfxdata="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" filled="f" stroked="f" strokeweight=".5pt">
+                <v:shape id="テキスト ボックス 4" o:spid="_x0000_s1070" type="#_x0000_t202" style="position:absolute;left:127;top:13271;width:22917;height:2286;visibility:visible;mso-wrap-style:square;v-text-anchor:top" o:gfxdata="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" filled="f" stroked="f" strokeweight=".5pt">
                   <v:textbox>
                     <w:txbxContent>
                       <w:p>
@@ -5106,6 +5305,7 @@
                     </w:txbxContent>
                   </v:textbox>
                 </v:shape>
+                <w10:wrap anchorx="margin"/>
               </v:group>
             </w:pict>
           </mc:Fallback>
@@ -5113,26 +5313,23 @@
       </w:r>
       <w:r>
         <w:rPr>
-          <w:rFonts w:ascii="Triumvirate" w:hAnsi="Triumvirate"/>
           <w:noProof/>
-          <w:sz w:val="22"/>
-          <w:szCs w:val="22"/>
         </w:rPr>
         <mc:AlternateContent>
           <mc:Choice Requires="wpg">
             <w:drawing>
-              <wp:anchor distT="0" distB="0" distL="114300" distR="114300" simplePos="0" relativeHeight="251664393" behindDoc="0" locked="0" layoutInCell="1" allowOverlap="1" wp14:anchorId="42D37E60" wp14:editId="46C9803A">
+              <wp:anchor distT="0" distB="0" distL="114300" distR="114300" simplePos="0" relativeHeight="251658252" behindDoc="0" locked="0" layoutInCell="1" allowOverlap="1" wp14:anchorId="393B91FA" wp14:editId="7ACED95C">
                 <wp:simplePos x="0" y="0"/>
                 <wp:positionH relativeFrom="column">
-                  <wp:posOffset>-50165</wp:posOffset>
+                  <wp:posOffset>-47625</wp:posOffset>
                 </wp:positionH>
                 <wp:positionV relativeFrom="paragraph">
-                  <wp:posOffset>1830705</wp:posOffset>
+                  <wp:posOffset>1835150</wp:posOffset>
                 </wp:positionV>
-                <wp:extent cx="2341245" cy="1356360"/>
-                <wp:effectExtent l="0" t="0" r="0" b="0"/>
+                <wp:extent cx="2341245" cy="1555750"/>
+                <wp:effectExtent l="0" t="0" r="0" b="6350"/>
                 <wp:wrapNone/>
-                <wp:docPr id="292041113" name="グループ化 9"/>
+                <wp:docPr id="466447468" name="グループ化 9"/>
                 <wp:cNvGraphicFramePr/>
                 <a:graphic xmlns:a="http://schemas.openxmlformats.org/drawingml/2006/main">
                   <a:graphicData uri="http://schemas.microsoft.com/office/word/2010/wordprocessingGroup">
@@ -5141,13 +5338,13 @@
                       <wpg:grpSpPr>
                         <a:xfrm>
                           <a:off x="0" y="0"/>
-                          <a:ext cx="2341245" cy="1356360"/>
+                          <a:ext cx="2341245" cy="1555750"/>
                           <a:chOff x="0" y="0"/>
-                          <a:chExt cx="2341245" cy="1356574"/>
+                          <a:chExt cx="2341245" cy="1555750"/>
                         </a:xfrm>
                       </wpg:grpSpPr>
                       <wps:wsp>
-                        <wps:cNvPr id="474875185" name="正方形/長方形 3"/>
+                        <wps:cNvPr id="764789359" name="正方形/長方形 3"/>
                         <wps:cNvSpPr/>
                         <wps:spPr>
                           <a:xfrm>
@@ -5185,7 +5382,7 @@
                         </wps:bodyPr>
                       </wps:wsp>
                       <wps:wsp>
-                        <wps:cNvPr id="1092125386" name="テキスト ボックス 4"/>
+                        <wps:cNvPr id="1355790921" name="テキスト ボックス 4"/>
                         <wps:cNvSpPr txBox="1"/>
                         <wps:spPr>
                           <a:xfrm>
@@ -5241,7 +5438,7 @@
                         </wps:bodyPr>
                       </wps:wsp>
                       <wps:wsp>
-                        <wps:cNvPr id="2105188629" name="テキスト ボックス 4"/>
+                        <wps:cNvPr id="437530818" name="テキスト ボックス 4"/>
                         <wps:cNvSpPr txBox="1"/>
                         <wps:spPr>
                           <a:xfrm>
@@ -5324,11 +5521,11 @@
                         </wps:bodyPr>
                       </wps:wsp>
                       <wps:wsp>
-                        <wps:cNvPr id="111003249" name="テキスト ボックス 4"/>
+                        <wps:cNvPr id="742488907" name="テキスト ボックス 4"/>
                         <wps:cNvSpPr txBox="1"/>
                         <wps:spPr>
                           <a:xfrm>
-                            <a:off x="12700" y="1127974"/>
+                            <a:off x="12700" y="1327150"/>
                             <a:ext cx="2291715" cy="228600"/>
                           </a:xfrm>
                           <a:prstGeom prst="rect">
@@ -5373,17 +5570,14 @@
                     </wpg:wgp>
                   </a:graphicData>
                 </a:graphic>
-                <wp14:sizeRelV relativeFrom="margin">
-                  <wp14:pctHeight>0</wp14:pctHeight>
-                </wp14:sizeRelV>
               </wp:anchor>
             </w:drawing>
           </mc:Choice>
           <mc:Fallback>
             <w:pict>
-              <v:group w14:anchorId="42D37E60" id="_x0000_s1071" style="position:absolute;margin-left:-3.95pt;margin-top:144.15pt;width:184.35pt;height:106.8pt;z-index:251664393;mso-height-relative:margin" coordsize="23412,13565" o:gfxdata="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">
-                <v:rect id="正方形/長方形 3" o:spid="_x0000_s1072" style="position:absolute;left:857;top:1492;width:21152;height:2660;visibility:visible;mso-wrap-style:square;v-text-anchor:middle" o:gfxdata="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" fillcolor="black [3213]" strokecolor="#030e13 [484]" strokeweight="1pt"/>
-                <v:shape id="テキスト ボックス 4" o:spid="_x0000_s1073" type="#_x0000_t202" style="position:absolute;left:857;width:21183;height:4908;visibility:visible;mso-wrap-style:square;v-text-anchor:top" o:gfxdata="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" filled="f" stroked="f" strokeweight=".5pt">
+              <v:group w14:anchorId="393B91FA" id="_x0000_s1071" style="position:absolute;margin-left:-3.75pt;margin-top:144.5pt;width:184.35pt;height:122.5pt;z-index:251658252" coordsize="23412,15557" o:gfxdata="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">
+                <v:rect id="正方形/長方形 3" o:spid="_x0000_s1072" style="position:absolute;left:857;top:1492;width:21152;height:2660;visibility:visible;mso-wrap-style:square;v-text-anchor:middle" o:gfxdata="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" fillcolor="black [3213]" strokecolor="#030e13 [484]" strokeweight="1pt"/>
+                <v:shape id="テキスト ボックス 4" o:spid="_x0000_s1073" type="#_x0000_t202" style="position:absolute;left:857;width:21183;height:4908;visibility:visible;mso-wrap-style:square;v-text-anchor:top" o:gfxdata="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" filled="f" stroked="f" strokeweight=".5pt">
                   <v:textbox>
                     <w:txbxContent>
                       <w:p>
@@ -5418,7 +5612,7 @@
                     </w:txbxContent>
                   </v:textbox>
                 </v:shape>
-                <v:shape id="テキスト ボックス 4" o:spid="_x0000_s1074" type="#_x0000_t202" style="position:absolute;top:3714;width:23412;height:7195;visibility:visible;mso-wrap-style:square;v-text-anchor:top" o:gfxdata="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" filled="f" stroked="f" strokeweight=".5pt">
+                <v:shape id="テキスト ボックス 4" o:spid="_x0000_s1074" type="#_x0000_t202" style="position:absolute;top:3714;width:23412;height:7195;visibility:visible;mso-wrap-style:square;v-text-anchor:top" o:gfxdata="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" filled="f" stroked="f" strokeweight=".5pt">
                   <v:textbox>
                     <w:txbxContent>
                       <w:p>
@@ -5480,7 +5674,7 @@
                     </w:txbxContent>
                   </v:textbox>
                 </v:shape>
-                <v:shape id="テキスト ボックス 4" o:spid="_x0000_s1075" type="#_x0000_t202" style="position:absolute;left:127;top:11279;width:22917;height:2286;visibility:visible;mso-wrap-style:square;v-text-anchor:top" o:gfxdata="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" filled="f" stroked="f" strokeweight=".5pt">
+                <v:shape id="テキスト ボックス 4" o:spid="_x0000_s1075" type="#_x0000_t202" style="position:absolute;left:127;top:13271;width:22917;height:2286;visibility:visible;mso-wrap-style:square;v-text-anchor:top" o:gfxdata="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" filled="f" stroked="f" strokeweight=".5pt">
                   <v:textbox>
                     <w:txbxContent>
                       <w:p>
@@ -5513,26 +5707,23 @@
       </w:r>
       <w:r>
         <w:rPr>
-          <w:rFonts w:ascii="Triumvirate" w:hAnsi="Triumvirate"/>
           <w:noProof/>
-          <w:sz w:val="22"/>
-          <w:szCs w:val="22"/>
         </w:rPr>
         <mc:AlternateContent>
           <mc:Choice Requires="wpg">
             <w:drawing>
-              <wp:anchor distT="0" distB="0" distL="114300" distR="114300" simplePos="0" relativeHeight="251665417" behindDoc="0" locked="0" layoutInCell="1" allowOverlap="1" wp14:anchorId="1E8D06B2" wp14:editId="69AA569C">
+              <wp:anchor distT="0" distB="0" distL="114300" distR="114300" simplePos="0" relativeHeight="251658253" behindDoc="0" locked="0" layoutInCell="1" allowOverlap="1" wp14:anchorId="0D3BCCC7" wp14:editId="685E0ABD">
                 <wp:simplePos x="0" y="0"/>
-                <wp:positionH relativeFrom="column">
-                  <wp:posOffset>2158365</wp:posOffset>
+                <wp:positionH relativeFrom="margin">
+                  <wp:posOffset>2183765</wp:posOffset>
                 </wp:positionH>
                 <wp:positionV relativeFrom="paragraph">
-                  <wp:posOffset>1830705</wp:posOffset>
+                  <wp:posOffset>1835150</wp:posOffset>
                 </wp:positionV>
-                <wp:extent cx="2341245" cy="1356360"/>
-                <wp:effectExtent l="0" t="0" r="0" b="0"/>
+                <wp:extent cx="2341245" cy="1555750"/>
+                <wp:effectExtent l="0" t="0" r="0" b="6350"/>
                 <wp:wrapNone/>
-                <wp:docPr id="1388522936" name="グループ化 9"/>
+                <wp:docPr id="135261592" name="グループ化 9"/>
                 <wp:cNvGraphicFramePr/>
                 <a:graphic xmlns:a="http://schemas.openxmlformats.org/drawingml/2006/main">
                   <a:graphicData uri="http://schemas.microsoft.com/office/word/2010/wordprocessingGroup">
@@ -5541,13 +5732,13 @@
                       <wpg:grpSpPr>
                         <a:xfrm>
                           <a:off x="0" y="0"/>
-                          <a:ext cx="2341245" cy="1356360"/>
+                          <a:ext cx="2341245" cy="1555750"/>
                           <a:chOff x="0" y="0"/>
-                          <a:chExt cx="2341245" cy="1356574"/>
+                          <a:chExt cx="2341245" cy="1555750"/>
                         </a:xfrm>
                       </wpg:grpSpPr>
                       <wps:wsp>
-                        <wps:cNvPr id="1839884562" name="正方形/長方形 3"/>
+                        <wps:cNvPr id="947337850" name="正方形/長方形 3"/>
                         <wps:cNvSpPr/>
                         <wps:spPr>
                           <a:xfrm>
@@ -5585,7 +5776,7 @@
                         </wps:bodyPr>
                       </wps:wsp>
                       <wps:wsp>
-                        <wps:cNvPr id="330524081" name="テキスト ボックス 4"/>
+                        <wps:cNvPr id="101484801" name="テキスト ボックス 4"/>
                         <wps:cNvSpPr txBox="1"/>
                         <wps:spPr>
                           <a:xfrm>
@@ -5641,7 +5832,7 @@
                         </wps:bodyPr>
                       </wps:wsp>
                       <wps:wsp>
-                        <wps:cNvPr id="1635898730" name="テキスト ボックス 4"/>
+                        <wps:cNvPr id="1506512905" name="テキスト ボックス 4"/>
                         <wps:cNvSpPr txBox="1"/>
                         <wps:spPr>
                           <a:xfrm>
@@ -5724,11 +5915,11 @@
                         </wps:bodyPr>
                       </wps:wsp>
                       <wps:wsp>
-                        <wps:cNvPr id="1816561826" name="テキスト ボックス 4"/>
+                        <wps:cNvPr id="691667293" name="テキスト ボックス 4"/>
                         <wps:cNvSpPr txBox="1"/>
                         <wps:spPr>
                           <a:xfrm>
-                            <a:off x="12700" y="1127974"/>
+                            <a:off x="12700" y="1327150"/>
                             <a:ext cx="2291715" cy="228600"/>
                           </a:xfrm>
                           <a:prstGeom prst="rect">
@@ -5773,17 +5964,14 @@
                     </wpg:wgp>
                   </a:graphicData>
                 </a:graphic>
-                <wp14:sizeRelV relativeFrom="margin">
-                  <wp14:pctHeight>0</wp14:pctHeight>
-                </wp14:sizeRelV>
               </wp:anchor>
             </w:drawing>
           </mc:Choice>
           <mc:Fallback>
             <w:pict>
-              <v:group w14:anchorId="1E8D06B2" id="_x0000_s1076" style="position:absolute;margin-left:169.95pt;margin-top:144.15pt;width:184.35pt;height:106.8pt;z-index:251665417;mso-height-relative:margin" coordsize="23412,13565" o:gfxdata="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">
-                <v:rect id="正方形/長方形 3" o:spid="_x0000_s1077" style="position:absolute;left:857;top:1492;width:21152;height:2660;visibility:visible;mso-wrap-style:square;v-text-anchor:middle" o:gfxdata="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" fillcolor="black [3213]" strokecolor="#030e13 [484]" strokeweight="1pt"/>
-                <v:shape id="テキスト ボックス 4" o:spid="_x0000_s1078" type="#_x0000_t202" style="position:absolute;left:857;width:21183;height:4908;visibility:visible;mso-wrap-style:square;v-text-anchor:top" o:gfxdata="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" filled="f" stroked="f" strokeweight=".5pt">
+              <v:group w14:anchorId="0D3BCCC7" id="_x0000_s1076" style="position:absolute;margin-left:171.95pt;margin-top:144.5pt;width:184.35pt;height:122.5pt;z-index:251658253;mso-position-horizontal-relative:margin" coordsize="23412,15557" o:gfxdata="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">
+                <v:rect id="正方形/長方形 3" o:spid="_x0000_s1077" style="position:absolute;left:857;top:1492;width:21152;height:2660;visibility:visible;mso-wrap-style:square;v-text-anchor:middle" o:gfxdata="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" fillcolor="black [3213]" strokecolor="#030e13 [484]" strokeweight="1pt"/>
+                <v:shape id="テキスト ボックス 4" o:spid="_x0000_s1078" type="#_x0000_t202" style="position:absolute;left:857;width:21183;height:4908;visibility:visible;mso-wrap-style:square;v-text-anchor:top" o:gfxdata="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" filled="f" stroked="f" strokeweight=".5pt">
                   <v:textbox>
                     <w:txbxContent>
                       <w:p>
@@ -5818,7 +6006,7 @@
                     </w:txbxContent>
                   </v:textbox>
                 </v:shape>
-                <v:shape id="テキスト ボックス 4" o:spid="_x0000_s1079" type="#_x0000_t202" style="position:absolute;top:3714;width:23412;height:7195;visibility:visible;mso-wrap-style:square;v-text-anchor:top" o:gfxdata="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" filled="f" stroked="f" strokeweight=".5pt">
+                <v:shape id="テキスト ボックス 4" o:spid="_x0000_s1079" type="#_x0000_t202" style="position:absolute;top:3714;width:23412;height:7195;visibility:visible;mso-wrap-style:square;v-text-anchor:top" o:gfxdata="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" filled="f" stroked="f" strokeweight=".5pt">
                   <v:textbox>
                     <w:txbxContent>
                       <w:p>
@@ -5880,7 +6068,7 @@
                     </w:txbxContent>
                   </v:textbox>
                 </v:shape>
-                <v:shape id="テキスト ボックス 4" o:spid="_x0000_s1080" type="#_x0000_t202" style="position:absolute;left:127;top:11279;width:22917;height:2286;visibility:visible;mso-wrap-style:square;v-text-anchor:top" o:gfxdata="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" filled="f" stroked="f" strokeweight=".5pt">
+                <v:shape id="テキスト ボックス 4" o:spid="_x0000_s1080" type="#_x0000_t202" style="position:absolute;left:127;top:13271;width:22917;height:2286;visibility:visible;mso-wrap-style:square;v-text-anchor:top" o:gfxdata="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" filled="f" stroked="f" strokeweight=".5pt">
                   <v:textbox>
                     <w:txbxContent>
                       <w:p>
@@ -5906,6 +6094,7 @@
                     </w:txbxContent>
                   </v:textbox>
                 </v:shape>
+                <w10:wrap anchorx="margin"/>
               </v:group>
             </w:pict>
           </mc:Fallback>
@@ -5913,26 +6102,23 @@
       </w:r>
       <w:r>
         <w:rPr>
-          <w:rFonts w:ascii="Triumvirate" w:hAnsi="Triumvirate"/>
           <w:noProof/>
-          <w:sz w:val="22"/>
-          <w:szCs w:val="22"/>
         </w:rPr>
         <mc:AlternateContent>
           <mc:Choice Requires="wpg">
             <w:drawing>
-              <wp:anchor distT="0" distB="0" distL="114300" distR="114300" simplePos="0" relativeHeight="251666441" behindDoc="0" locked="0" layoutInCell="1" allowOverlap="1" wp14:anchorId="67938C8C" wp14:editId="584EFF70">
+              <wp:anchor distT="0" distB="0" distL="114300" distR="114300" simplePos="0" relativeHeight="251658254" behindDoc="0" locked="0" layoutInCell="1" allowOverlap="1" wp14:anchorId="066B59EF" wp14:editId="05AD673C">
                 <wp:simplePos x="0" y="0"/>
-                <wp:positionH relativeFrom="column">
-                  <wp:posOffset>4412615</wp:posOffset>
+                <wp:positionH relativeFrom="margin">
+                  <wp:posOffset>4403090</wp:posOffset>
                 </wp:positionH>
                 <wp:positionV relativeFrom="paragraph">
-                  <wp:posOffset>1831184</wp:posOffset>
+                  <wp:posOffset>1835171</wp:posOffset>
                 </wp:positionV>
-                <wp:extent cx="2341245" cy="1356360"/>
-                <wp:effectExtent l="0" t="0" r="0" b="0"/>
+                <wp:extent cx="2341245" cy="1555750"/>
+                <wp:effectExtent l="0" t="0" r="0" b="6350"/>
                 <wp:wrapNone/>
-                <wp:docPr id="134277914" name="グループ化 9"/>
+                <wp:docPr id="1411074719" name="グループ化 9"/>
                 <wp:cNvGraphicFramePr/>
                 <a:graphic xmlns:a="http://schemas.openxmlformats.org/drawingml/2006/main">
                   <a:graphicData uri="http://schemas.microsoft.com/office/word/2010/wordprocessingGroup">
@@ -5941,13 +6127,13 @@
                       <wpg:grpSpPr>
                         <a:xfrm>
                           <a:off x="0" y="0"/>
-                          <a:ext cx="2341245" cy="1356360"/>
+                          <a:ext cx="2341245" cy="1555750"/>
                           <a:chOff x="0" y="0"/>
-                          <a:chExt cx="2341245" cy="1356574"/>
+                          <a:chExt cx="2341245" cy="1555750"/>
                         </a:xfrm>
                       </wpg:grpSpPr>
                       <wps:wsp>
-                        <wps:cNvPr id="242332029" name="正方形/長方形 3"/>
+                        <wps:cNvPr id="1898098979" name="正方形/長方形 3"/>
                         <wps:cNvSpPr/>
                         <wps:spPr>
                           <a:xfrm>
@@ -5985,7 +6171,7 @@
                         </wps:bodyPr>
                       </wps:wsp>
                       <wps:wsp>
-                        <wps:cNvPr id="568570085" name="テキスト ボックス 4"/>
+                        <wps:cNvPr id="1992084650" name="テキスト ボックス 4"/>
                         <wps:cNvSpPr txBox="1"/>
                         <wps:spPr>
                           <a:xfrm>
@@ -6041,7 +6227,7 @@
                         </wps:bodyPr>
                       </wps:wsp>
                       <wps:wsp>
-                        <wps:cNvPr id="1351162407" name="テキスト ボックス 4"/>
+                        <wps:cNvPr id="1702305343" name="テキスト ボックス 4"/>
                         <wps:cNvSpPr txBox="1"/>
                         <wps:spPr>
                           <a:xfrm>
@@ -6124,11 +6310,11 @@
                         </wps:bodyPr>
                       </wps:wsp>
                       <wps:wsp>
-                        <wps:cNvPr id="2141623059" name="テキスト ボックス 4"/>
+                        <wps:cNvPr id="1387878078" name="テキスト ボックス 4"/>
                         <wps:cNvSpPr txBox="1"/>
                         <wps:spPr>
                           <a:xfrm>
-                            <a:off x="12700" y="1127974"/>
+                            <a:off x="12700" y="1327150"/>
                             <a:ext cx="2291715" cy="228600"/>
                           </a:xfrm>
                           <a:prstGeom prst="rect">
@@ -6173,17 +6359,14 @@
                     </wpg:wgp>
                   </a:graphicData>
                 </a:graphic>
-                <wp14:sizeRelV relativeFrom="margin">
-                  <wp14:pctHeight>0</wp14:pctHeight>
-                </wp14:sizeRelV>
               </wp:anchor>
             </w:drawing>
           </mc:Choice>
           <mc:Fallback>
             <w:pict>
-              <v:group w14:anchorId="67938C8C" id="_x0000_s1081" style="position:absolute;margin-left:347.45pt;margin-top:144.2pt;width:184.35pt;height:106.8pt;z-index:251666441;mso-height-relative:margin" coordsize="23412,13565" o:gfxdata="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">
-                <v:rect id="正方形/長方形 3" o:spid="_x0000_s1082" style="position:absolute;left:857;top:1492;width:21152;height:2660;visibility:visible;mso-wrap-style:square;v-text-anchor:middle" o:gfxdata="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" fillcolor="black [3213]" strokecolor="#030e13 [484]" strokeweight="1pt"/>
-                <v:shape id="テキスト ボックス 4" o:spid="_x0000_s1083" type="#_x0000_t202" style="position:absolute;left:857;width:21183;height:4908;visibility:visible;mso-wrap-style:square;v-text-anchor:top" o:gfxdata="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" filled="f" stroked="f" strokeweight=".5pt">
+              <v:group w14:anchorId="066B59EF" id="_x0000_s1081" style="position:absolute;margin-left:346.7pt;margin-top:144.5pt;width:184.35pt;height:122.5pt;z-index:251658254;mso-position-horizontal-relative:margin" coordsize="23412,15557" o:gfxdata="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">
+                <v:rect id="正方形/長方形 3" o:spid="_x0000_s1082" style="position:absolute;left:857;top:1492;width:21152;height:2660;visibility:visible;mso-wrap-style:square;v-text-anchor:middle" o:gfxdata="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" fillcolor="black [3213]" strokecolor="#030e13 [484]" strokeweight="1pt"/>
+                <v:shape id="テキスト ボックス 4" o:spid="_x0000_s1083" type="#_x0000_t202" style="position:absolute;left:857;width:21183;height:4908;visibility:visible;mso-wrap-style:square;v-text-anchor:top" o:gfxdata="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" filled="f" stroked="f" strokeweight=".5pt">
                   <v:textbox>
                     <w:txbxContent>
                       <w:p>
@@ -6218,7 +6401,7 @@
                     </w:txbxContent>
                   </v:textbox>
                 </v:shape>
-                <v:shape id="テキスト ボックス 4" o:spid="_x0000_s1084" type="#_x0000_t202" style="position:absolute;top:3714;width:23412;height:7195;visibility:visible;mso-wrap-style:square;v-text-anchor:top" o:gfxdata="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" filled="f" stroked="f" strokeweight=".5pt">
+                <v:shape id="テキスト ボックス 4" o:spid="_x0000_s1084" type="#_x0000_t202" style="position:absolute;top:3714;width:23412;height:7195;visibility:visible;mso-wrap-style:square;v-text-anchor:top" o:gfxdata="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" filled="f" stroked="f" strokeweight=".5pt">
                   <v:textbox>
                     <w:txbxContent>
                       <w:p>
@@ -6280,7 +6463,7 @@
                     </w:txbxContent>
                   </v:textbox>
                 </v:shape>
-                <v:shape id="テキスト ボックス 4" o:spid="_x0000_s1085" type="#_x0000_t202" style="position:absolute;left:127;top:11279;width:22917;height:2286;visibility:visible;mso-wrap-style:square;v-text-anchor:top" o:gfxdata="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" filled="f" stroked="f" strokeweight=".5pt">
+                <v:shape id="テキスト ボックス 4" o:spid="_x0000_s1085" type="#_x0000_t202" style="position:absolute;left:127;top:13271;width:22917;height:2286;visibility:visible;mso-wrap-style:square;v-text-anchor:top" o:gfxdata="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" filled="f" stroked="f" strokeweight=".5pt">
                   <v:textbox>
                     <w:txbxContent>
                       <w:p>
@@ -6306,6 +6489,7 @@
                     </w:txbxContent>
                   </v:textbox>
                 </v:shape>
+                <w10:wrap anchorx="margin"/>
               </v:group>
             </w:pict>
           </mc:Fallback>
@@ -6313,26 +6497,23 @@
       </w:r>
       <w:r>
         <w:rPr>
-          <w:rFonts w:ascii="Triumvirate" w:hAnsi="Triumvirate"/>
           <w:noProof/>
-          <w:sz w:val="22"/>
-          <w:szCs w:val="22"/>
         </w:rPr>
         <mc:AlternateContent>
           <mc:Choice Requires="wpg">
             <w:drawing>
-              <wp:anchor distT="0" distB="0" distL="114300" distR="114300" simplePos="0" relativeHeight="251662345" behindDoc="0" locked="0" layoutInCell="1" allowOverlap="1" wp14:anchorId="590AE258" wp14:editId="08ADD4CF">
+              <wp:anchor distT="0" distB="0" distL="114300" distR="114300" simplePos="0" relativeHeight="251658251" behindDoc="0" locked="0" layoutInCell="1" allowOverlap="1" wp14:anchorId="34A4ECC5" wp14:editId="05B830EB">
                 <wp:simplePos x="0" y="0"/>
-                <wp:positionH relativeFrom="column">
-                  <wp:posOffset>4412866</wp:posOffset>
+                <wp:positionH relativeFrom="margin">
+                  <wp:posOffset>4403090</wp:posOffset>
                 </wp:positionH>
                 <wp:positionV relativeFrom="paragraph">
-                  <wp:posOffset>-140335</wp:posOffset>
+                  <wp:posOffset>-139700</wp:posOffset>
                 </wp:positionV>
-                <wp:extent cx="2341245" cy="1356360"/>
-                <wp:effectExtent l="0" t="0" r="0" b="0"/>
+                <wp:extent cx="2341245" cy="1555750"/>
+                <wp:effectExtent l="0" t="0" r="0" b="6350"/>
                 <wp:wrapNone/>
-                <wp:docPr id="436774550" name="グループ化 9"/>
+                <wp:docPr id="1654851717" name="グループ化 9"/>
                 <wp:cNvGraphicFramePr/>
                 <a:graphic xmlns:a="http://schemas.openxmlformats.org/drawingml/2006/main">
                   <a:graphicData uri="http://schemas.microsoft.com/office/word/2010/wordprocessingGroup">
@@ -6341,13 +6522,13 @@
                       <wpg:grpSpPr>
                         <a:xfrm>
                           <a:off x="0" y="0"/>
-                          <a:ext cx="2341245" cy="1356360"/>
+                          <a:ext cx="2341245" cy="1555750"/>
                           <a:chOff x="0" y="0"/>
-                          <a:chExt cx="2341245" cy="1356574"/>
+                          <a:chExt cx="2341245" cy="1555750"/>
                         </a:xfrm>
                       </wpg:grpSpPr>
                       <wps:wsp>
-                        <wps:cNvPr id="1960939886" name="正方形/長方形 3"/>
+                        <wps:cNvPr id="58533846" name="正方形/長方形 3"/>
                         <wps:cNvSpPr/>
                         <wps:spPr>
                           <a:xfrm>
@@ -6385,7 +6566,7 @@
                         </wps:bodyPr>
                       </wps:wsp>
                       <wps:wsp>
-                        <wps:cNvPr id="296153574" name="テキスト ボックス 4"/>
+                        <wps:cNvPr id="1492086896" name="テキスト ボックス 4"/>
                         <wps:cNvSpPr txBox="1"/>
                         <wps:spPr>
                           <a:xfrm>
@@ -6441,7 +6622,7 @@
                         </wps:bodyPr>
                       </wps:wsp>
                       <wps:wsp>
-                        <wps:cNvPr id="1438150901" name="テキスト ボックス 4"/>
+                        <wps:cNvPr id="468332137" name="テキスト ボックス 4"/>
                         <wps:cNvSpPr txBox="1"/>
                         <wps:spPr>
                           <a:xfrm>
@@ -6524,11 +6705,11 @@
                         </wps:bodyPr>
                       </wps:wsp>
                       <wps:wsp>
-                        <wps:cNvPr id="846571609" name="テキスト ボックス 4"/>
+                        <wps:cNvPr id="2114722718" name="テキスト ボックス 4"/>
                         <wps:cNvSpPr txBox="1"/>
                         <wps:spPr>
                           <a:xfrm>
-                            <a:off x="12700" y="1127974"/>
+                            <a:off x="12700" y="1327150"/>
                             <a:ext cx="2291715" cy="228600"/>
                           </a:xfrm>
                           <a:prstGeom prst="rect">
@@ -6573,17 +6754,14 @@
                     </wpg:wgp>
                   </a:graphicData>
                 </a:graphic>
-                <wp14:sizeRelV relativeFrom="margin">
-                  <wp14:pctHeight>0</wp14:pctHeight>
-                </wp14:sizeRelV>
               </wp:anchor>
             </w:drawing>
           </mc:Choice>
           <mc:Fallback>
             <w:pict>
-              <v:group w14:anchorId="590AE258" id="_x0000_s1086" style="position:absolute;margin-left:347.45pt;margin-top:-11.05pt;width:184.35pt;height:106.8pt;z-index:251662345;mso-height-relative:margin" coordsize="23412,13565" o:gfxdata="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">
-                <v:rect id="正方形/長方形 3" o:spid="_x0000_s1087" style="position:absolute;left:857;top:1492;width:21152;height:2660;visibility:visible;mso-wrap-style:square;v-text-anchor:middle" o:gfxdata="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" fillcolor="black [3213]" strokecolor="#030e13 [484]" strokeweight="1pt"/>
-                <v:shape id="テキスト ボックス 4" o:spid="_x0000_s1088" type="#_x0000_t202" style="position:absolute;left:857;width:21183;height:4908;visibility:visible;mso-wrap-style:square;v-text-anchor:top" o:gfxdata="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" filled="f" stroked="f" strokeweight=".5pt">
+              <v:group w14:anchorId="34A4ECC5" id="_x0000_s1086" style="position:absolute;margin-left:346.7pt;margin-top:-11pt;width:184.35pt;height:122.5pt;z-index:251658251;mso-position-horizontal-relative:margin" coordsize="23412,15557" o:gfxdata="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">
+                <v:rect id="正方形/長方形 3" o:spid="_x0000_s1087" style="position:absolute;left:857;top:1492;width:21152;height:2660;visibility:visible;mso-wrap-style:square;v-text-anchor:middle" o:gfxdata="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" fillcolor="black [3213]" strokecolor="#030e13 [484]" strokeweight="1pt"/>
+                <v:shape id="テキスト ボックス 4" o:spid="_x0000_s1088" type="#_x0000_t202" style="position:absolute;left:857;width:21183;height:4908;visibility:visible;mso-wrap-style:square;v-text-anchor:top" o:gfxdata="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" filled="f" stroked="f" strokeweight=".5pt">
                   <v:textbox>
                     <w:txbxContent>
                       <w:p>
@@ -6618,7 +6796,7 @@
                     </w:txbxContent>
                   </v:textbox>
                 </v:shape>
-                <v:shape id="テキスト ボックス 4" o:spid="_x0000_s1089" type="#_x0000_t202" style="position:absolute;top:3714;width:23412;height:7195;visibility:visible;mso-wrap-style:square;v-text-anchor:top" o:gfxdata="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" filled="f" stroked="f" strokeweight=".5pt">
+                <v:shape id="テキスト ボックス 4" o:spid="_x0000_s1089" type="#_x0000_t202" style="position:absolute;top:3714;width:23412;height:7195;visibility:visible;mso-wrap-style:square;v-text-anchor:top" o:gfxdata="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" filled="f" stroked="f" strokeweight=".5pt">
                   <v:textbox>
                     <w:txbxContent>
                       <w:p>
@@ -6680,7 +6858,7 @@
                     </w:txbxContent>
                   </v:textbox>
                 </v:shape>
-                <v:shape id="テキスト ボックス 4" o:spid="_x0000_s1090" type="#_x0000_t202" style="position:absolute;left:127;top:11279;width:22917;height:2286;visibility:visible;mso-wrap-style:square;v-text-anchor:top" o:gfxdata="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" filled="f" stroked="f" strokeweight=".5pt">
+                <v:shape id="テキスト ボックス 4" o:spid="_x0000_s1090" type="#_x0000_t202" style="position:absolute;left:127;top:13271;width:22917;height:2286;visibility:visible;mso-wrap-style:square;v-text-anchor:top" o:gfxdata="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" filled="f" stroked="f" strokeweight=".5pt">
                   <v:textbox>
                     <w:txbxContent>
                       <w:p>
@@ -6706,6 +6884,7 @@
                     </w:txbxContent>
                   </v:textbox>
                 </v:shape>
+                <w10:wrap anchorx="margin"/>
               </v:group>
             </w:pict>
           </mc:Fallback>
@@ -6713,26 +6892,23 @@
       </w:r>
       <w:r>
         <w:rPr>
-          <w:rFonts w:ascii="Triumvirate" w:hAnsi="Triumvirate"/>
           <w:noProof/>
-          <w:sz w:val="22"/>
-          <w:szCs w:val="22"/>
         </w:rPr>
         <mc:AlternateContent>
           <mc:Choice Requires="wpg">
             <w:drawing>
-              <wp:anchor distT="0" distB="0" distL="114300" distR="114300" simplePos="0" relativeHeight="251660297" behindDoc="0" locked="0" layoutInCell="1" allowOverlap="1" wp14:anchorId="4EEE108A" wp14:editId="3BC4F5CA">
+              <wp:anchor distT="0" distB="0" distL="114300" distR="114300" simplePos="0" relativeHeight="251658250" behindDoc="0" locked="0" layoutInCell="1" allowOverlap="1" wp14:anchorId="51C81460" wp14:editId="44271C8C">
                 <wp:simplePos x="0" y="0"/>
-                <wp:positionH relativeFrom="column">
-                  <wp:posOffset>2158459</wp:posOffset>
+                <wp:positionH relativeFrom="margin">
+                  <wp:posOffset>2183765</wp:posOffset>
                 </wp:positionH>
                 <wp:positionV relativeFrom="paragraph">
-                  <wp:posOffset>-140335</wp:posOffset>
+                  <wp:posOffset>-139700</wp:posOffset>
                 </wp:positionV>
-                <wp:extent cx="2341245" cy="1356360"/>
-                <wp:effectExtent l="0" t="0" r="0" b="0"/>
+                <wp:extent cx="2341245" cy="1555750"/>
+                <wp:effectExtent l="0" t="0" r="0" b="6350"/>
                 <wp:wrapNone/>
-                <wp:docPr id="2098512449" name="グループ化 9"/>
+                <wp:docPr id="530079898" name="グループ化 9"/>
                 <wp:cNvGraphicFramePr/>
                 <a:graphic xmlns:a="http://schemas.openxmlformats.org/drawingml/2006/main">
                   <a:graphicData uri="http://schemas.microsoft.com/office/word/2010/wordprocessingGroup">
@@ -6741,13 +6917,13 @@
                       <wpg:grpSpPr>
                         <a:xfrm>
                           <a:off x="0" y="0"/>
-                          <a:ext cx="2341245" cy="1356360"/>
+                          <a:ext cx="2341245" cy="1555750"/>
                           <a:chOff x="0" y="0"/>
-                          <a:chExt cx="2341245" cy="1356574"/>
+                          <a:chExt cx="2341245" cy="1555750"/>
                         </a:xfrm>
                       </wpg:grpSpPr>
                       <wps:wsp>
-                        <wps:cNvPr id="1609815889" name="正方形/長方形 3"/>
+                        <wps:cNvPr id="1799309936" name="正方形/長方形 3"/>
                         <wps:cNvSpPr/>
                         <wps:spPr>
                           <a:xfrm>
@@ -6785,7 +6961,7 @@
                         </wps:bodyPr>
                       </wps:wsp>
                       <wps:wsp>
-                        <wps:cNvPr id="1159295436" name="テキスト ボックス 4"/>
+                        <wps:cNvPr id="348508216" name="テキスト ボックス 4"/>
                         <wps:cNvSpPr txBox="1"/>
                         <wps:spPr>
                           <a:xfrm>
@@ -6841,7 +7017,7 @@
                         </wps:bodyPr>
                       </wps:wsp>
                       <wps:wsp>
-                        <wps:cNvPr id="1699149292" name="テキスト ボックス 4"/>
+                        <wps:cNvPr id="1031052153" name="テキスト ボックス 4"/>
                         <wps:cNvSpPr txBox="1"/>
                         <wps:spPr>
                           <a:xfrm>
@@ -6924,11 +7100,11 @@
                         </wps:bodyPr>
                       </wps:wsp>
                       <wps:wsp>
-                        <wps:cNvPr id="986898754" name="テキスト ボックス 4"/>
+                        <wps:cNvPr id="112285201" name="テキスト ボックス 4"/>
                         <wps:cNvSpPr txBox="1"/>
                         <wps:spPr>
                           <a:xfrm>
-                            <a:off x="12700" y="1127974"/>
+                            <a:off x="12700" y="1327150"/>
                             <a:ext cx="2291715" cy="228600"/>
                           </a:xfrm>
                           <a:prstGeom prst="rect">
@@ -6973,17 +7149,14 @@
                     </wpg:wgp>
                   </a:graphicData>
                 </a:graphic>
-                <wp14:sizeRelV relativeFrom="margin">
-                  <wp14:pctHeight>0</wp14:pctHeight>
-                </wp14:sizeRelV>
               </wp:anchor>
             </w:drawing>
           </mc:Choice>
           <mc:Fallback>
             <w:pict>
-              <v:group w14:anchorId="4EEE108A" id="_x0000_s1091" style="position:absolute;margin-left:169.95pt;margin-top:-11.05pt;width:184.35pt;height:106.8pt;z-index:251660297;mso-height-relative:margin" coordsize="23412,13565" o:gfxdata="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">
-                <v:rect id="正方形/長方形 3" o:spid="_x0000_s1092" style="position:absolute;left:857;top:1492;width:21152;height:2660;visibility:visible;mso-wrap-style:square;v-text-anchor:middle" o:gfxdata="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" fillcolor="black [3213]" strokecolor="#030e13 [484]" strokeweight="1pt"/>
-                <v:shape id="テキスト ボックス 4" o:spid="_x0000_s1093" type="#_x0000_t202" style="position:absolute;left:857;width:21183;height:4908;visibility:visible;mso-wrap-style:square;v-text-anchor:top" o:gfxdata="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" filled="f" stroked="f" strokeweight=".5pt">
+              <v:group w14:anchorId="51C81460" id="_x0000_s1091" style="position:absolute;margin-left:171.95pt;margin-top:-11pt;width:184.35pt;height:122.5pt;z-index:251658250;mso-position-horizontal-relative:margin" coordsize="23412,15557" o:gfxdata="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">
+                <v:rect id="正方形/長方形 3" o:spid="_x0000_s1092" style="position:absolute;left:857;top:1492;width:21152;height:2660;visibility:visible;mso-wrap-style:square;v-text-anchor:middle" o:gfxdata="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" fillcolor="black [3213]" strokecolor="#030e13 [484]" strokeweight="1pt"/>
+                <v:shape id="テキスト ボックス 4" o:spid="_x0000_s1093" type="#_x0000_t202" style="position:absolute;left:857;width:21183;height:4908;visibility:visible;mso-wrap-style:square;v-text-anchor:top" o:gfxdata="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" filled="f" stroked="f" strokeweight=".5pt">
                   <v:textbox>
                     <w:txbxContent>
                       <w:p>
@@ -7018,7 +7191,7 @@
                     </w:txbxContent>
                   </v:textbox>
                 </v:shape>
-                <v:shape id="テキスト ボックス 4" o:spid="_x0000_s1094" type="#_x0000_t202" style="position:absolute;top:3714;width:23412;height:7195;visibility:visible;mso-wrap-style:square;v-text-anchor:top" o:gfxdata="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" filled="f" stroked="f" strokeweight=".5pt">
+                <v:shape id="テキスト ボックス 4" o:spid="_x0000_s1094" type="#_x0000_t202" style="position:absolute;top:3714;width:23412;height:7195;visibility:visible;mso-wrap-style:square;v-text-anchor:top" o:gfxdata="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" filled="f" stroked="f" strokeweight=".5pt">
                   <v:textbox>
                     <w:txbxContent>
                       <w:p>
@@ -7080,7 +7253,7 @@
                     </w:txbxContent>
                   </v:textbox>
                 </v:shape>
-                <v:shape id="テキスト ボックス 4" o:spid="_x0000_s1095" type="#_x0000_t202" style="position:absolute;left:127;top:11279;width:22917;height:2286;visibility:visible;mso-wrap-style:square;v-text-anchor:top" o:gfxdata="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" filled="f" stroked="f" strokeweight=".5pt">
+                <v:shape id="テキスト ボックス 4" o:spid="_x0000_s1095" type="#_x0000_t202" style="position:absolute;left:127;top:13271;width:22917;height:2286;visibility:visible;mso-wrap-style:square;v-text-anchor:top" o:gfxdata="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" filled="f" stroked="f" strokeweight=".5pt">
                   <v:textbox>
                     <w:txbxContent>
                       <w:p>
@@ -7106,6 +7279,7 @@
                     </w:txbxContent>
                   </v:textbox>
                 </v:shape>
+                <w10:wrap anchorx="margin"/>
               </v:group>
             </w:pict>
           </mc:Fallback>
@@ -7113,24 +7287,21 @@
       </w:r>
       <w:r>
         <w:rPr>
-          <w:rFonts w:ascii="Triumvirate" w:hAnsi="Triumvirate"/>
           <w:noProof/>
-          <w:sz w:val="22"/>
-          <w:szCs w:val="22"/>
         </w:rPr>
         <mc:AlternateContent>
           <mc:Choice Requires="wpg">
             <w:drawing>
-              <wp:anchor distT="0" distB="0" distL="114300" distR="114300" simplePos="0" relativeHeight="251658249" behindDoc="0" locked="0" layoutInCell="1" allowOverlap="1" wp14:anchorId="48F07CD8" wp14:editId="0FB514BE">
+              <wp:anchor distT="0" distB="0" distL="114300" distR="114300" simplePos="0" relativeHeight="251658249" behindDoc="0" locked="0" layoutInCell="1" allowOverlap="1" wp14:anchorId="48F07CD8" wp14:editId="4632668D">
                 <wp:simplePos x="0" y="0"/>
                 <wp:positionH relativeFrom="column">
-                  <wp:posOffset>-50165</wp:posOffset>
+                  <wp:posOffset>-47625</wp:posOffset>
                 </wp:positionH>
                 <wp:positionV relativeFrom="paragraph">
-                  <wp:posOffset>-140335</wp:posOffset>
+                  <wp:posOffset>-139700</wp:posOffset>
                 </wp:positionV>
-                <wp:extent cx="2341245" cy="1356360"/>
-                <wp:effectExtent l="0" t="0" r="0" b="0"/>
+                <wp:extent cx="2341245" cy="1555750"/>
+                <wp:effectExtent l="0" t="0" r="0" b="6350"/>
                 <wp:wrapNone/>
                 <wp:docPr id="2042099627" name="グループ化 9"/>
                 <wp:cNvGraphicFramePr/>
@@ -7141,9 +7312,9 @@
                       <wpg:grpSpPr>
                         <a:xfrm>
                           <a:off x="0" y="0"/>
-                          <a:ext cx="2341245" cy="1356360"/>
+                          <a:ext cx="2341245" cy="1555750"/>
                           <a:chOff x="0" y="0"/>
-                          <a:chExt cx="2341245" cy="1356574"/>
+                          <a:chExt cx="2341245" cy="1555750"/>
                         </a:xfrm>
                       </wpg:grpSpPr>
                       <wps:wsp>
@@ -7328,7 +7499,7 @@
                         <wps:cNvSpPr txBox="1"/>
                         <wps:spPr>
                           <a:xfrm>
-                            <a:off x="12700" y="1127974"/>
+                            <a:off x="12700" y="1327150"/>
                             <a:ext cx="2291715" cy="228600"/>
                           </a:xfrm>
                           <a:prstGeom prst="rect">
@@ -7373,15 +7544,12 @@
                     </wpg:wgp>
                   </a:graphicData>
                 </a:graphic>
-                <wp14:sizeRelV relativeFrom="margin">
-                  <wp14:pctHeight>0</wp14:pctHeight>
-                </wp14:sizeRelV>
               </wp:anchor>
             </w:drawing>
           </mc:Choice>
           <mc:Fallback>
             <w:pict>
-              <v:group w14:anchorId="48F07CD8" id="_x0000_s1096" style="position:absolute;margin-left:-3.95pt;margin-top:-11.05pt;width:184.35pt;height:106.8pt;z-index:251658249;mso-height-relative:margin" coordsize="23412,13565" o:gfxdata="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">
+              <v:group w14:anchorId="48F07CD8" id="_x0000_s1096" style="position:absolute;margin-left:-3.75pt;margin-top:-11pt;width:184.35pt;height:122.5pt;z-index:251658249" coordsize="23412,15557" o:gfxdata="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">
                 <v:rect id="正方形/長方形 3" o:spid="_x0000_s1097" style="position:absolute;left:857;top:1492;width:21152;height:2660;visibility:visible;mso-wrap-style:square;v-text-anchor:middle" o:gfxdata="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" fillcolor="black [3213]" strokecolor="#030e13 [484]" strokeweight="1pt"/>
                 <v:shape id="テキスト ボックス 4" o:spid="_x0000_s1098" type="#_x0000_t202" style="position:absolute;left:857;width:21183;height:4908;visibility:visible;mso-wrap-style:square;v-text-anchor:top" o:gfxdata="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" filled="f" stroked="f" strokeweight=".5pt">
                   <v:textbox>
@@ -7480,7 +7648,7 @@
                     </w:txbxContent>
                   </v:textbox>
                 </v:shape>
-                <v:shape id="テキスト ボックス 4" o:spid="_x0000_s1100" type="#_x0000_t202" style="position:absolute;left:127;top:11279;width:22917;height:2286;visibility:visible;mso-wrap-style:square;v-text-anchor:top" o:gfxdata="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" filled="f" stroked="f" strokeweight=".5pt">
+                <v:shape id="テキスト ボックス 4" o:spid="_x0000_s1100" type="#_x0000_t202" style="position:absolute;left:127;top:13271;width:22917;height:2286;visibility:visible;mso-wrap-style:square;v-text-anchor:top" o:gfxdata="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" filled="f" stroked="f" strokeweight=".5pt">
                   <v:textbox>
                     <w:txbxContent>
                       <w:p>
@@ -7513,15 +7681,12 @@
       </w:r>
       <w:r>
         <w:rPr>
-          <w:rFonts w:ascii="Triumvirate" w:hAnsi="Triumvirate"/>
           <w:noProof/>
-          <w:sz w:val="22"/>
-          <w:szCs w:val="22"/>
         </w:rPr>
         <mc:AlternateContent>
           <mc:Choice Requires="wps">
             <w:drawing>
-              <wp:anchor distT="0" distB="0" distL="114300" distR="114300" simplePos="0" relativeHeight="251658247" behindDoc="0" locked="0" layoutInCell="1" allowOverlap="1" wp14:anchorId="5E60B398" wp14:editId="379348AE">
+              <wp:anchor distT="0" distB="0" distL="114300" distR="114300" simplePos="0" relativeHeight="251658247" behindDoc="0" locked="0" layoutInCell="1" allowOverlap="1" wp14:anchorId="5E60B398" wp14:editId="538953F1">
                 <wp:simplePos x="0" y="0"/>
                 <wp:positionH relativeFrom="column">
                   <wp:posOffset>4426585</wp:posOffset>
@@ -7578,7 +7743,7 @@
           </mc:Choice>
           <mc:Fallback>
             <w:pict>
-              <v:line w14:anchorId="0B317896" id="直線コネクタ 1" o:spid="_x0000_s1026" style="position:absolute;z-index:251658247;visibility:visible;mso-wrap-style:square;mso-height-percent:0;mso-wrap-distance-left:9pt;mso-wrap-distance-top:0;mso-wrap-distance-right:9pt;mso-wrap-distance-bottom:0;mso-position-horizontal:absolute;mso-position-horizontal-relative:text;mso-position-vertical:absolute;mso-position-vertical-relative:text;mso-height-percent:0;mso-height-relative:margin" from="348.55pt,148pt" to="348.55pt,940.2pt" o:gfxdata="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" strokecolor="black [3213]" strokeweight=".5pt">
+              <v:line w14:anchorId="484E632B" id="直線コネクタ 1" o:spid="_x0000_s1026" style="position:absolute;z-index:251666432;visibility:visible;mso-wrap-style:square;mso-height-percent:0;mso-wrap-distance-left:9pt;mso-wrap-distance-top:0;mso-wrap-distance-right:9pt;mso-wrap-distance-bottom:0;mso-position-horizontal:absolute;mso-position-horizontal-relative:text;mso-position-vertical:absolute;mso-position-vertical-relative:text;mso-height-percent:0;mso-height-relative:margin" from="348.55pt,148pt" to="348.55pt,940.2pt" o:gfxdata="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" strokecolor="black [3213]" strokeweight=".5pt">
                 <v:stroke joinstyle="miter"/>
               </v:line>
             </w:pict>
@@ -7587,15 +7752,12 @@
       </w:r>
       <w:r>
         <w:rPr>
-          <w:rFonts w:ascii="Triumvirate" w:hAnsi="Triumvirate"/>
           <w:noProof/>
-          <w:sz w:val="22"/>
-          <w:szCs w:val="22"/>
         </w:rPr>
         <mc:AlternateContent>
           <mc:Choice Requires="wps">
             <w:drawing>
-              <wp:anchor distT="0" distB="0" distL="114300" distR="114300" simplePos="0" relativeHeight="251658248" behindDoc="0" locked="0" layoutInCell="1" allowOverlap="1" wp14:anchorId="4CD1AF6C" wp14:editId="3CFB5352">
+              <wp:anchor distT="0" distB="0" distL="114300" distR="114300" simplePos="0" relativeHeight="251658248" behindDoc="0" locked="0" layoutInCell="1" allowOverlap="1" wp14:anchorId="4CD1AF6C" wp14:editId="56661ED7">
                 <wp:simplePos x="0" y="0"/>
                 <wp:positionH relativeFrom="margin">
                   <wp:posOffset>0</wp:posOffset>
@@ -7649,7 +7811,7 @@
           </mc:Choice>
           <mc:Fallback>
             <w:pict>
-              <v:line w14:anchorId="681FBBE4" id="直線コネクタ 2" o:spid="_x0000_s1026" style="position:absolute;z-index:251658248;visibility:visible;mso-wrap-style:square;mso-wrap-distance-left:9pt;mso-wrap-distance-top:0;mso-wrap-distance-right:9pt;mso-wrap-distance-bottom:0;mso-position-horizontal:absolute;mso-position-horizontal-relative:margin;mso-position-vertical:absolute;mso-position-vertical-relative:text" from="0,769.65pt" to="515.6pt,769.65pt" o:gfxdata="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" strokecolor="black [3213]" strokeweight=".5pt">
+              <v:line w14:anchorId="0BFB789C" id="直線コネクタ 2" o:spid="_x0000_s1026" style="position:absolute;z-index:251667456;visibility:visible;mso-wrap-style:square;mso-wrap-distance-left:9pt;mso-wrap-distance-top:0;mso-wrap-distance-right:9pt;mso-wrap-distance-bottom:0;mso-position-horizontal:absolute;mso-position-horizontal-relative:margin;mso-position-vertical:absolute;mso-position-vertical-relative:text" from="0,769.65pt" to="515.6pt,769.65pt" o:gfxdata="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" strokecolor="black [3213]" strokeweight=".5pt">
                 <v:stroke joinstyle="miter"/>
                 <w10:wrap anchorx="margin"/>
               </v:line>
@@ -7659,15 +7821,12 @@
       </w:r>
       <w:r>
         <w:rPr>
-          <w:rFonts w:ascii="Triumvirate" w:hAnsi="Triumvirate"/>
           <w:noProof/>
-          <w:sz w:val="22"/>
-          <w:szCs w:val="22"/>
         </w:rPr>
         <mc:AlternateContent>
           <mc:Choice Requires="wps">
             <w:drawing>
-              <wp:anchor distT="0" distB="0" distL="114300" distR="114300" simplePos="0" relativeHeight="251658241" behindDoc="0" locked="0" layoutInCell="1" allowOverlap="1" wp14:anchorId="642A4A28" wp14:editId="10B85379">
+              <wp:anchor distT="0" distB="0" distL="114300" distR="114300" simplePos="0" relativeHeight="251658241" behindDoc="0" locked="0" layoutInCell="1" allowOverlap="1" wp14:anchorId="642A4A28" wp14:editId="26B9F33A">
                 <wp:simplePos x="0" y="0"/>
                 <wp:positionH relativeFrom="column">
                   <wp:posOffset>4426647</wp:posOffset>
@@ -7724,7 +7883,7 @@
           </mc:Choice>
           <mc:Fallback>
             <w:pict>
-              <v:line w14:anchorId="5261C20E" id="直線コネクタ 1" o:spid="_x0000_s1026" style="position:absolute;z-index:251658241;visibility:visible;mso-wrap-style:square;mso-height-percent:0;mso-wrap-distance-left:9pt;mso-wrap-distance-top:0;mso-wrap-distance-right:9pt;mso-wrap-distance-bottom:0;mso-position-horizontal:absolute;mso-position-horizontal-relative:text;mso-position-vertical:absolute;mso-position-vertical-relative:text;mso-height-percent:0;mso-height-relative:margin" from="348.55pt,-6.05pt" to="348.55pt,786.15pt" o:gfxdata="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" strokecolor="black [3213]" strokeweight=".5pt">
+              <v:line w14:anchorId="246F34A0" id="直線コネクタ 1" o:spid="_x0000_s1026" style="position:absolute;z-index:251640832;visibility:visible;mso-wrap-style:square;mso-height-percent:0;mso-wrap-distance-left:9pt;mso-wrap-distance-top:0;mso-wrap-distance-right:9pt;mso-wrap-distance-bottom:0;mso-position-horizontal:absolute;mso-position-horizontal-relative:text;mso-position-vertical:absolute;mso-position-vertical-relative:text;mso-height-percent:0;mso-height-relative:margin" from="348.55pt,-6.05pt" to="348.55pt,786.15pt" o:gfxdata="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" strokecolor="black [3213]" strokeweight=".5pt">
                 <v:stroke joinstyle="miter"/>
               </v:line>
             </w:pict>
@@ -7733,15 +7892,12 @@
       </w:r>
       <w:r>
         <w:rPr>
-          <w:rFonts w:ascii="Triumvirate" w:hAnsi="Triumvirate"/>
           <w:noProof/>
-          <w:sz w:val="22"/>
-          <w:szCs w:val="22"/>
         </w:rPr>
         <mc:AlternateContent>
           <mc:Choice Requires="wps">
             <w:drawing>
-              <wp:anchor distT="0" distB="0" distL="114300" distR="114300" simplePos="0" relativeHeight="251658240" behindDoc="0" locked="0" layoutInCell="1" allowOverlap="1" wp14:anchorId="3124D196" wp14:editId="0A6704E7">
+              <wp:anchor distT="0" distB="0" distL="114300" distR="114300" simplePos="0" relativeHeight="251658240" behindDoc="0" locked="0" layoutInCell="1" allowOverlap="1" wp14:anchorId="3124D196" wp14:editId="11EBDB2D">
                 <wp:simplePos x="0" y="0"/>
                 <wp:positionH relativeFrom="column">
                   <wp:posOffset>2214645</wp:posOffset>
@@ -7798,7 +7954,7 @@
           </mc:Choice>
           <mc:Fallback>
             <w:pict>
-              <v:line w14:anchorId="5C536359" id="直線コネクタ 1" o:spid="_x0000_s1026" style="position:absolute;z-index:251658240;visibility:visible;mso-wrap-style:square;mso-height-percent:0;mso-wrap-distance-left:9pt;mso-wrap-distance-top:0;mso-wrap-distance-right:9pt;mso-wrap-distance-bottom:0;mso-position-horizontal:absolute;mso-position-horizontal-relative:text;mso-position-vertical:absolute;mso-position-vertical-relative:text;mso-height-percent:0;mso-height-relative:margin" from="174.4pt,-5.85pt" to="174.4pt,787.4pt" o:gfxdata="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" strokecolor="black [3213]" strokeweight=".5pt">
+              <v:line w14:anchorId="4E8814DD" id="直線コネクタ 1" o:spid="_x0000_s1026" style="position:absolute;z-index:251638784;visibility:visible;mso-wrap-style:square;mso-height-percent:0;mso-wrap-distance-left:9pt;mso-wrap-distance-top:0;mso-wrap-distance-right:9pt;mso-wrap-distance-bottom:0;mso-position-horizontal:absolute;mso-position-horizontal-relative:text;mso-position-vertical:absolute;mso-position-vertical-relative:text;mso-height-percent:0;mso-height-relative:margin" from="174.4pt,-5.85pt" to="174.4pt,787.4pt" o:gfxdata="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" strokecolor="black [3213]" strokeweight=".5pt">
                 <v:stroke joinstyle="miter"/>
               </v:line>
             </w:pict>
@@ -7807,15 +7963,12 @@
       </w:r>
       <w:r>
         <w:rPr>
-          <w:rFonts w:ascii="Triumvirate" w:hAnsi="Triumvirate"/>
           <w:noProof/>
-          <w:sz w:val="22"/>
-          <w:szCs w:val="22"/>
         </w:rPr>
         <mc:AlternateContent>
           <mc:Choice Requires="wps">
             <w:drawing>
-              <wp:anchor distT="0" distB="0" distL="114300" distR="114300" simplePos="0" relativeHeight="251658246" behindDoc="0" locked="0" layoutInCell="1" allowOverlap="1" wp14:anchorId="197A963A" wp14:editId="2D33D162">
+              <wp:anchor distT="0" distB="0" distL="114300" distR="114300" simplePos="0" relativeHeight="251658246" behindDoc="0" locked="0" layoutInCell="1" allowOverlap="1" wp14:anchorId="197A963A" wp14:editId="6DC11DD4">
                 <wp:simplePos x="0" y="0"/>
                 <wp:positionH relativeFrom="margin">
                   <wp:posOffset>0</wp:posOffset>
@@ -7869,7 +8022,7 @@
           </mc:Choice>
           <mc:Fallback>
             <w:pict>
-              <v:line w14:anchorId="175A9F9C" id="直線コネクタ 2" o:spid="_x0000_s1026" style="position:absolute;z-index:251658246;visibility:visible;mso-wrap-style:square;mso-wrap-distance-left:9pt;mso-wrap-distance-top:0;mso-wrap-distance-right:9pt;mso-wrap-distance-bottom:0;mso-position-horizontal:absolute;mso-position-horizontal-relative:margin;mso-position-vertical:absolute;mso-position-vertical-relative:text" from="0,0" to="515.6pt,0" o:gfxdata="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" strokecolor="black [3213]" strokeweight=".5pt">
+              <v:line w14:anchorId="16687245" id="直線コネクタ 2" o:spid="_x0000_s1026" style="position:absolute;z-index:251664384;visibility:visible;mso-wrap-style:square;mso-wrap-distance-left:9pt;mso-wrap-distance-top:0;mso-wrap-distance-right:9pt;mso-wrap-distance-bottom:0;mso-position-horizontal:absolute;mso-position-horizontal-relative:margin;mso-position-vertical:absolute;mso-position-vertical-relative:text" from="0,0" to="515.6pt,0" o:gfxdata="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" strokecolor="black [3213]" strokeweight=".5pt">
                 <v:stroke joinstyle="miter"/>
                 <w10:wrap anchorx="margin"/>
               </v:line>
@@ -7879,10 +8032,7 @@
       </w:r>
       <w:r>
         <w:rPr>
-          <w:rFonts w:ascii="Triumvirate" w:hAnsi="Triumvirate"/>
           <w:noProof/>
-          <w:sz w:val="22"/>
-          <w:szCs w:val="22"/>
         </w:rPr>
         <mc:AlternateContent>
           <mc:Choice Requires="wps">
@@ -7941,7 +8091,7 @@
           </mc:Choice>
           <mc:Fallback>
             <w:pict>
-              <v:line w14:anchorId="03D8D146" id="直線コネクタ 2" o:spid="_x0000_s1026" style="position:absolute;z-index:251658245;visibility:visible;mso-wrap-style:square;mso-wrap-distance-left:9pt;mso-wrap-distance-top:0;mso-wrap-distance-right:9pt;mso-wrap-distance-bottom:0;mso-position-horizontal:absolute;mso-position-horizontal-relative:margin;mso-position-vertical:absolute;mso-position-vertical-relative:text" from="0,615.65pt" to="515.6pt,615.65pt" o:gfxdata="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" strokecolor="black [3213]" strokeweight=".5pt">
+              <v:line w14:anchorId="26198993" id="直線コネクタ 2" o:spid="_x0000_s1026" style="position:absolute;z-index:251648000;visibility:visible;mso-wrap-style:square;mso-wrap-distance-left:9pt;mso-wrap-distance-top:0;mso-wrap-distance-right:9pt;mso-wrap-distance-bottom:0;mso-position-horizontal:absolute;mso-position-horizontal-relative:margin;mso-position-vertical:absolute;mso-position-vertical-relative:text" from="0,615.65pt" to="515.6pt,615.65pt" o:gfxdata="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" strokecolor="black [3213]" strokeweight=".5pt">
                 <v:stroke joinstyle="miter"/>
                 <w10:wrap anchorx="margin"/>
               </v:line>
@@ -7951,10 +8101,7 @@
       </w:r>
       <w:r>
         <w:rPr>
-          <w:rFonts w:ascii="Triumvirate" w:hAnsi="Triumvirate"/>
           <w:noProof/>
-          <w:sz w:val="22"/>
-          <w:szCs w:val="22"/>
         </w:rPr>
         <mc:AlternateContent>
           <mc:Choice Requires="wps">
@@ -8013,7 +8160,7 @@
           </mc:Choice>
           <mc:Fallback>
             <w:pict>
-              <v:line w14:anchorId="09692278" id="直線コネクタ 2" o:spid="_x0000_s1026" style="position:absolute;z-index:251658244;visibility:visible;mso-wrap-style:square;mso-wrap-distance-left:9pt;mso-wrap-distance-top:0;mso-wrap-distance-right:9pt;mso-wrap-distance-bottom:0;mso-position-horizontal:absolute;mso-position-horizontal-relative:margin;mso-position-vertical:absolute;mso-position-vertical-relative:text" from="0,461.65pt" to="515.6pt,461.65pt" o:gfxdata="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" strokecolor="black [3213]" strokeweight=".5pt">
+              <v:line w14:anchorId="4886BDBE" id="直線コネクタ 2" o:spid="_x0000_s1026" style="position:absolute;z-index:251645952;visibility:visible;mso-wrap-style:square;mso-wrap-distance-left:9pt;mso-wrap-distance-top:0;mso-wrap-distance-right:9pt;mso-wrap-distance-bottom:0;mso-position-horizontal:absolute;mso-position-horizontal-relative:margin;mso-position-vertical:absolute;mso-position-vertical-relative:text" from="0,461.65pt" to="515.6pt,461.65pt" o:gfxdata="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" strokecolor="black [3213]" strokeweight=".5pt">
                 <v:stroke joinstyle="miter"/>
                 <w10:wrap anchorx="margin"/>
               </v:line>
@@ -8023,10 +8170,7 @@
       </w:r>
       <w:r>
         <w:rPr>
-          <w:rFonts w:ascii="Triumvirate" w:hAnsi="Triumvirate"/>
           <w:noProof/>
-          <w:sz w:val="22"/>
-          <w:szCs w:val="22"/>
         </w:rPr>
         <mc:AlternateContent>
           <mc:Choice Requires="wps">
@@ -8085,7 +8229,7 @@
           </mc:Choice>
           <mc:Fallback>
             <w:pict>
-              <v:line w14:anchorId="24318606" id="直線コネクタ 2" o:spid="_x0000_s1026" style="position:absolute;z-index:251658243;visibility:visible;mso-wrap-style:square;mso-wrap-distance-left:9pt;mso-wrap-distance-top:0;mso-wrap-distance-right:9pt;mso-wrap-distance-bottom:0;mso-position-horizontal:absolute;mso-position-horizontal-relative:margin;mso-position-vertical:absolute;mso-position-vertical-relative:text" from="0,307.7pt" to="515.6pt,307.7pt" o:gfxdata="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" strokecolor="black [3213]" strokeweight=".5pt">
+              <v:line w14:anchorId="537EE309" id="直線コネクタ 2" o:spid="_x0000_s1026" style="position:absolute;z-index:251643904;visibility:visible;mso-wrap-style:square;mso-wrap-distance-left:9pt;mso-wrap-distance-top:0;mso-wrap-distance-right:9pt;mso-wrap-distance-bottom:0;mso-position-horizontal:absolute;mso-position-horizontal-relative:margin;mso-position-vertical:absolute;mso-position-vertical-relative:text" from="0,307.7pt" to="515.6pt,307.7pt" o:gfxdata="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" strokecolor="black [3213]" strokeweight=".5pt">
                 <v:stroke joinstyle="miter"/>
                 <w10:wrap anchorx="margin"/>
               </v:line>
@@ -8095,10 +8239,7 @@
       </w:r>
       <w:r>
         <w:rPr>
-          <w:rFonts w:ascii="Triumvirate" w:hAnsi="Triumvirate"/>
           <w:noProof/>
-          <w:sz w:val="22"/>
-          <w:szCs w:val="22"/>
         </w:rPr>
         <mc:AlternateContent>
           <mc:Choice Requires="wps">
@@ -8157,7 +8298,7 @@
           </mc:Choice>
           <mc:Fallback>
             <w:pict>
-              <v:line w14:anchorId="0AAF4EBF" id="直線コネクタ 2" o:spid="_x0000_s1026" style="position:absolute;z-index:251658242;visibility:visible;mso-wrap-style:square;mso-wrap-distance-left:9pt;mso-wrap-distance-top:0;mso-wrap-distance-right:9pt;mso-wrap-distance-bottom:0;mso-position-horizontal:absolute;mso-position-horizontal-relative:margin;mso-position-vertical:absolute;mso-position-vertical-relative:text" from="0,153.95pt" to="515.6pt,153.95pt" o:gfxdata="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" strokecolor="black [3213]" strokeweight=".5pt">
+              <v:line w14:anchorId="5488DE03" id="直線コネクタ 2" o:spid="_x0000_s1026" style="position:absolute;z-index:251641856;visibility:visible;mso-wrap-style:square;mso-wrap-distance-left:9pt;mso-wrap-distance-top:0;mso-wrap-distance-right:9pt;mso-wrap-distance-bottom:0;mso-position-horizontal:absolute;mso-position-horizontal-relative:margin;mso-position-vertical:absolute;mso-position-vertical-relative:text" from="0,153.95pt" to="515.6pt,153.95pt" o:gfxdata="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" strokecolor="black [3213]" strokeweight=".5pt">
                 <v:stroke joinstyle="miter"/>
                 <w10:wrap anchorx="margin"/>
               </v:line>
@@ -8167,10 +8308,10 @@
       </w:r>
       <w:r>
         <w:rPr>
-          <w:rFonts w:ascii="Triumvirate" w:eastAsia="A-OTF UD新ゴ Pr6 M" w:hAnsi="Triumvirate"/>
+          <w:rFonts w:ascii="A-OTF UD新ゴ Pr6 M" w:eastAsia="A-OTF UD新ゴ Pr6 M" w:hAnsi="A-OTF UD新ゴ Pr6 M" w:hint="eastAsia"/>
           <w:color w:val="FFFFFF" w:themeColor="background1"/>
-          <w:sz w:val="28"/>
-          <w:szCs w:val="28"/>
+          <w:sz w:val="24"/>
+          <w:szCs w:val="24"/>
         </w:rPr>
         <w:t>W</w:t>
       </w:r>

--- a/Ticket/raikousya.docx
+++ b/Ticket/raikousya.docx
@@ -1,6 +1,6 @@
 
 <file path=word/document.xml><?xml version="1.0" encoding="utf-8"?>
-<w:document xmlns:wpc="http://schemas.microsoft.com/office/word/2010/wordprocessingCanvas" xmlns:cx="http://schemas.microsoft.com/office/drawing/2014/chartex" xmlns:cx1="http://schemas.microsoft.com/office/drawing/2015/9/8/chartex" xmlns:cx2="http://schemas.microsoft.com/office/drawing/2015/10/21/chartex" xmlns:cx3="http://schemas.microsoft.com/office/drawing/2016/5/9/chartex" xmlns:cx4="http://schemas.microsoft.com/office/drawing/2016/5/10/chartex" xmlns:cx5="http://schemas.microsoft.com/office/drawing/2016/5/11/chartex" xmlns:cx6="http://schemas.microsoft.com/office/drawing/2016/5/12/chartex" xmlns:cx7="http://schemas.microsoft.com/office/drawing/2016/5/13/chartex" xmlns:cx8="http://schemas.microsoft.com/office/drawing/2016/5/14/chartex" xmlns:mc="http://schemas.openxmlformats.org/markup-compatibility/2006" xmlns:aink="http://schemas.microsoft.com/office/drawing/2016/ink" xmlns:am3d="http://schemas.microsoft.com/office/drawing/2017/model3d" xmlns:o="urn:schemas-microsoft-com:office:office" xmlns:oel="http://schemas.microsoft.com/office/2019/extlst" xmlns:r="http://schemas.openxmlformats.org/officeDocument/2006/relationships" xmlns:m="http://schemas.openxmlformats.org/officeDocument/2006/math" xmlns:v="urn:schemas-microsoft-com:vml" xmlns:wp14="http://schemas.microsoft.com/office/word/2010/wordprocessingDrawing" xmlns:wp="http://schemas.openxmlformats.org/drawingml/2006/wordprocessingDrawing" xmlns:w10="urn:schemas-microsoft-com:office:word" xmlns:w="http://schemas.openxmlformats.org/wordprocessingml/2006/main" xmlns:w14="http://schemas.microsoft.com/office/word/2010/wordml" xmlns:w15="http://schemas.microsoft.com/office/word/2012/wordml" xmlns:w16cex="http://schemas.microsoft.com/office/word/2018/wordml/cex" xmlns:w16cid="http://schemas.microsoft.com/office/word/2016/wordml/cid" xmlns:w16="http://schemas.microsoft.com/office/word/2018/wordml" xmlns:w16du="http://schemas.microsoft.com/office/word/2023/wordml/word16du" xmlns:w16sdtdh="http://schemas.microsoft.com/office/word/2020/wordml/sdtdatahash" xmlns:w16sdtfl="http://schemas.microsoft.com/office/word/2024/wordml/sdtformatlock" xmlns:w16se="http://schemas.microsoft.com/office/word/2015/wordml/symex" xmlns:wpg="http://schemas.microsoft.com/office/word/2010/wordprocessingGroup" xmlns:wpi="http://schemas.microsoft.com/office/word/2010/wordprocessingInk" xmlns:wne="http://schemas.microsoft.com/office/word/2006/wordml" xmlns:wps="http://schemas.microsoft.com/office/word/2010/wordprocessingShape" mc:Ignorable="w14 w15 w16se w16cid w16 w16cex w16sdtdh w16sdtfl w16du wp14">
+<w:document xmlns:wpc="http://schemas.microsoft.com/office/word/2010/wordprocessingCanvas" xmlns:cx="http://schemas.microsoft.com/office/drawing/2014/chartex" xmlns:cx1="http://schemas.microsoft.com/office/drawing/2015/9/8/chartex" xmlns:cx2="http://schemas.microsoft.com/office/drawing/2015/10/21/chartex" xmlns:cx3="http://schemas.microsoft.com/office/drawing/2016/5/9/chartex" xmlns:cx4="http://schemas.microsoft.com/office/drawing/2016/5/10/chartex" xmlns:cx5="http://schemas.microsoft.com/office/drawing/2016/5/11/chartex" xmlns:cx6="http://schemas.microsoft.com/office/drawing/2016/5/12/chartex" xmlns:cx7="http://schemas.microsoft.com/office/drawing/2016/5/13/chartex" xmlns:cx8="http://schemas.microsoft.com/office/drawing/2016/5/14/chartex" xmlns:mc="http://schemas.openxmlformats.org/markup-compatibility/2006" xmlns:aink="http://schemas.microsoft.com/office/drawing/2016/ink" xmlns:am3d="http://schemas.microsoft.com/office/drawing/2017/model3d" xmlns:o="urn:schemas-microsoft-com:office:office" xmlns:oel="http://schemas.microsoft.com/office/2019/extlst" xmlns:r="http://schemas.openxmlformats.org/officeDocument/2006/relationships" xmlns:m="http://schemas.openxmlformats.org/officeDocument/2006/math" xmlns:v="urn:schemas-microsoft-com:vml" xmlns:wp14="http://schemas.microsoft.com/office/word/2010/wordprocessingDrawing" xmlns:wp="http://schemas.openxmlformats.org/drawingml/2006/wordprocessingDrawing" xmlns:w10="urn:schemas-microsoft-com:office:word" xmlns:w="http://schemas.openxmlformats.org/wordprocessingml/2006/main" xmlns:w14="http://schemas.microsoft.com/office/word/2010/wordml" xmlns:w15="http://schemas.microsoft.com/office/word/2012/wordml" xmlns:w16cex="http://schemas.microsoft.com/office/word/2018/wordml/cex" xmlns:w16cid="http://schemas.microsoft.com/office/word/2016/wordml/cid" xmlns:w16="http://schemas.microsoft.com/office/word/2018/wordml" xmlns:w16du="http://schemas.microsoft.com/office/word/2023/wordml/word16du" xmlns:w16sdtdh="http://schemas.microsoft.com/office/word/2020/wordml/sdtdatahash" xmlns:w16se="http://schemas.microsoft.com/office/word/2015/wordml/symex" xmlns:wpg="http://schemas.microsoft.com/office/word/2010/wordprocessingGroup" xmlns:wpi="http://schemas.microsoft.com/office/word/2010/wordprocessingInk" xmlns:wne="http://schemas.microsoft.com/office/word/2006/wordml" xmlns:wps="http://schemas.microsoft.com/office/word/2010/wordprocessingShape" mc:Ignorable="w14 w15 w16se w16cid w16 w16cex w16sdtdh w16du wp14">
   <w:body>
     <w:p>
       <w:pPr>
@@ -1878,7 +1878,7 @@
                                   <w:sz w:val="24"/>
                                   <w:szCs w:val="24"/>
                                 </w:rPr>
-                                <w:t>2025年度紫紺祭　投票券</w:t>
+                                <w:t>紫紺祭　投票券</w:t>
                               </w:r>
                             </w:p>
                           </w:txbxContent>
@@ -1925,25 +1925,16 @@
                                   <w:sz w:val="12"/>
                                   <w:szCs w:val="12"/>
                                 </w:rPr>
-                                <w:t>【来校者用】</w:t>
+                                <w:t xml:space="preserve">投票する際には、本用紙に記載されている番号が必要です。詳しくは、パンフレットをご覧ください。 </w:t>
                               </w:r>
                               <w:r>
                                 <w:rPr>
-                                  <w:rFonts w:ascii="A-OTF UD新ゴ Pr6 R" w:eastAsia="A-OTF UD新ゴ Pr6 R" w:hAnsi="A-OTF UD新ゴ Pr6 R"/>
+                                  <w:rFonts w:ascii="A-OTF UD新ゴ Pr6 R" w:eastAsia="A-OTF UD新ゴ Pr6 R" w:hAnsi="A-OTF UD新ゴ Pr6 R" w:hint="eastAsia"/>
                                   <w:color w:val="000000" w:themeColor="text1"/>
                                   <w:sz w:val="12"/>
                                   <w:szCs w:val="12"/>
                                 </w:rPr>
-                                <w:br/>
-                              </w:r>
-                              <w:r>
-                                <w:rPr>
-                                  <w:rFonts w:ascii="A-OTF UD新ゴ Pr6 R" w:eastAsia="A-OTF UD新ゴ Pr6 R" w:hAnsi="A-OTF UD新ゴ Pr6 R" w:hint="eastAsia"/>
-                                  <w:color w:val="000000" w:themeColor="text1"/>
-                                  <w:sz w:val="12"/>
-                                  <w:szCs w:val="12"/>
-                                </w:rPr>
-                                <w:t>投票する際には、本用紙に記載されている番号が必要です。詳しくは、パンフレット30ページをご覧ください。 本用紙は、生徒用の投票券として使用することはできません。</w:t>
+                                <w:t>本用紙は、生徒用と来校者用、双方の投票券として使用することができます。ただし、1枚の投票券につき1回までの投票となります。</w:t>
                               </w:r>
                               <w:r>
                                 <w:rPr>
@@ -2054,7 +2045,7 @@
                             <w:sz w:val="24"/>
                             <w:szCs w:val="24"/>
                           </w:rPr>
-                          <w:t>2025年度紫紺祭　投票券</w:t>
+                          <w:t>紫紺祭　投票券</w:t>
                         </w:r>
                       </w:p>
                     </w:txbxContent>
@@ -2080,25 +2071,16 @@
                             <w:sz w:val="12"/>
                             <w:szCs w:val="12"/>
                           </w:rPr>
-                          <w:t>【来校者用】</w:t>
+                          <w:t xml:space="preserve">投票する際には、本用紙に記載されている番号が必要です。詳しくは、パンフレットをご覧ください。 </w:t>
                         </w:r>
                         <w:r>
                           <w:rPr>
-                            <w:rFonts w:ascii="A-OTF UD新ゴ Pr6 R" w:eastAsia="A-OTF UD新ゴ Pr6 R" w:hAnsi="A-OTF UD新ゴ Pr6 R"/>
+                            <w:rFonts w:ascii="A-OTF UD新ゴ Pr6 R" w:eastAsia="A-OTF UD新ゴ Pr6 R" w:hAnsi="A-OTF UD新ゴ Pr6 R" w:hint="eastAsia"/>
                             <w:color w:val="000000" w:themeColor="text1"/>
                             <w:sz w:val="12"/>
                             <w:szCs w:val="12"/>
                           </w:rPr>
-                          <w:br/>
-                        </w:r>
-                        <w:r>
-                          <w:rPr>
-                            <w:rFonts w:ascii="A-OTF UD新ゴ Pr6 R" w:eastAsia="A-OTF UD新ゴ Pr6 R" w:hAnsi="A-OTF UD新ゴ Pr6 R" w:hint="eastAsia"/>
-                            <w:color w:val="000000" w:themeColor="text1"/>
-                            <w:sz w:val="12"/>
-                            <w:szCs w:val="12"/>
-                          </w:rPr>
-                          <w:t>投票する際には、本用紙に記載されている番号が必要です。詳しくは、パンフレット30ページをご覧ください。 本用紙は、生徒用の投票券として使用することはできません。</w:t>
+                          <w:t>本用紙は、生徒用と来校者用、双方の投票券として使用することができます。ただし、1枚の投票券につき1回までの投票となります。</w:t>
                         </w:r>
                         <w:r>
                           <w:rPr>
@@ -2258,16 +2240,7 @@
                                   <w:sz w:val="24"/>
                                   <w:szCs w:val="24"/>
                                 </w:rPr>
-                                <w:t>2025</w:t>
-                              </w:r>
-                              <w:r>
-                                <w:rPr>
-                                  <w:rFonts w:ascii="A-OTF UD新ゴ Pr6 M" w:eastAsia="A-OTF UD新ゴ Pr6 M" w:hAnsi="A-OTF UD新ゴ Pr6 M" w:hint="eastAsia"/>
-                                  <w:color w:val="FFFFFF" w:themeColor="background1"/>
-                                  <w:sz w:val="24"/>
-                                  <w:szCs w:val="24"/>
-                                </w:rPr>
-                                <w:t>年度紫紺祭　投票券</w:t>
+                                <w:t>紫紺祭　投票券</w:t>
                               </w:r>
                             </w:p>
                           </w:txbxContent>
@@ -2314,25 +2287,16 @@
                                   <w:sz w:val="12"/>
                                   <w:szCs w:val="12"/>
                                 </w:rPr>
-                                <w:t>【来校者用】</w:t>
+                                <w:t xml:space="preserve">投票する際には、本用紙に記載されている番号が必要です。詳しくは、パンフレットをご覧ください。 </w:t>
                               </w:r>
                               <w:r>
                                 <w:rPr>
-                                  <w:rFonts w:ascii="A-OTF UD新ゴ Pr6 R" w:eastAsia="A-OTF UD新ゴ Pr6 R" w:hAnsi="A-OTF UD新ゴ Pr6 R"/>
+                                  <w:rFonts w:ascii="A-OTF UD新ゴ Pr6 R" w:eastAsia="A-OTF UD新ゴ Pr6 R" w:hAnsi="A-OTF UD新ゴ Pr6 R" w:hint="eastAsia"/>
                                   <w:color w:val="000000" w:themeColor="text1"/>
                                   <w:sz w:val="12"/>
                                   <w:szCs w:val="12"/>
                                 </w:rPr>
-                                <w:br/>
-                              </w:r>
-                              <w:r>
-                                <w:rPr>
-                                  <w:rFonts w:ascii="A-OTF UD新ゴ Pr6 R" w:eastAsia="A-OTF UD新ゴ Pr6 R" w:hAnsi="A-OTF UD新ゴ Pr6 R" w:hint="eastAsia"/>
-                                  <w:color w:val="000000" w:themeColor="text1"/>
-                                  <w:sz w:val="12"/>
-                                  <w:szCs w:val="12"/>
-                                </w:rPr>
-                                <w:t>投票する際には、本用紙に記載されている番号が必要です。詳しくは、パンフレット30ページをご覧ください。 本用紙は、生徒用の投票券として使用することはできません。</w:t>
+                                <w:t>本用紙は、生徒用と来校者用、双方の投票券として使用することができます。ただし、1枚の投票券につき1回までの投票となります。</w:t>
                               </w:r>
                               <w:r>
                                 <w:rPr>
@@ -2439,16 +2403,7 @@
                             <w:sz w:val="24"/>
                             <w:szCs w:val="24"/>
                           </w:rPr>
-                          <w:t>2025</w:t>
-                        </w:r>
-                        <w:r>
-                          <w:rPr>
-                            <w:rFonts w:ascii="A-OTF UD新ゴ Pr6 M" w:eastAsia="A-OTF UD新ゴ Pr6 M" w:hAnsi="A-OTF UD新ゴ Pr6 M" w:hint="eastAsia"/>
-                            <w:color w:val="FFFFFF" w:themeColor="background1"/>
-                            <w:sz w:val="24"/>
-                            <w:szCs w:val="24"/>
-                          </w:rPr>
-                          <w:t>年度紫紺祭　投票券</w:t>
+                          <w:t>紫紺祭　投票券</w:t>
                         </w:r>
                       </w:p>
                     </w:txbxContent>
@@ -2474,25 +2429,16 @@
                             <w:sz w:val="12"/>
                             <w:szCs w:val="12"/>
                           </w:rPr>
-                          <w:t>【来校者用】</w:t>
+                          <w:t xml:space="preserve">投票する際には、本用紙に記載されている番号が必要です。詳しくは、パンフレットをご覧ください。 </w:t>
                         </w:r>
                         <w:r>
                           <w:rPr>
-                            <w:rFonts w:ascii="A-OTF UD新ゴ Pr6 R" w:eastAsia="A-OTF UD新ゴ Pr6 R" w:hAnsi="A-OTF UD新ゴ Pr6 R"/>
+                            <w:rFonts w:ascii="A-OTF UD新ゴ Pr6 R" w:eastAsia="A-OTF UD新ゴ Pr6 R" w:hAnsi="A-OTF UD新ゴ Pr6 R" w:hint="eastAsia"/>
                             <w:color w:val="000000" w:themeColor="text1"/>
                             <w:sz w:val="12"/>
                             <w:szCs w:val="12"/>
                           </w:rPr>
-                          <w:br/>
-                        </w:r>
-                        <w:r>
-                          <w:rPr>
-                            <w:rFonts w:ascii="A-OTF UD新ゴ Pr6 R" w:eastAsia="A-OTF UD新ゴ Pr6 R" w:hAnsi="A-OTF UD新ゴ Pr6 R" w:hint="eastAsia"/>
-                            <w:color w:val="000000" w:themeColor="text1"/>
-                            <w:sz w:val="12"/>
-                            <w:szCs w:val="12"/>
-                          </w:rPr>
-                          <w:t>投票する際には、本用紙に記載されている番号が必要です。詳しくは、パンフレット30ページをご覧ください。 本用紙は、生徒用の投票券として使用することはできません。</w:t>
+                          <w:t>本用紙は、生徒用と来校者用、双方の投票券として使用することができます。ただし、1枚の投票券につき1回までの投票となります。</w:t>
                         </w:r>
                         <w:r>
                           <w:rPr>
@@ -2653,16 +2599,7 @@
                                   <w:sz w:val="24"/>
                                   <w:szCs w:val="24"/>
                                 </w:rPr>
-                                <w:t>2025</w:t>
-                              </w:r>
-                              <w:r>
-                                <w:rPr>
-                                  <w:rFonts w:ascii="A-OTF UD新ゴ Pr6 M" w:eastAsia="A-OTF UD新ゴ Pr6 M" w:hAnsi="A-OTF UD新ゴ Pr6 M" w:hint="eastAsia"/>
-                                  <w:color w:val="FFFFFF" w:themeColor="background1"/>
-                                  <w:sz w:val="24"/>
-                                  <w:szCs w:val="24"/>
-                                </w:rPr>
-                                <w:t>年度紫紺祭　投票券</w:t>
+                                <w:t>紫紺祭　投票券</w:t>
                               </w:r>
                             </w:p>
                           </w:txbxContent>
@@ -2709,25 +2646,16 @@
                                   <w:sz w:val="12"/>
                                   <w:szCs w:val="12"/>
                                 </w:rPr>
-                                <w:t>【来校者用】</w:t>
+                                <w:t xml:space="preserve">投票する際には、本用紙に記載されている番号が必要です。詳しくは、パンフレットをご覧ください。 </w:t>
                               </w:r>
                               <w:r>
                                 <w:rPr>
-                                  <w:rFonts w:ascii="A-OTF UD新ゴ Pr6 R" w:eastAsia="A-OTF UD新ゴ Pr6 R" w:hAnsi="A-OTF UD新ゴ Pr6 R"/>
+                                  <w:rFonts w:ascii="A-OTF UD新ゴ Pr6 R" w:eastAsia="A-OTF UD新ゴ Pr6 R" w:hAnsi="A-OTF UD新ゴ Pr6 R" w:hint="eastAsia"/>
                                   <w:color w:val="000000" w:themeColor="text1"/>
                                   <w:sz w:val="12"/>
                                   <w:szCs w:val="12"/>
                                 </w:rPr>
-                                <w:br/>
-                              </w:r>
-                              <w:r>
-                                <w:rPr>
-                                  <w:rFonts w:ascii="A-OTF UD新ゴ Pr6 R" w:eastAsia="A-OTF UD新ゴ Pr6 R" w:hAnsi="A-OTF UD新ゴ Pr6 R" w:hint="eastAsia"/>
-                                  <w:color w:val="000000" w:themeColor="text1"/>
-                                  <w:sz w:val="12"/>
-                                  <w:szCs w:val="12"/>
-                                </w:rPr>
-                                <w:t>投票する際には、本用紙に記載されている番号が必要です。詳しくは、パンフレット30ページをご覧ください。 本用紙は、生徒用の投票券として使用することはできません。</w:t>
+                                <w:t>本用紙は、生徒用と来校者用、双方の投票券として使用することができます。ただし、1枚の投票券につき1回までの投票となります。</w:t>
                               </w:r>
                               <w:r>
                                 <w:rPr>
@@ -2834,16 +2762,7 @@
                             <w:sz w:val="24"/>
                             <w:szCs w:val="24"/>
                           </w:rPr>
-                          <w:t>2025</w:t>
-                        </w:r>
-                        <w:r>
-                          <w:rPr>
-                            <w:rFonts w:ascii="A-OTF UD新ゴ Pr6 M" w:eastAsia="A-OTF UD新ゴ Pr6 M" w:hAnsi="A-OTF UD新ゴ Pr6 M" w:hint="eastAsia"/>
-                            <w:color w:val="FFFFFF" w:themeColor="background1"/>
-                            <w:sz w:val="24"/>
-                            <w:szCs w:val="24"/>
-                          </w:rPr>
-                          <w:t>年度紫紺祭　投票券</w:t>
+                          <w:t>紫紺祭　投票券</w:t>
                         </w:r>
                       </w:p>
                     </w:txbxContent>
@@ -2869,25 +2788,16 @@
                             <w:sz w:val="12"/>
                             <w:szCs w:val="12"/>
                           </w:rPr>
-                          <w:t>【来校者用】</w:t>
+                          <w:t xml:space="preserve">投票する際には、本用紙に記載されている番号が必要です。詳しくは、パンフレットをご覧ください。 </w:t>
                         </w:r>
                         <w:r>
                           <w:rPr>
-                            <w:rFonts w:ascii="A-OTF UD新ゴ Pr6 R" w:eastAsia="A-OTF UD新ゴ Pr6 R" w:hAnsi="A-OTF UD新ゴ Pr6 R"/>
+                            <w:rFonts w:ascii="A-OTF UD新ゴ Pr6 R" w:eastAsia="A-OTF UD新ゴ Pr6 R" w:hAnsi="A-OTF UD新ゴ Pr6 R" w:hint="eastAsia"/>
                             <w:color w:val="000000" w:themeColor="text1"/>
                             <w:sz w:val="12"/>
                             <w:szCs w:val="12"/>
                           </w:rPr>
-                          <w:br/>
-                        </w:r>
-                        <w:r>
-                          <w:rPr>
-                            <w:rFonts w:ascii="A-OTF UD新ゴ Pr6 R" w:eastAsia="A-OTF UD新ゴ Pr6 R" w:hAnsi="A-OTF UD新ゴ Pr6 R" w:hint="eastAsia"/>
-                            <w:color w:val="000000" w:themeColor="text1"/>
-                            <w:sz w:val="12"/>
-                            <w:szCs w:val="12"/>
-                          </w:rPr>
-                          <w:t>投票する際には、本用紙に記載されている番号が必要です。詳しくは、パンフレット30ページをご覧ください。 本用紙は、生徒用の投票券として使用することはできません。</w:t>
+                          <w:t>本用紙は、生徒用と来校者用、双方の投票券として使用することができます。ただし、1枚の投票券につき1回までの投票となります。</w:t>
                         </w:r>
                         <w:r>
                           <w:rPr>
@@ -3048,16 +2958,7 @@
                                   <w:sz w:val="24"/>
                                   <w:szCs w:val="24"/>
                                 </w:rPr>
-                                <w:t>2025</w:t>
-                              </w:r>
-                              <w:r>
-                                <w:rPr>
-                                  <w:rFonts w:ascii="A-OTF UD新ゴ Pr6 M" w:eastAsia="A-OTF UD新ゴ Pr6 M" w:hAnsi="A-OTF UD新ゴ Pr6 M" w:hint="eastAsia"/>
-                                  <w:color w:val="FFFFFF" w:themeColor="background1"/>
-                                  <w:sz w:val="24"/>
-                                  <w:szCs w:val="24"/>
-                                </w:rPr>
-                                <w:t>年度紫紺祭　投票券</w:t>
+                                <w:t>紫紺祭　投票券</w:t>
                               </w:r>
                             </w:p>
                           </w:txbxContent>
@@ -3104,25 +3005,16 @@
                                   <w:sz w:val="12"/>
                                   <w:szCs w:val="12"/>
                                 </w:rPr>
-                                <w:t>【来校者用】</w:t>
+                                <w:t xml:space="preserve">投票する際には、本用紙に記載されている番号が必要です。詳しくは、パンフレットをご覧ください。 </w:t>
                               </w:r>
                               <w:r>
                                 <w:rPr>
-                                  <w:rFonts w:ascii="A-OTF UD新ゴ Pr6 R" w:eastAsia="A-OTF UD新ゴ Pr6 R" w:hAnsi="A-OTF UD新ゴ Pr6 R"/>
+                                  <w:rFonts w:ascii="A-OTF UD新ゴ Pr6 R" w:eastAsia="A-OTF UD新ゴ Pr6 R" w:hAnsi="A-OTF UD新ゴ Pr6 R" w:hint="eastAsia"/>
                                   <w:color w:val="000000" w:themeColor="text1"/>
                                   <w:sz w:val="12"/>
                                   <w:szCs w:val="12"/>
                                 </w:rPr>
-                                <w:br/>
-                              </w:r>
-                              <w:r>
-                                <w:rPr>
-                                  <w:rFonts w:ascii="A-OTF UD新ゴ Pr6 R" w:eastAsia="A-OTF UD新ゴ Pr6 R" w:hAnsi="A-OTF UD新ゴ Pr6 R" w:hint="eastAsia"/>
-                                  <w:color w:val="000000" w:themeColor="text1"/>
-                                  <w:sz w:val="12"/>
-                                  <w:szCs w:val="12"/>
-                                </w:rPr>
-                                <w:t>投票する際には、本用紙に記載されている番号が必要です。詳しくは、パンフレット30ページをご覧ください。 本用紙は、生徒用の投票券として使用することはできません。</w:t>
+                                <w:t>本用紙は、生徒用と来校者用、双方の投票券として使用することができます。ただし、1枚の投票券につき1回までの投票となります。</w:t>
                               </w:r>
                               <w:r>
                                 <w:rPr>
@@ -3229,16 +3121,7 @@
                             <w:sz w:val="24"/>
                             <w:szCs w:val="24"/>
                           </w:rPr>
-                          <w:t>2025</w:t>
-                        </w:r>
-                        <w:r>
-                          <w:rPr>
-                            <w:rFonts w:ascii="A-OTF UD新ゴ Pr6 M" w:eastAsia="A-OTF UD新ゴ Pr6 M" w:hAnsi="A-OTF UD新ゴ Pr6 M" w:hint="eastAsia"/>
-                            <w:color w:val="FFFFFF" w:themeColor="background1"/>
-                            <w:sz w:val="24"/>
-                            <w:szCs w:val="24"/>
-                          </w:rPr>
-                          <w:t>年度紫紺祭　投票券</w:t>
+                          <w:t>紫紺祭　投票券</w:t>
                         </w:r>
                       </w:p>
                     </w:txbxContent>
@@ -3264,25 +3147,16 @@
                             <w:sz w:val="12"/>
                             <w:szCs w:val="12"/>
                           </w:rPr>
-                          <w:t>【来校者用】</w:t>
+                          <w:t xml:space="preserve">投票する際には、本用紙に記載されている番号が必要です。詳しくは、パンフレットをご覧ください。 </w:t>
                         </w:r>
                         <w:r>
                           <w:rPr>
-                            <w:rFonts w:ascii="A-OTF UD新ゴ Pr6 R" w:eastAsia="A-OTF UD新ゴ Pr6 R" w:hAnsi="A-OTF UD新ゴ Pr6 R"/>
+                            <w:rFonts w:ascii="A-OTF UD新ゴ Pr6 R" w:eastAsia="A-OTF UD新ゴ Pr6 R" w:hAnsi="A-OTF UD新ゴ Pr6 R" w:hint="eastAsia"/>
                             <w:color w:val="000000" w:themeColor="text1"/>
                             <w:sz w:val="12"/>
                             <w:szCs w:val="12"/>
                           </w:rPr>
-                          <w:br/>
-                        </w:r>
-                        <w:r>
-                          <w:rPr>
-                            <w:rFonts w:ascii="A-OTF UD新ゴ Pr6 R" w:eastAsia="A-OTF UD新ゴ Pr6 R" w:hAnsi="A-OTF UD新ゴ Pr6 R" w:hint="eastAsia"/>
-                            <w:color w:val="000000" w:themeColor="text1"/>
-                            <w:sz w:val="12"/>
-                            <w:szCs w:val="12"/>
-                          </w:rPr>
-                          <w:t>投票する際には、本用紙に記載されている番号が必要です。詳しくは、パンフレット30ページをご覧ください。 本用紙は、生徒用の投票券として使用することはできません。</w:t>
+                          <w:t>本用紙は、生徒用と来校者用、双方の投票券として使用することができます。ただし、1枚の投票券につき1回までの投票となります。</w:t>
                         </w:r>
                         <w:r>
                           <w:rPr>
@@ -3442,16 +3316,7 @@
                                   <w:sz w:val="24"/>
                                   <w:szCs w:val="24"/>
                                 </w:rPr>
-                                <w:t>2025</w:t>
-                              </w:r>
-                              <w:r>
-                                <w:rPr>
-                                  <w:rFonts w:ascii="A-OTF UD新ゴ Pr6 M" w:eastAsia="A-OTF UD新ゴ Pr6 M" w:hAnsi="A-OTF UD新ゴ Pr6 M" w:hint="eastAsia"/>
-                                  <w:color w:val="FFFFFF" w:themeColor="background1"/>
-                                  <w:sz w:val="24"/>
-                                  <w:szCs w:val="24"/>
-                                </w:rPr>
-                                <w:t>年度紫紺祭　投票券</w:t>
+                                <w:t>紫紺祭　投票券</w:t>
                               </w:r>
                             </w:p>
                           </w:txbxContent>
@@ -3498,25 +3363,16 @@
                                   <w:sz w:val="12"/>
                                   <w:szCs w:val="12"/>
                                 </w:rPr>
-                                <w:t>【来校者用】</w:t>
+                                <w:t xml:space="preserve">投票する際には、本用紙に記載されている番号が必要です。詳しくは、パンフレットをご覧ください。 </w:t>
                               </w:r>
                               <w:r>
                                 <w:rPr>
-                                  <w:rFonts w:ascii="A-OTF UD新ゴ Pr6 R" w:eastAsia="A-OTF UD新ゴ Pr6 R" w:hAnsi="A-OTF UD新ゴ Pr6 R"/>
+                                  <w:rFonts w:ascii="A-OTF UD新ゴ Pr6 R" w:eastAsia="A-OTF UD新ゴ Pr6 R" w:hAnsi="A-OTF UD新ゴ Pr6 R" w:hint="eastAsia"/>
                                   <w:color w:val="000000" w:themeColor="text1"/>
                                   <w:sz w:val="12"/>
                                   <w:szCs w:val="12"/>
                                 </w:rPr>
-                                <w:br/>
-                              </w:r>
-                              <w:r>
-                                <w:rPr>
-                                  <w:rFonts w:ascii="A-OTF UD新ゴ Pr6 R" w:eastAsia="A-OTF UD新ゴ Pr6 R" w:hAnsi="A-OTF UD新ゴ Pr6 R" w:hint="eastAsia"/>
-                                  <w:color w:val="000000" w:themeColor="text1"/>
-                                  <w:sz w:val="12"/>
-                                  <w:szCs w:val="12"/>
-                                </w:rPr>
-                                <w:t>投票する際には、本用紙に記載されている番号が必要です。詳しくは、パンフレット30ページをご覧ください。 本用紙は、生徒用の投票券として使用することはできません。</w:t>
+                                <w:t>本用紙は、生徒用と来校者用、双方の投票券として使用することができます。ただし、1枚の投票券につき1回までの投票となります。</w:t>
                               </w:r>
                               <w:r>
                                 <w:rPr>
@@ -3623,16 +3479,7 @@
                             <w:sz w:val="24"/>
                             <w:szCs w:val="24"/>
                           </w:rPr>
-                          <w:t>2025</w:t>
-                        </w:r>
-                        <w:r>
-                          <w:rPr>
-                            <w:rFonts w:ascii="A-OTF UD新ゴ Pr6 M" w:eastAsia="A-OTF UD新ゴ Pr6 M" w:hAnsi="A-OTF UD新ゴ Pr6 M" w:hint="eastAsia"/>
-                            <w:color w:val="FFFFFF" w:themeColor="background1"/>
-                            <w:sz w:val="24"/>
-                            <w:szCs w:val="24"/>
-                          </w:rPr>
-                          <w:t>年度紫紺祭　投票券</w:t>
+                          <w:t>紫紺祭　投票券</w:t>
                         </w:r>
                       </w:p>
                     </w:txbxContent>
@@ -3658,25 +3505,16 @@
                             <w:sz w:val="12"/>
                             <w:szCs w:val="12"/>
                           </w:rPr>
-                          <w:t>【来校者用】</w:t>
+                          <w:t xml:space="preserve">投票する際には、本用紙に記載されている番号が必要です。詳しくは、パンフレットをご覧ください。 </w:t>
                         </w:r>
                         <w:r>
                           <w:rPr>
-                            <w:rFonts w:ascii="A-OTF UD新ゴ Pr6 R" w:eastAsia="A-OTF UD新ゴ Pr6 R" w:hAnsi="A-OTF UD新ゴ Pr6 R"/>
+                            <w:rFonts w:ascii="A-OTF UD新ゴ Pr6 R" w:eastAsia="A-OTF UD新ゴ Pr6 R" w:hAnsi="A-OTF UD新ゴ Pr6 R" w:hint="eastAsia"/>
                             <w:color w:val="000000" w:themeColor="text1"/>
                             <w:sz w:val="12"/>
                             <w:szCs w:val="12"/>
                           </w:rPr>
-                          <w:br/>
-                        </w:r>
-                        <w:r>
-                          <w:rPr>
-                            <w:rFonts w:ascii="A-OTF UD新ゴ Pr6 R" w:eastAsia="A-OTF UD新ゴ Pr6 R" w:hAnsi="A-OTF UD新ゴ Pr6 R" w:hint="eastAsia"/>
-                            <w:color w:val="000000" w:themeColor="text1"/>
-                            <w:sz w:val="12"/>
-                            <w:szCs w:val="12"/>
-                          </w:rPr>
-                          <w:t>投票する際には、本用紙に記載されている番号が必要です。詳しくは、パンフレット30ページをご覧ください。 本用紙は、生徒用の投票券として使用することはできません。</w:t>
+                          <w:t>本用紙は、生徒用と来校者用、双方の投票券として使用することができます。ただし、1枚の投票券につき1回までの投票となります。</w:t>
                         </w:r>
                         <w:r>
                           <w:rPr>
@@ -3837,16 +3675,7 @@
                                   <w:sz w:val="24"/>
                                   <w:szCs w:val="24"/>
                                 </w:rPr>
-                                <w:t>2025</w:t>
-                              </w:r>
-                              <w:r>
-                                <w:rPr>
-                                  <w:rFonts w:ascii="A-OTF UD新ゴ Pr6 M" w:eastAsia="A-OTF UD新ゴ Pr6 M" w:hAnsi="A-OTF UD新ゴ Pr6 M" w:hint="eastAsia"/>
-                                  <w:color w:val="FFFFFF" w:themeColor="background1"/>
-                                  <w:sz w:val="24"/>
-                                  <w:szCs w:val="24"/>
-                                </w:rPr>
-                                <w:t>年度紫紺祭　投票券</w:t>
+                                <w:t>紫紺祭　投票券</w:t>
                               </w:r>
                             </w:p>
                           </w:txbxContent>
@@ -3893,25 +3722,16 @@
                                   <w:sz w:val="12"/>
                                   <w:szCs w:val="12"/>
                                 </w:rPr>
-                                <w:t>【来校者用】</w:t>
+                                <w:t xml:space="preserve">投票する際には、本用紙に記載されている番号が必要です。詳しくは、パンフレットをご覧ください。 </w:t>
                               </w:r>
                               <w:r>
                                 <w:rPr>
-                                  <w:rFonts w:ascii="A-OTF UD新ゴ Pr6 R" w:eastAsia="A-OTF UD新ゴ Pr6 R" w:hAnsi="A-OTF UD新ゴ Pr6 R"/>
+                                  <w:rFonts w:ascii="A-OTF UD新ゴ Pr6 R" w:eastAsia="A-OTF UD新ゴ Pr6 R" w:hAnsi="A-OTF UD新ゴ Pr6 R" w:hint="eastAsia"/>
                                   <w:color w:val="000000" w:themeColor="text1"/>
                                   <w:sz w:val="12"/>
                                   <w:szCs w:val="12"/>
                                 </w:rPr>
-                                <w:br/>
-                              </w:r>
-                              <w:r>
-                                <w:rPr>
-                                  <w:rFonts w:ascii="A-OTF UD新ゴ Pr6 R" w:eastAsia="A-OTF UD新ゴ Pr6 R" w:hAnsi="A-OTF UD新ゴ Pr6 R" w:hint="eastAsia"/>
-                                  <w:color w:val="000000" w:themeColor="text1"/>
-                                  <w:sz w:val="12"/>
-                                  <w:szCs w:val="12"/>
-                                </w:rPr>
-                                <w:t>投票する際には、本用紙に記載されている番号が必要です。詳しくは、パンフレット30ページをご覧ください。 本用紙は、生徒用の投票券として使用することはできません。</w:t>
+                                <w:t>本用紙は、生徒用と来校者用、双方の投票券として使用することができます。ただし、1枚の投票券につき1回までの投票となります。</w:t>
                               </w:r>
                               <w:r>
                                 <w:rPr>
@@ -4018,16 +3838,7 @@
                             <w:sz w:val="24"/>
                             <w:szCs w:val="24"/>
                           </w:rPr>
-                          <w:t>2025</w:t>
-                        </w:r>
-                        <w:r>
-                          <w:rPr>
-                            <w:rFonts w:ascii="A-OTF UD新ゴ Pr6 M" w:eastAsia="A-OTF UD新ゴ Pr6 M" w:hAnsi="A-OTF UD新ゴ Pr6 M" w:hint="eastAsia"/>
-                            <w:color w:val="FFFFFF" w:themeColor="background1"/>
-                            <w:sz w:val="24"/>
-                            <w:szCs w:val="24"/>
-                          </w:rPr>
-                          <w:t>年度紫紺祭　投票券</w:t>
+                          <w:t>紫紺祭　投票券</w:t>
                         </w:r>
                       </w:p>
                     </w:txbxContent>
@@ -4053,25 +3864,16 @@
                             <w:sz w:val="12"/>
                             <w:szCs w:val="12"/>
                           </w:rPr>
-                          <w:t>【来校者用】</w:t>
+                          <w:t xml:space="preserve">投票する際には、本用紙に記載されている番号が必要です。詳しくは、パンフレットをご覧ください。 </w:t>
                         </w:r>
                         <w:r>
                           <w:rPr>
-                            <w:rFonts w:ascii="A-OTF UD新ゴ Pr6 R" w:eastAsia="A-OTF UD新ゴ Pr6 R" w:hAnsi="A-OTF UD新ゴ Pr6 R"/>
+                            <w:rFonts w:ascii="A-OTF UD新ゴ Pr6 R" w:eastAsia="A-OTF UD新ゴ Pr6 R" w:hAnsi="A-OTF UD新ゴ Pr6 R" w:hint="eastAsia"/>
                             <w:color w:val="000000" w:themeColor="text1"/>
                             <w:sz w:val="12"/>
                             <w:szCs w:val="12"/>
                           </w:rPr>
-                          <w:br/>
-                        </w:r>
-                        <w:r>
-                          <w:rPr>
-                            <w:rFonts w:ascii="A-OTF UD新ゴ Pr6 R" w:eastAsia="A-OTF UD新ゴ Pr6 R" w:hAnsi="A-OTF UD新ゴ Pr6 R" w:hint="eastAsia"/>
-                            <w:color w:val="000000" w:themeColor="text1"/>
-                            <w:sz w:val="12"/>
-                            <w:szCs w:val="12"/>
-                          </w:rPr>
-                          <w:t>投票する際には、本用紙に記載されている番号が必要です。詳しくは、パンフレット30ページをご覧ください。 本用紙は、生徒用の投票券として使用することはできません。</w:t>
+                          <w:t>本用紙は、生徒用と来校者用、双方の投票券として使用することができます。ただし、1枚の投票券につき1回までの投票となります。</w:t>
                         </w:r>
                         <w:r>
                           <w:rPr>
@@ -4232,16 +4034,7 @@
                                   <w:sz w:val="24"/>
                                   <w:szCs w:val="24"/>
                                 </w:rPr>
-                                <w:t>2025</w:t>
-                              </w:r>
-                              <w:r>
-                                <w:rPr>
-                                  <w:rFonts w:ascii="A-OTF UD新ゴ Pr6 M" w:eastAsia="A-OTF UD新ゴ Pr6 M" w:hAnsi="A-OTF UD新ゴ Pr6 M" w:hint="eastAsia"/>
-                                  <w:color w:val="FFFFFF" w:themeColor="background1"/>
-                                  <w:sz w:val="24"/>
-                                  <w:szCs w:val="24"/>
-                                </w:rPr>
-                                <w:t>年度紫紺祭　投票券</w:t>
+                                <w:t>紫紺祭　投票券</w:t>
                               </w:r>
                             </w:p>
                           </w:txbxContent>
@@ -4288,25 +4081,16 @@
                                   <w:sz w:val="12"/>
                                   <w:szCs w:val="12"/>
                                 </w:rPr>
-                                <w:t>【来校者用】</w:t>
+                                <w:t xml:space="preserve">投票する際には、本用紙に記載されている番号が必要です。詳しくは、パンフレットをご覧ください。 </w:t>
                               </w:r>
                               <w:r>
                                 <w:rPr>
-                                  <w:rFonts w:ascii="A-OTF UD新ゴ Pr6 R" w:eastAsia="A-OTF UD新ゴ Pr6 R" w:hAnsi="A-OTF UD新ゴ Pr6 R"/>
+                                  <w:rFonts w:ascii="A-OTF UD新ゴ Pr6 R" w:eastAsia="A-OTF UD新ゴ Pr6 R" w:hAnsi="A-OTF UD新ゴ Pr6 R" w:hint="eastAsia"/>
                                   <w:color w:val="000000" w:themeColor="text1"/>
                                   <w:sz w:val="12"/>
                                   <w:szCs w:val="12"/>
                                 </w:rPr>
-                                <w:br/>
-                              </w:r>
-                              <w:r>
-                                <w:rPr>
-                                  <w:rFonts w:ascii="A-OTF UD新ゴ Pr6 R" w:eastAsia="A-OTF UD新ゴ Pr6 R" w:hAnsi="A-OTF UD新ゴ Pr6 R" w:hint="eastAsia"/>
-                                  <w:color w:val="000000" w:themeColor="text1"/>
-                                  <w:sz w:val="12"/>
-                                  <w:szCs w:val="12"/>
-                                </w:rPr>
-                                <w:t>投票する際には、本用紙に記載されている番号が必要です。詳しくは、パンフレット30ページをご覧ください。 本用紙は、生徒用の投票券として使用することはできません。</w:t>
+                                <w:t>本用紙は、生徒用と来校者用、双方の投票券として使用することができます。ただし、1枚の投票券につき1回までの投票となります。</w:t>
                               </w:r>
                               <w:r>
                                 <w:rPr>
@@ -4413,16 +4197,7 @@
                             <w:sz w:val="24"/>
                             <w:szCs w:val="24"/>
                           </w:rPr>
-                          <w:t>2025</w:t>
-                        </w:r>
-                        <w:r>
-                          <w:rPr>
-                            <w:rFonts w:ascii="A-OTF UD新ゴ Pr6 M" w:eastAsia="A-OTF UD新ゴ Pr6 M" w:hAnsi="A-OTF UD新ゴ Pr6 M" w:hint="eastAsia"/>
-                            <w:color w:val="FFFFFF" w:themeColor="background1"/>
-                            <w:sz w:val="24"/>
-                            <w:szCs w:val="24"/>
-                          </w:rPr>
-                          <w:t>年度紫紺祭　投票券</w:t>
+                          <w:t>紫紺祭　投票券</w:t>
                         </w:r>
                       </w:p>
                     </w:txbxContent>
@@ -4448,25 +4223,16 @@
                             <w:sz w:val="12"/>
                             <w:szCs w:val="12"/>
                           </w:rPr>
-                          <w:t>【来校者用】</w:t>
+                          <w:t xml:space="preserve">投票する際には、本用紙に記載されている番号が必要です。詳しくは、パンフレットをご覧ください。 </w:t>
                         </w:r>
                         <w:r>
                           <w:rPr>
-                            <w:rFonts w:ascii="A-OTF UD新ゴ Pr6 R" w:eastAsia="A-OTF UD新ゴ Pr6 R" w:hAnsi="A-OTF UD新ゴ Pr6 R"/>
+                            <w:rFonts w:ascii="A-OTF UD新ゴ Pr6 R" w:eastAsia="A-OTF UD新ゴ Pr6 R" w:hAnsi="A-OTF UD新ゴ Pr6 R" w:hint="eastAsia"/>
                             <w:color w:val="000000" w:themeColor="text1"/>
                             <w:sz w:val="12"/>
                             <w:szCs w:val="12"/>
                           </w:rPr>
-                          <w:br/>
-                        </w:r>
-                        <w:r>
-                          <w:rPr>
-                            <w:rFonts w:ascii="A-OTF UD新ゴ Pr6 R" w:eastAsia="A-OTF UD新ゴ Pr6 R" w:hAnsi="A-OTF UD新ゴ Pr6 R" w:hint="eastAsia"/>
-                            <w:color w:val="000000" w:themeColor="text1"/>
-                            <w:sz w:val="12"/>
-                            <w:szCs w:val="12"/>
-                          </w:rPr>
-                          <w:t>投票する際には、本用紙に記載されている番号が必要です。詳しくは、パンフレット30ページをご覧ください。 本用紙は、生徒用の投票券として使用することはできません。</w:t>
+                          <w:t>本用紙は、生徒用と来校者用、双方の投票券として使用することができます。ただし、1枚の投票券につき1回までの投票となります。</w:t>
                         </w:r>
                         <w:r>
                           <w:rPr>
@@ -4626,16 +4392,7 @@
                                   <w:sz w:val="24"/>
                                   <w:szCs w:val="24"/>
                                 </w:rPr>
-                                <w:t>2025</w:t>
-                              </w:r>
-                              <w:r>
-                                <w:rPr>
-                                  <w:rFonts w:ascii="A-OTF UD新ゴ Pr6 M" w:eastAsia="A-OTF UD新ゴ Pr6 M" w:hAnsi="A-OTF UD新ゴ Pr6 M" w:hint="eastAsia"/>
-                                  <w:color w:val="FFFFFF" w:themeColor="background1"/>
-                                  <w:sz w:val="24"/>
-                                  <w:szCs w:val="24"/>
-                                </w:rPr>
-                                <w:t>年度紫紺祭　投票券</w:t>
+                                <w:t>紫紺祭　投票券</w:t>
                               </w:r>
                             </w:p>
                           </w:txbxContent>
@@ -4682,25 +4439,16 @@
                                   <w:sz w:val="12"/>
                                   <w:szCs w:val="12"/>
                                 </w:rPr>
-                                <w:t>【来校者用】</w:t>
+                                <w:t xml:space="preserve">投票する際には、本用紙に記載されている番号が必要です。詳しくは、パンフレットをご覧ください。 </w:t>
                               </w:r>
                               <w:r>
                                 <w:rPr>
-                                  <w:rFonts w:ascii="A-OTF UD新ゴ Pr6 R" w:eastAsia="A-OTF UD新ゴ Pr6 R" w:hAnsi="A-OTF UD新ゴ Pr6 R"/>
+                                  <w:rFonts w:ascii="A-OTF UD新ゴ Pr6 R" w:eastAsia="A-OTF UD新ゴ Pr6 R" w:hAnsi="A-OTF UD新ゴ Pr6 R" w:hint="eastAsia"/>
                                   <w:color w:val="000000" w:themeColor="text1"/>
                                   <w:sz w:val="12"/>
                                   <w:szCs w:val="12"/>
                                 </w:rPr>
-                                <w:br/>
-                              </w:r>
-                              <w:r>
-                                <w:rPr>
-                                  <w:rFonts w:ascii="A-OTF UD新ゴ Pr6 R" w:eastAsia="A-OTF UD新ゴ Pr6 R" w:hAnsi="A-OTF UD新ゴ Pr6 R" w:hint="eastAsia"/>
-                                  <w:color w:val="000000" w:themeColor="text1"/>
-                                  <w:sz w:val="12"/>
-                                  <w:szCs w:val="12"/>
-                                </w:rPr>
-                                <w:t>投票する際には、本用紙に記載されている番号が必要です。詳しくは、パンフレット30ページをご覧ください。 本用紙は、生徒用の投票券として使用することはできません。</w:t>
+                                <w:t>本用紙は、生徒用と来校者用、双方の投票券として使用することができます。ただし、1枚の投票券につき1回までの投票となります。</w:t>
                               </w:r>
                               <w:r>
                                 <w:rPr>
@@ -4807,16 +4555,7 @@
                             <w:sz w:val="24"/>
                             <w:szCs w:val="24"/>
                           </w:rPr>
-                          <w:t>2025</w:t>
-                        </w:r>
-                        <w:r>
-                          <w:rPr>
-                            <w:rFonts w:ascii="A-OTF UD新ゴ Pr6 M" w:eastAsia="A-OTF UD新ゴ Pr6 M" w:hAnsi="A-OTF UD新ゴ Pr6 M" w:hint="eastAsia"/>
-                            <w:color w:val="FFFFFF" w:themeColor="background1"/>
-                            <w:sz w:val="24"/>
-                            <w:szCs w:val="24"/>
-                          </w:rPr>
-                          <w:t>年度紫紺祭　投票券</w:t>
+                          <w:t>紫紺祭　投票券</w:t>
                         </w:r>
                       </w:p>
                     </w:txbxContent>
@@ -4842,25 +4581,16 @@
                             <w:sz w:val="12"/>
                             <w:szCs w:val="12"/>
                           </w:rPr>
-                          <w:t>【来校者用】</w:t>
+                          <w:t xml:space="preserve">投票する際には、本用紙に記載されている番号が必要です。詳しくは、パンフレットをご覧ください。 </w:t>
                         </w:r>
                         <w:r>
                           <w:rPr>
-                            <w:rFonts w:ascii="A-OTF UD新ゴ Pr6 R" w:eastAsia="A-OTF UD新ゴ Pr6 R" w:hAnsi="A-OTF UD新ゴ Pr6 R"/>
+                            <w:rFonts w:ascii="A-OTF UD新ゴ Pr6 R" w:eastAsia="A-OTF UD新ゴ Pr6 R" w:hAnsi="A-OTF UD新ゴ Pr6 R" w:hint="eastAsia"/>
                             <w:color w:val="000000" w:themeColor="text1"/>
                             <w:sz w:val="12"/>
                             <w:szCs w:val="12"/>
                           </w:rPr>
-                          <w:br/>
-                        </w:r>
-                        <w:r>
-                          <w:rPr>
-                            <w:rFonts w:ascii="A-OTF UD新ゴ Pr6 R" w:eastAsia="A-OTF UD新ゴ Pr6 R" w:hAnsi="A-OTF UD新ゴ Pr6 R" w:hint="eastAsia"/>
-                            <w:color w:val="000000" w:themeColor="text1"/>
-                            <w:sz w:val="12"/>
-                            <w:szCs w:val="12"/>
-                          </w:rPr>
-                          <w:t>投票する際には、本用紙に記載されている番号が必要です。詳しくは、パンフレット30ページをご覧ください。 本用紙は、生徒用の投票券として使用することはできません。</w:t>
+                          <w:t>本用紙は、生徒用と来校者用、双方の投票券として使用することができます。ただし、1枚の投票券につき1回までの投票となります。</w:t>
                         </w:r>
                         <w:r>
                           <w:rPr>
@@ -5021,16 +4751,7 @@
                                   <w:sz w:val="24"/>
                                   <w:szCs w:val="24"/>
                                 </w:rPr>
-                                <w:t>2025</w:t>
-                              </w:r>
-                              <w:r>
-                                <w:rPr>
-                                  <w:rFonts w:ascii="A-OTF UD新ゴ Pr6 M" w:eastAsia="A-OTF UD新ゴ Pr6 M" w:hAnsi="A-OTF UD新ゴ Pr6 M" w:hint="eastAsia"/>
-                                  <w:color w:val="FFFFFF" w:themeColor="background1"/>
-                                  <w:sz w:val="24"/>
-                                  <w:szCs w:val="24"/>
-                                </w:rPr>
-                                <w:t>年度紫紺祭　投票券</w:t>
+                                <w:t>紫紺祭　投票券</w:t>
                               </w:r>
                             </w:p>
                           </w:txbxContent>
@@ -5077,25 +4798,16 @@
                                   <w:sz w:val="12"/>
                                   <w:szCs w:val="12"/>
                                 </w:rPr>
-                                <w:t>【来校者用】</w:t>
+                                <w:t xml:space="preserve">投票する際には、本用紙に記載されている番号が必要です。詳しくは、パンフレットをご覧ください。 </w:t>
                               </w:r>
                               <w:r>
                                 <w:rPr>
-                                  <w:rFonts w:ascii="A-OTF UD新ゴ Pr6 R" w:eastAsia="A-OTF UD新ゴ Pr6 R" w:hAnsi="A-OTF UD新ゴ Pr6 R"/>
+                                  <w:rFonts w:ascii="A-OTF UD新ゴ Pr6 R" w:eastAsia="A-OTF UD新ゴ Pr6 R" w:hAnsi="A-OTF UD新ゴ Pr6 R" w:hint="eastAsia"/>
                                   <w:color w:val="000000" w:themeColor="text1"/>
                                   <w:sz w:val="12"/>
                                   <w:szCs w:val="12"/>
                                 </w:rPr>
-                                <w:br/>
-                              </w:r>
-                              <w:r>
-                                <w:rPr>
-                                  <w:rFonts w:ascii="A-OTF UD新ゴ Pr6 R" w:eastAsia="A-OTF UD新ゴ Pr6 R" w:hAnsi="A-OTF UD新ゴ Pr6 R" w:hint="eastAsia"/>
-                                  <w:color w:val="000000" w:themeColor="text1"/>
-                                  <w:sz w:val="12"/>
-                                  <w:szCs w:val="12"/>
-                                </w:rPr>
-                                <w:t>投票する際には、本用紙に記載されている番号が必要です。詳しくは、パンフレット30ページをご覧ください。 本用紙は、生徒用の投票券として使用することはできません。</w:t>
+                                <w:t>本用紙は、生徒用と来校者用、双方の投票券として使用することができます。ただし、1枚の投票券につき1回までの投票となります。</w:t>
                               </w:r>
                               <w:r>
                                 <w:rPr>
@@ -5202,16 +4914,7 @@
                             <w:sz w:val="24"/>
                             <w:szCs w:val="24"/>
                           </w:rPr>
-                          <w:t>2025</w:t>
-                        </w:r>
-                        <w:r>
-                          <w:rPr>
-                            <w:rFonts w:ascii="A-OTF UD新ゴ Pr6 M" w:eastAsia="A-OTF UD新ゴ Pr6 M" w:hAnsi="A-OTF UD新ゴ Pr6 M" w:hint="eastAsia"/>
-                            <w:color w:val="FFFFFF" w:themeColor="background1"/>
-                            <w:sz w:val="24"/>
-                            <w:szCs w:val="24"/>
-                          </w:rPr>
-                          <w:t>年度紫紺祭　投票券</w:t>
+                          <w:t>紫紺祭　投票券</w:t>
                         </w:r>
                       </w:p>
                     </w:txbxContent>
@@ -5237,25 +4940,16 @@
                             <w:sz w:val="12"/>
                             <w:szCs w:val="12"/>
                           </w:rPr>
-                          <w:t>【来校者用】</w:t>
+                          <w:t xml:space="preserve">投票する際には、本用紙に記載されている番号が必要です。詳しくは、パンフレットをご覧ください。 </w:t>
                         </w:r>
                         <w:r>
                           <w:rPr>
-                            <w:rFonts w:ascii="A-OTF UD新ゴ Pr6 R" w:eastAsia="A-OTF UD新ゴ Pr6 R" w:hAnsi="A-OTF UD新ゴ Pr6 R"/>
+                            <w:rFonts w:ascii="A-OTF UD新ゴ Pr6 R" w:eastAsia="A-OTF UD新ゴ Pr6 R" w:hAnsi="A-OTF UD新ゴ Pr6 R" w:hint="eastAsia"/>
                             <w:color w:val="000000" w:themeColor="text1"/>
                             <w:sz w:val="12"/>
                             <w:szCs w:val="12"/>
                           </w:rPr>
-                          <w:br/>
-                        </w:r>
-                        <w:r>
-                          <w:rPr>
-                            <w:rFonts w:ascii="A-OTF UD新ゴ Pr6 R" w:eastAsia="A-OTF UD新ゴ Pr6 R" w:hAnsi="A-OTF UD新ゴ Pr6 R" w:hint="eastAsia"/>
-                            <w:color w:val="000000" w:themeColor="text1"/>
-                            <w:sz w:val="12"/>
-                            <w:szCs w:val="12"/>
-                          </w:rPr>
-                          <w:t>投票する際には、本用紙に記載されている番号が必要です。詳しくは、パンフレット30ページをご覧ください。 本用紙は、生徒用の投票券として使用することはできません。</w:t>
+                          <w:t>本用紙は、生徒用と来校者用、双方の投票券として使用することができます。ただし、1枚の投票券につき1回までの投票となります。</w:t>
                         </w:r>
                         <w:r>
                           <w:rPr>
@@ -5416,16 +5110,7 @@
                                   <w:sz w:val="24"/>
                                   <w:szCs w:val="24"/>
                                 </w:rPr>
-                                <w:t>2025</w:t>
-                              </w:r>
-                              <w:r>
-                                <w:rPr>
-                                  <w:rFonts w:ascii="A-OTF UD新ゴ Pr6 M" w:eastAsia="A-OTF UD新ゴ Pr6 M" w:hAnsi="A-OTF UD新ゴ Pr6 M" w:hint="eastAsia"/>
-                                  <w:color w:val="FFFFFF" w:themeColor="background1"/>
-                                  <w:sz w:val="24"/>
-                                  <w:szCs w:val="24"/>
-                                </w:rPr>
-                                <w:t>年度紫紺祭　投票券</w:t>
+                                <w:t>紫紺祭　投票券</w:t>
                               </w:r>
                             </w:p>
                           </w:txbxContent>
@@ -5472,25 +5157,16 @@
                                   <w:sz w:val="12"/>
                                   <w:szCs w:val="12"/>
                                 </w:rPr>
-                                <w:t>【来校者用】</w:t>
+                                <w:t xml:space="preserve">投票する際には、本用紙に記載されている番号が必要です。詳しくは、パンフレットをご覧ください。 </w:t>
                               </w:r>
                               <w:r>
                                 <w:rPr>
-                                  <w:rFonts w:ascii="A-OTF UD新ゴ Pr6 R" w:eastAsia="A-OTF UD新ゴ Pr6 R" w:hAnsi="A-OTF UD新ゴ Pr6 R"/>
+                                  <w:rFonts w:ascii="A-OTF UD新ゴ Pr6 R" w:eastAsia="A-OTF UD新ゴ Pr6 R" w:hAnsi="A-OTF UD新ゴ Pr6 R" w:hint="eastAsia"/>
                                   <w:color w:val="000000" w:themeColor="text1"/>
                                   <w:sz w:val="12"/>
                                   <w:szCs w:val="12"/>
                                 </w:rPr>
-                                <w:br/>
-                              </w:r>
-                              <w:r>
-                                <w:rPr>
-                                  <w:rFonts w:ascii="A-OTF UD新ゴ Pr6 R" w:eastAsia="A-OTF UD新ゴ Pr6 R" w:hAnsi="A-OTF UD新ゴ Pr6 R" w:hint="eastAsia"/>
-                                  <w:color w:val="000000" w:themeColor="text1"/>
-                                  <w:sz w:val="12"/>
-                                  <w:szCs w:val="12"/>
-                                </w:rPr>
-                                <w:t>投票する際には、本用紙に記載されている番号が必要です。詳しくは、パンフレット30ページをご覧ください。 本用紙は、生徒用の投票券として使用することはできません。</w:t>
+                                <w:t>本用紙は、生徒用と来校者用、双方の投票券として使用することができます。ただし、1枚の投票券につき1回までの投票となります。</w:t>
                               </w:r>
                               <w:r>
                                 <w:rPr>
@@ -5597,16 +5273,7 @@
                             <w:sz w:val="24"/>
                             <w:szCs w:val="24"/>
                           </w:rPr>
-                          <w:t>2025</w:t>
-                        </w:r>
-                        <w:r>
-                          <w:rPr>
-                            <w:rFonts w:ascii="A-OTF UD新ゴ Pr6 M" w:eastAsia="A-OTF UD新ゴ Pr6 M" w:hAnsi="A-OTF UD新ゴ Pr6 M" w:hint="eastAsia"/>
-                            <w:color w:val="FFFFFF" w:themeColor="background1"/>
-                            <w:sz w:val="24"/>
-                            <w:szCs w:val="24"/>
-                          </w:rPr>
-                          <w:t>年度紫紺祭　投票券</w:t>
+                          <w:t>紫紺祭　投票券</w:t>
                         </w:r>
                       </w:p>
                     </w:txbxContent>
@@ -5632,25 +5299,16 @@
                             <w:sz w:val="12"/>
                             <w:szCs w:val="12"/>
                           </w:rPr>
-                          <w:t>【来校者用】</w:t>
+                          <w:t xml:space="preserve">投票する際には、本用紙に記載されている番号が必要です。詳しくは、パンフレットをご覧ください。 </w:t>
                         </w:r>
                         <w:r>
                           <w:rPr>
-                            <w:rFonts w:ascii="A-OTF UD新ゴ Pr6 R" w:eastAsia="A-OTF UD新ゴ Pr6 R" w:hAnsi="A-OTF UD新ゴ Pr6 R"/>
+                            <w:rFonts w:ascii="A-OTF UD新ゴ Pr6 R" w:eastAsia="A-OTF UD新ゴ Pr6 R" w:hAnsi="A-OTF UD新ゴ Pr6 R" w:hint="eastAsia"/>
                             <w:color w:val="000000" w:themeColor="text1"/>
                             <w:sz w:val="12"/>
                             <w:szCs w:val="12"/>
                           </w:rPr>
-                          <w:br/>
-                        </w:r>
-                        <w:r>
-                          <w:rPr>
-                            <w:rFonts w:ascii="A-OTF UD新ゴ Pr6 R" w:eastAsia="A-OTF UD新ゴ Pr6 R" w:hAnsi="A-OTF UD新ゴ Pr6 R" w:hint="eastAsia"/>
-                            <w:color w:val="000000" w:themeColor="text1"/>
-                            <w:sz w:val="12"/>
-                            <w:szCs w:val="12"/>
-                          </w:rPr>
-                          <w:t>投票する際には、本用紙に記載されている番号が必要です。詳しくは、パンフレット30ページをご覧ください。 本用紙は、生徒用の投票券として使用することはできません。</w:t>
+                          <w:t>本用紙は、生徒用と来校者用、双方の投票券として使用することができます。ただし、1枚の投票券につき1回までの投票となります。</w:t>
                         </w:r>
                         <w:r>
                           <w:rPr>
@@ -5810,16 +5468,7 @@
                                   <w:sz w:val="24"/>
                                   <w:szCs w:val="24"/>
                                 </w:rPr>
-                                <w:t>2025</w:t>
-                              </w:r>
-                              <w:r>
-                                <w:rPr>
-                                  <w:rFonts w:ascii="A-OTF UD新ゴ Pr6 M" w:eastAsia="A-OTF UD新ゴ Pr6 M" w:hAnsi="A-OTF UD新ゴ Pr6 M" w:hint="eastAsia"/>
-                                  <w:color w:val="FFFFFF" w:themeColor="background1"/>
-                                  <w:sz w:val="24"/>
-                                  <w:szCs w:val="24"/>
-                                </w:rPr>
-                                <w:t>年度紫紺祭　投票券</w:t>
+                                <w:t>紫紺祭　投票券</w:t>
                               </w:r>
                             </w:p>
                           </w:txbxContent>
@@ -5866,25 +5515,16 @@
                                   <w:sz w:val="12"/>
                                   <w:szCs w:val="12"/>
                                 </w:rPr>
-                                <w:t>【来校者用】</w:t>
+                                <w:t xml:space="preserve">投票する際には、本用紙に記載されている番号が必要です。詳しくは、パンフレットをご覧ください。 </w:t>
                               </w:r>
                               <w:r>
                                 <w:rPr>
-                                  <w:rFonts w:ascii="A-OTF UD新ゴ Pr6 R" w:eastAsia="A-OTF UD新ゴ Pr6 R" w:hAnsi="A-OTF UD新ゴ Pr6 R"/>
+                                  <w:rFonts w:ascii="A-OTF UD新ゴ Pr6 R" w:eastAsia="A-OTF UD新ゴ Pr6 R" w:hAnsi="A-OTF UD新ゴ Pr6 R" w:hint="eastAsia"/>
                                   <w:color w:val="000000" w:themeColor="text1"/>
                                   <w:sz w:val="12"/>
                                   <w:szCs w:val="12"/>
                                 </w:rPr>
-                                <w:br/>
-                              </w:r>
-                              <w:r>
-                                <w:rPr>
-                                  <w:rFonts w:ascii="A-OTF UD新ゴ Pr6 R" w:eastAsia="A-OTF UD新ゴ Pr6 R" w:hAnsi="A-OTF UD新ゴ Pr6 R" w:hint="eastAsia"/>
-                                  <w:color w:val="000000" w:themeColor="text1"/>
-                                  <w:sz w:val="12"/>
-                                  <w:szCs w:val="12"/>
-                                </w:rPr>
-                                <w:t>投票する際には、本用紙に記載されている番号が必要です。詳しくは、パンフレット30ページをご覧ください。 本用紙は、生徒用の投票券として使用することはできません。</w:t>
+                                <w:t>本用紙は、生徒用と来校者用、双方の投票券として使用することができます。ただし、1枚の投票券につき1回までの投票となります。</w:t>
                               </w:r>
                               <w:r>
                                 <w:rPr>
@@ -5991,16 +5631,7 @@
                             <w:sz w:val="24"/>
                             <w:szCs w:val="24"/>
                           </w:rPr>
-                          <w:t>2025</w:t>
-                        </w:r>
-                        <w:r>
-                          <w:rPr>
-                            <w:rFonts w:ascii="A-OTF UD新ゴ Pr6 M" w:eastAsia="A-OTF UD新ゴ Pr6 M" w:hAnsi="A-OTF UD新ゴ Pr6 M" w:hint="eastAsia"/>
-                            <w:color w:val="FFFFFF" w:themeColor="background1"/>
-                            <w:sz w:val="24"/>
-                            <w:szCs w:val="24"/>
-                          </w:rPr>
-                          <w:t>年度紫紺祭　投票券</w:t>
+                          <w:t>紫紺祭　投票券</w:t>
                         </w:r>
                       </w:p>
                     </w:txbxContent>
@@ -6026,25 +5657,16 @@
                             <w:sz w:val="12"/>
                             <w:szCs w:val="12"/>
                           </w:rPr>
-                          <w:t>【来校者用】</w:t>
+                          <w:t xml:space="preserve">投票する際には、本用紙に記載されている番号が必要です。詳しくは、パンフレットをご覧ください。 </w:t>
                         </w:r>
                         <w:r>
                           <w:rPr>
-                            <w:rFonts w:ascii="A-OTF UD新ゴ Pr6 R" w:eastAsia="A-OTF UD新ゴ Pr6 R" w:hAnsi="A-OTF UD新ゴ Pr6 R"/>
+                            <w:rFonts w:ascii="A-OTF UD新ゴ Pr6 R" w:eastAsia="A-OTF UD新ゴ Pr6 R" w:hAnsi="A-OTF UD新ゴ Pr6 R" w:hint="eastAsia"/>
                             <w:color w:val="000000" w:themeColor="text1"/>
                             <w:sz w:val="12"/>
                             <w:szCs w:val="12"/>
                           </w:rPr>
-                          <w:br/>
-                        </w:r>
-                        <w:r>
-                          <w:rPr>
-                            <w:rFonts w:ascii="A-OTF UD新ゴ Pr6 R" w:eastAsia="A-OTF UD新ゴ Pr6 R" w:hAnsi="A-OTF UD新ゴ Pr6 R" w:hint="eastAsia"/>
-                            <w:color w:val="000000" w:themeColor="text1"/>
-                            <w:sz w:val="12"/>
-                            <w:szCs w:val="12"/>
-                          </w:rPr>
-                          <w:t>投票する際には、本用紙に記載されている番号が必要です。詳しくは、パンフレット30ページをご覧ください。 本用紙は、生徒用の投票券として使用することはできません。</w:t>
+                          <w:t>本用紙は、生徒用と来校者用、双方の投票券として使用することができます。ただし、1枚の投票券につき1回までの投票となります。</w:t>
                         </w:r>
                         <w:r>
                           <w:rPr>
@@ -6205,16 +5827,7 @@
                                   <w:sz w:val="24"/>
                                   <w:szCs w:val="24"/>
                                 </w:rPr>
-                                <w:t>2025</w:t>
-                              </w:r>
-                              <w:r>
-                                <w:rPr>
-                                  <w:rFonts w:ascii="A-OTF UD新ゴ Pr6 M" w:eastAsia="A-OTF UD新ゴ Pr6 M" w:hAnsi="A-OTF UD新ゴ Pr6 M" w:hint="eastAsia"/>
-                                  <w:color w:val="FFFFFF" w:themeColor="background1"/>
-                                  <w:sz w:val="24"/>
-                                  <w:szCs w:val="24"/>
-                                </w:rPr>
-                                <w:t>年度紫紺祭　投票券</w:t>
+                                <w:t>紫紺祭　投票券</w:t>
                               </w:r>
                             </w:p>
                           </w:txbxContent>
@@ -6261,25 +5874,16 @@
                                   <w:sz w:val="12"/>
                                   <w:szCs w:val="12"/>
                                 </w:rPr>
-                                <w:t>【来校者用】</w:t>
+                                <w:t xml:space="preserve">投票する際には、本用紙に記載されている番号が必要です。詳しくは、パンフレットをご覧ください。 </w:t>
                               </w:r>
                               <w:r>
                                 <w:rPr>
-                                  <w:rFonts w:ascii="A-OTF UD新ゴ Pr6 R" w:eastAsia="A-OTF UD新ゴ Pr6 R" w:hAnsi="A-OTF UD新ゴ Pr6 R"/>
+                                  <w:rFonts w:ascii="A-OTF UD新ゴ Pr6 R" w:eastAsia="A-OTF UD新ゴ Pr6 R" w:hAnsi="A-OTF UD新ゴ Pr6 R" w:hint="eastAsia"/>
                                   <w:color w:val="000000" w:themeColor="text1"/>
                                   <w:sz w:val="12"/>
                                   <w:szCs w:val="12"/>
                                 </w:rPr>
-                                <w:br/>
-                              </w:r>
-                              <w:r>
-                                <w:rPr>
-                                  <w:rFonts w:ascii="A-OTF UD新ゴ Pr6 R" w:eastAsia="A-OTF UD新ゴ Pr6 R" w:hAnsi="A-OTF UD新ゴ Pr6 R" w:hint="eastAsia"/>
-                                  <w:color w:val="000000" w:themeColor="text1"/>
-                                  <w:sz w:val="12"/>
-                                  <w:szCs w:val="12"/>
-                                </w:rPr>
-                                <w:t>投票する際には、本用紙に記載されている番号が必要です。詳しくは、パンフレット30ページをご覧ください。 本用紙は、生徒用の投票券として使用することはできません。</w:t>
+                                <w:t>本用紙は、生徒用と来校者用、双方の投票券として使用することができます。ただし、1枚の投票券につき1回までの投票となります。</w:t>
                               </w:r>
                               <w:r>
                                 <w:rPr>
@@ -6386,16 +5990,7 @@
                             <w:sz w:val="24"/>
                             <w:szCs w:val="24"/>
                           </w:rPr>
-                          <w:t>2025</w:t>
-                        </w:r>
-                        <w:r>
-                          <w:rPr>
-                            <w:rFonts w:ascii="A-OTF UD新ゴ Pr6 M" w:eastAsia="A-OTF UD新ゴ Pr6 M" w:hAnsi="A-OTF UD新ゴ Pr6 M" w:hint="eastAsia"/>
-                            <w:color w:val="FFFFFF" w:themeColor="background1"/>
-                            <w:sz w:val="24"/>
-                            <w:szCs w:val="24"/>
-                          </w:rPr>
-                          <w:t>年度紫紺祭　投票券</w:t>
+                          <w:t>紫紺祭　投票券</w:t>
                         </w:r>
                       </w:p>
                     </w:txbxContent>
@@ -6421,25 +6016,16 @@
                             <w:sz w:val="12"/>
                             <w:szCs w:val="12"/>
                           </w:rPr>
-                          <w:t>【来校者用】</w:t>
+                          <w:t xml:space="preserve">投票する際には、本用紙に記載されている番号が必要です。詳しくは、パンフレットをご覧ください。 </w:t>
                         </w:r>
                         <w:r>
                           <w:rPr>
-                            <w:rFonts w:ascii="A-OTF UD新ゴ Pr6 R" w:eastAsia="A-OTF UD新ゴ Pr6 R" w:hAnsi="A-OTF UD新ゴ Pr6 R"/>
+                            <w:rFonts w:ascii="A-OTF UD新ゴ Pr6 R" w:eastAsia="A-OTF UD新ゴ Pr6 R" w:hAnsi="A-OTF UD新ゴ Pr6 R" w:hint="eastAsia"/>
                             <w:color w:val="000000" w:themeColor="text1"/>
                             <w:sz w:val="12"/>
                             <w:szCs w:val="12"/>
                           </w:rPr>
-                          <w:br/>
-                        </w:r>
-                        <w:r>
-                          <w:rPr>
-                            <w:rFonts w:ascii="A-OTF UD新ゴ Pr6 R" w:eastAsia="A-OTF UD新ゴ Pr6 R" w:hAnsi="A-OTF UD新ゴ Pr6 R" w:hint="eastAsia"/>
-                            <w:color w:val="000000" w:themeColor="text1"/>
-                            <w:sz w:val="12"/>
-                            <w:szCs w:val="12"/>
-                          </w:rPr>
-                          <w:t>投票する際には、本用紙に記載されている番号が必要です。詳しくは、パンフレット30ページをご覧ください。 本用紙は、生徒用の投票券として使用することはできません。</w:t>
+                          <w:t>本用紙は、生徒用と来校者用、双方の投票券として使用することができます。ただし、1枚の投票券につき1回までの投票となります。</w:t>
                         </w:r>
                         <w:r>
                           <w:rPr>
@@ -6600,16 +6186,7 @@
                                   <w:sz w:val="24"/>
                                   <w:szCs w:val="24"/>
                                 </w:rPr>
-                                <w:t>2025</w:t>
-                              </w:r>
-                              <w:r>
-                                <w:rPr>
-                                  <w:rFonts w:ascii="A-OTF UD新ゴ Pr6 M" w:eastAsia="A-OTF UD新ゴ Pr6 M" w:hAnsi="A-OTF UD新ゴ Pr6 M" w:hint="eastAsia"/>
-                                  <w:color w:val="FFFFFF" w:themeColor="background1"/>
-                                  <w:sz w:val="24"/>
-                                  <w:szCs w:val="24"/>
-                                </w:rPr>
-                                <w:t>年度紫紺祭　投票券</w:t>
+                                <w:t>紫紺祭　投票券</w:t>
                               </w:r>
                             </w:p>
                           </w:txbxContent>
@@ -6656,25 +6233,16 @@
                                   <w:sz w:val="12"/>
                                   <w:szCs w:val="12"/>
                                 </w:rPr>
-                                <w:t>【来校者用】</w:t>
+                                <w:t xml:space="preserve">投票する際には、本用紙に記載されている番号が必要です。詳しくは、パンフレットをご覧ください。 </w:t>
                               </w:r>
                               <w:r>
                                 <w:rPr>
-                                  <w:rFonts w:ascii="A-OTF UD新ゴ Pr6 R" w:eastAsia="A-OTF UD新ゴ Pr6 R" w:hAnsi="A-OTF UD新ゴ Pr6 R"/>
+                                  <w:rFonts w:ascii="A-OTF UD新ゴ Pr6 R" w:eastAsia="A-OTF UD新ゴ Pr6 R" w:hAnsi="A-OTF UD新ゴ Pr6 R" w:hint="eastAsia"/>
                                   <w:color w:val="000000" w:themeColor="text1"/>
                                   <w:sz w:val="12"/>
                                   <w:szCs w:val="12"/>
                                 </w:rPr>
-                                <w:br/>
-                              </w:r>
-                              <w:r>
-                                <w:rPr>
-                                  <w:rFonts w:ascii="A-OTF UD新ゴ Pr6 R" w:eastAsia="A-OTF UD新ゴ Pr6 R" w:hAnsi="A-OTF UD新ゴ Pr6 R" w:hint="eastAsia"/>
-                                  <w:color w:val="000000" w:themeColor="text1"/>
-                                  <w:sz w:val="12"/>
-                                  <w:szCs w:val="12"/>
-                                </w:rPr>
-                                <w:t>投票する際には、本用紙に記載されている番号が必要です。詳しくは、パンフレット30ページをご覧ください。 本用紙は、生徒用の投票券として使用することはできません。</w:t>
+                                <w:t>本用紙は、生徒用と来校者用、双方の投票券として使用することができます。ただし、1枚の投票券につき1回までの投票となります。ただし、1枚の投票券につき1回までの投票となります。</w:t>
                               </w:r>
                               <w:r>
                                 <w:rPr>
@@ -6781,16 +6349,7 @@
                             <w:sz w:val="24"/>
                             <w:szCs w:val="24"/>
                           </w:rPr>
-                          <w:t>2025</w:t>
-                        </w:r>
-                        <w:r>
-                          <w:rPr>
-                            <w:rFonts w:ascii="A-OTF UD新ゴ Pr6 M" w:eastAsia="A-OTF UD新ゴ Pr6 M" w:hAnsi="A-OTF UD新ゴ Pr6 M" w:hint="eastAsia"/>
-                            <w:color w:val="FFFFFF" w:themeColor="background1"/>
-                            <w:sz w:val="24"/>
-                            <w:szCs w:val="24"/>
-                          </w:rPr>
-                          <w:t>年度紫紺祭　投票券</w:t>
+                          <w:t>紫紺祭　投票券</w:t>
                         </w:r>
                       </w:p>
                     </w:txbxContent>
@@ -6816,25 +6375,16 @@
                             <w:sz w:val="12"/>
                             <w:szCs w:val="12"/>
                           </w:rPr>
-                          <w:t>【来校者用】</w:t>
+                          <w:t xml:space="preserve">投票する際には、本用紙に記載されている番号が必要です。詳しくは、パンフレットをご覧ください。 </w:t>
                         </w:r>
                         <w:r>
                           <w:rPr>
-                            <w:rFonts w:ascii="A-OTF UD新ゴ Pr6 R" w:eastAsia="A-OTF UD新ゴ Pr6 R" w:hAnsi="A-OTF UD新ゴ Pr6 R"/>
+                            <w:rFonts w:ascii="A-OTF UD新ゴ Pr6 R" w:eastAsia="A-OTF UD新ゴ Pr6 R" w:hAnsi="A-OTF UD新ゴ Pr6 R" w:hint="eastAsia"/>
                             <w:color w:val="000000" w:themeColor="text1"/>
                             <w:sz w:val="12"/>
                             <w:szCs w:val="12"/>
                           </w:rPr>
-                          <w:br/>
-                        </w:r>
-                        <w:r>
-                          <w:rPr>
-                            <w:rFonts w:ascii="A-OTF UD新ゴ Pr6 R" w:eastAsia="A-OTF UD新ゴ Pr6 R" w:hAnsi="A-OTF UD新ゴ Pr6 R" w:hint="eastAsia"/>
-                            <w:color w:val="000000" w:themeColor="text1"/>
-                            <w:sz w:val="12"/>
-                            <w:szCs w:val="12"/>
-                          </w:rPr>
-                          <w:t>投票する際には、本用紙に記載されている番号が必要です。詳しくは、パンフレット30ページをご覧ください。 本用紙は、生徒用の投票券として使用することはできません。</w:t>
+                          <w:t>本用紙は、生徒用と来校者用、双方の投票券として使用することができます。ただし、1枚の投票券につき1回までの投票となります。ただし、1枚の投票券につき1回までの投票となります。</w:t>
                         </w:r>
                         <w:r>
                           <w:rPr>
@@ -6995,16 +6545,7 @@
                                   <w:sz w:val="24"/>
                                   <w:szCs w:val="24"/>
                                 </w:rPr>
-                                <w:t>2025</w:t>
-                              </w:r>
-                              <w:r>
-                                <w:rPr>
-                                  <w:rFonts w:ascii="A-OTF UD新ゴ Pr6 M" w:eastAsia="A-OTF UD新ゴ Pr6 M" w:hAnsi="A-OTF UD新ゴ Pr6 M" w:hint="eastAsia"/>
-                                  <w:color w:val="FFFFFF" w:themeColor="background1"/>
-                                  <w:sz w:val="24"/>
-                                  <w:szCs w:val="24"/>
-                                </w:rPr>
-                                <w:t>年度紫紺祭　投票券</w:t>
+                                <w:t>紫紺祭　投票券</w:t>
                               </w:r>
                             </w:p>
                           </w:txbxContent>
@@ -7051,25 +6592,16 @@
                                   <w:sz w:val="12"/>
                                   <w:szCs w:val="12"/>
                                 </w:rPr>
-                                <w:t>【来校者用】</w:t>
+                                <w:t xml:space="preserve">投票する際には、本用紙に記載されている番号が必要です。詳しくは、パンフレットをご覧ください。 </w:t>
                               </w:r>
                               <w:r>
                                 <w:rPr>
-                                  <w:rFonts w:ascii="A-OTF UD新ゴ Pr6 R" w:eastAsia="A-OTF UD新ゴ Pr6 R" w:hAnsi="A-OTF UD新ゴ Pr6 R"/>
+                                  <w:rFonts w:ascii="A-OTF UD新ゴ Pr6 R" w:eastAsia="A-OTF UD新ゴ Pr6 R" w:hAnsi="A-OTF UD新ゴ Pr6 R" w:hint="eastAsia"/>
                                   <w:color w:val="000000" w:themeColor="text1"/>
                                   <w:sz w:val="12"/>
                                   <w:szCs w:val="12"/>
                                 </w:rPr>
-                                <w:br/>
-                              </w:r>
-                              <w:r>
-                                <w:rPr>
-                                  <w:rFonts w:ascii="A-OTF UD新ゴ Pr6 R" w:eastAsia="A-OTF UD新ゴ Pr6 R" w:hAnsi="A-OTF UD新ゴ Pr6 R" w:hint="eastAsia"/>
-                                  <w:color w:val="000000" w:themeColor="text1"/>
-                                  <w:sz w:val="12"/>
-                                  <w:szCs w:val="12"/>
-                                </w:rPr>
-                                <w:t>投票する際には、本用紙に記載されている番号が必要です。詳しくは、パンフレット30ページをご覧ください。 本用紙は、生徒用の投票券として使用することはできません。</w:t>
+                                <w:t>本用紙は、生徒用と来校者用、双方の投票券として使用することができます。ただし、1枚の投票券につき1回までの投票となります。</w:t>
                               </w:r>
                               <w:r>
                                 <w:rPr>
@@ -7176,16 +6708,7 @@
                             <w:sz w:val="24"/>
                             <w:szCs w:val="24"/>
                           </w:rPr>
-                          <w:t>2025</w:t>
-                        </w:r>
-                        <w:r>
-                          <w:rPr>
-                            <w:rFonts w:ascii="A-OTF UD新ゴ Pr6 M" w:eastAsia="A-OTF UD新ゴ Pr6 M" w:hAnsi="A-OTF UD新ゴ Pr6 M" w:hint="eastAsia"/>
-                            <w:color w:val="FFFFFF" w:themeColor="background1"/>
-                            <w:sz w:val="24"/>
-                            <w:szCs w:val="24"/>
-                          </w:rPr>
-                          <w:t>年度紫紺祭　投票券</w:t>
+                          <w:t>紫紺祭　投票券</w:t>
                         </w:r>
                       </w:p>
                     </w:txbxContent>
@@ -7211,25 +6734,16 @@
                             <w:sz w:val="12"/>
                             <w:szCs w:val="12"/>
                           </w:rPr>
-                          <w:t>【来校者用】</w:t>
+                          <w:t xml:space="preserve">投票する際には、本用紙に記載されている番号が必要です。詳しくは、パンフレットをご覧ください。 </w:t>
                         </w:r>
                         <w:r>
                           <w:rPr>
-                            <w:rFonts w:ascii="A-OTF UD新ゴ Pr6 R" w:eastAsia="A-OTF UD新ゴ Pr6 R" w:hAnsi="A-OTF UD新ゴ Pr6 R"/>
+                            <w:rFonts w:ascii="A-OTF UD新ゴ Pr6 R" w:eastAsia="A-OTF UD新ゴ Pr6 R" w:hAnsi="A-OTF UD新ゴ Pr6 R" w:hint="eastAsia"/>
                             <w:color w:val="000000" w:themeColor="text1"/>
                             <w:sz w:val="12"/>
                             <w:szCs w:val="12"/>
                           </w:rPr>
-                          <w:br/>
-                        </w:r>
-                        <w:r>
-                          <w:rPr>
-                            <w:rFonts w:ascii="A-OTF UD新ゴ Pr6 R" w:eastAsia="A-OTF UD新ゴ Pr6 R" w:hAnsi="A-OTF UD新ゴ Pr6 R" w:hint="eastAsia"/>
-                            <w:color w:val="000000" w:themeColor="text1"/>
-                            <w:sz w:val="12"/>
-                            <w:szCs w:val="12"/>
-                          </w:rPr>
-                          <w:t>投票する際には、本用紙に記載されている番号が必要です。詳しくは、パンフレット30ページをご覧ください。 本用紙は、生徒用の投票券として使用することはできません。</w:t>
+                          <w:t>本用紙は、生徒用と来校者用、双方の投票券として使用することができます。ただし、1枚の投票券につき1回までの投票となります。</w:t>
                         </w:r>
                         <w:r>
                           <w:rPr>
@@ -7390,16 +6904,7 @@
                                   <w:sz w:val="24"/>
                                   <w:szCs w:val="24"/>
                                 </w:rPr>
-                                <w:t>2025</w:t>
-                              </w:r>
-                              <w:r>
-                                <w:rPr>
-                                  <w:rFonts w:ascii="A-OTF UD新ゴ Pr6 M" w:eastAsia="A-OTF UD新ゴ Pr6 M" w:hAnsi="A-OTF UD新ゴ Pr6 M" w:hint="eastAsia"/>
-                                  <w:color w:val="FFFFFF" w:themeColor="background1"/>
-                                  <w:sz w:val="24"/>
-                                  <w:szCs w:val="24"/>
-                                </w:rPr>
-                                <w:t>年度紫紺祭　投票券</w:t>
+                                <w:t>紫紺祭　投票券</w:t>
                               </w:r>
                             </w:p>
                           </w:txbxContent>
@@ -7446,25 +6951,16 @@
                                   <w:sz w:val="12"/>
                                   <w:szCs w:val="12"/>
                                 </w:rPr>
-                                <w:t>【来校者用】</w:t>
+                                <w:t xml:space="preserve">投票する際には、本用紙に記載されている番号が必要です。詳しくは、パンフレットをご覧ください。 </w:t>
                               </w:r>
                               <w:r>
                                 <w:rPr>
-                                  <w:rFonts w:ascii="A-OTF UD新ゴ Pr6 R" w:eastAsia="A-OTF UD新ゴ Pr6 R" w:hAnsi="A-OTF UD新ゴ Pr6 R"/>
+                                  <w:rFonts w:ascii="A-OTF UD新ゴ Pr6 R" w:eastAsia="A-OTF UD新ゴ Pr6 R" w:hAnsi="A-OTF UD新ゴ Pr6 R" w:hint="eastAsia"/>
                                   <w:color w:val="000000" w:themeColor="text1"/>
                                   <w:sz w:val="12"/>
                                   <w:szCs w:val="12"/>
                                 </w:rPr>
-                                <w:br/>
-                              </w:r>
-                              <w:r>
-                                <w:rPr>
-                                  <w:rFonts w:ascii="A-OTF UD新ゴ Pr6 R" w:eastAsia="A-OTF UD新ゴ Pr6 R" w:hAnsi="A-OTF UD新ゴ Pr6 R" w:hint="eastAsia"/>
-                                  <w:color w:val="000000" w:themeColor="text1"/>
-                                  <w:sz w:val="12"/>
-                                  <w:szCs w:val="12"/>
-                                </w:rPr>
-                                <w:t>投票する際には、本用紙に記載されている番号が必要です。詳しくは、パンフレット30ページをご覧ください。 本用紙は、生徒用の投票券として使用することはできません。</w:t>
+                                <w:t>本用紙は、生徒用と来校者用、双方の投票券として使用することができます。ただし、1枚の投票券につき1回までの投票となります。</w:t>
                               </w:r>
                               <w:r>
                                 <w:rPr>
@@ -7571,16 +7067,7 @@
                             <w:sz w:val="24"/>
                             <w:szCs w:val="24"/>
                           </w:rPr>
-                          <w:t>2025</w:t>
-                        </w:r>
-                        <w:r>
-                          <w:rPr>
-                            <w:rFonts w:ascii="A-OTF UD新ゴ Pr6 M" w:eastAsia="A-OTF UD新ゴ Pr6 M" w:hAnsi="A-OTF UD新ゴ Pr6 M" w:hint="eastAsia"/>
-                            <w:color w:val="FFFFFF" w:themeColor="background1"/>
-                            <w:sz w:val="24"/>
-                            <w:szCs w:val="24"/>
-                          </w:rPr>
-                          <w:t>年度紫紺祭　投票券</w:t>
+                          <w:t>紫紺祭　投票券</w:t>
                         </w:r>
                       </w:p>
                     </w:txbxContent>
@@ -7606,25 +7093,16 @@
                             <w:sz w:val="12"/>
                             <w:szCs w:val="12"/>
                           </w:rPr>
-                          <w:t>【来校者用】</w:t>
+                          <w:t xml:space="preserve">投票する際には、本用紙に記載されている番号が必要です。詳しくは、パンフレットをご覧ください。 </w:t>
                         </w:r>
                         <w:r>
                           <w:rPr>
-                            <w:rFonts w:ascii="A-OTF UD新ゴ Pr6 R" w:eastAsia="A-OTF UD新ゴ Pr6 R" w:hAnsi="A-OTF UD新ゴ Pr6 R"/>
+                            <w:rFonts w:ascii="A-OTF UD新ゴ Pr6 R" w:eastAsia="A-OTF UD新ゴ Pr6 R" w:hAnsi="A-OTF UD新ゴ Pr6 R" w:hint="eastAsia"/>
                             <w:color w:val="000000" w:themeColor="text1"/>
                             <w:sz w:val="12"/>
                             <w:szCs w:val="12"/>
                           </w:rPr>
-                          <w:br/>
-                        </w:r>
-                        <w:r>
-                          <w:rPr>
-                            <w:rFonts w:ascii="A-OTF UD新ゴ Pr6 R" w:eastAsia="A-OTF UD新ゴ Pr6 R" w:hAnsi="A-OTF UD新ゴ Pr6 R" w:hint="eastAsia"/>
-                            <w:color w:val="000000" w:themeColor="text1"/>
-                            <w:sz w:val="12"/>
-                            <w:szCs w:val="12"/>
-                          </w:rPr>
-                          <w:t>投票する際には、本用紙に記載されている番号が必要です。詳しくは、パンフレット30ページをご覧ください。 本用紙は、生徒用の投票券として使用することはできません。</w:t>
+                          <w:t>本用紙は、生徒用と来校者用、双方の投票券として使用することができます。ただし、1枚の投票券につき1回までの投票となります。</w:t>
                         </w:r>
                         <w:r>
                           <w:rPr>
@@ -7741,7 +7219,7 @@
               </wp:anchor>
             </w:drawing>
           </mc:Choice>
-          <mc:Fallback>
+          <mc:Fallback xmlns:w16sdtfl="http://schemas.microsoft.com/office/word/2024/wordml/sdtformatlock">
             <w:pict>
               <v:line w14:anchorId="484E632B" id="直線コネクタ 1" o:spid="_x0000_s1026" style="position:absolute;z-index:251666432;visibility:visible;mso-wrap-style:square;mso-height-percent:0;mso-wrap-distance-left:9pt;mso-wrap-distance-top:0;mso-wrap-distance-right:9pt;mso-wrap-distance-bottom:0;mso-position-horizontal:absolute;mso-position-horizontal-relative:text;mso-position-vertical:absolute;mso-position-vertical-relative:text;mso-height-percent:0;mso-height-relative:margin" from="348.55pt,148pt" to="348.55pt,940.2pt" o:gfxdata="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" strokecolor="black [3213]" strokeweight=".5pt">
                 <v:stroke joinstyle="miter"/>
@@ -7809,7 +7287,7 @@
               </wp:anchor>
             </w:drawing>
           </mc:Choice>
-          <mc:Fallback>
+          <mc:Fallback xmlns:w16sdtfl="http://schemas.microsoft.com/office/word/2024/wordml/sdtformatlock">
             <w:pict>
               <v:line w14:anchorId="0BFB789C" id="直線コネクタ 2" o:spid="_x0000_s1026" style="position:absolute;z-index:251667456;visibility:visible;mso-wrap-style:square;mso-wrap-distance-left:9pt;mso-wrap-distance-top:0;mso-wrap-distance-right:9pt;mso-wrap-distance-bottom:0;mso-position-horizontal:absolute;mso-position-horizontal-relative:margin;mso-position-vertical:absolute;mso-position-vertical-relative:text" from="0,769.65pt" to="515.6pt,769.65pt" o:gfxdata="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" strokecolor="black [3213]" strokeweight=".5pt">
                 <v:stroke joinstyle="miter"/>
@@ -7881,7 +7359,7 @@
               </wp:anchor>
             </w:drawing>
           </mc:Choice>
-          <mc:Fallback>
+          <mc:Fallback xmlns:w16sdtfl="http://schemas.microsoft.com/office/word/2024/wordml/sdtformatlock">
             <w:pict>
               <v:line w14:anchorId="246F34A0" id="直線コネクタ 1" o:spid="_x0000_s1026" style="position:absolute;z-index:251640832;visibility:visible;mso-wrap-style:square;mso-height-percent:0;mso-wrap-distance-left:9pt;mso-wrap-distance-top:0;mso-wrap-distance-right:9pt;mso-wrap-distance-bottom:0;mso-position-horizontal:absolute;mso-position-horizontal-relative:text;mso-position-vertical:absolute;mso-position-vertical-relative:text;mso-height-percent:0;mso-height-relative:margin" from="348.55pt,-6.05pt" to="348.55pt,786.15pt" o:gfxdata="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" strokecolor="black [3213]" strokeweight=".5pt">
                 <v:stroke joinstyle="miter"/>
@@ -7952,7 +7430,7 @@
               </wp:anchor>
             </w:drawing>
           </mc:Choice>
-          <mc:Fallback>
+          <mc:Fallback xmlns:w16sdtfl="http://schemas.microsoft.com/office/word/2024/wordml/sdtformatlock">
             <w:pict>
               <v:line w14:anchorId="4E8814DD" id="直線コネクタ 1" o:spid="_x0000_s1026" style="position:absolute;z-index:251638784;visibility:visible;mso-wrap-style:square;mso-height-percent:0;mso-wrap-distance-left:9pt;mso-wrap-distance-top:0;mso-wrap-distance-right:9pt;mso-wrap-distance-bottom:0;mso-position-horizontal:absolute;mso-position-horizontal-relative:text;mso-position-vertical:absolute;mso-position-vertical-relative:text;mso-height-percent:0;mso-height-relative:margin" from="174.4pt,-5.85pt" to="174.4pt,787.4pt" o:gfxdata="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" strokecolor="black [3213]" strokeweight=".5pt">
                 <v:stroke joinstyle="miter"/>
@@ -8020,7 +7498,7 @@
               </wp:anchor>
             </w:drawing>
           </mc:Choice>
-          <mc:Fallback>
+          <mc:Fallback xmlns:w16sdtfl="http://schemas.microsoft.com/office/word/2024/wordml/sdtformatlock">
             <w:pict>
               <v:line w14:anchorId="16687245" id="直線コネクタ 2" o:spid="_x0000_s1026" style="position:absolute;z-index:251664384;visibility:visible;mso-wrap-style:square;mso-wrap-distance-left:9pt;mso-wrap-distance-top:0;mso-wrap-distance-right:9pt;mso-wrap-distance-bottom:0;mso-position-horizontal:absolute;mso-position-horizontal-relative:margin;mso-position-vertical:absolute;mso-position-vertical-relative:text" from="0,0" to="515.6pt,0" o:gfxdata="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" strokecolor="black [3213]" strokeweight=".5pt">
                 <v:stroke joinstyle="miter"/>
@@ -8089,7 +7567,7 @@
               </wp:anchor>
             </w:drawing>
           </mc:Choice>
-          <mc:Fallback>
+          <mc:Fallback xmlns:w16sdtfl="http://schemas.microsoft.com/office/word/2024/wordml/sdtformatlock">
             <w:pict>
               <v:line w14:anchorId="26198993" id="直線コネクタ 2" o:spid="_x0000_s1026" style="position:absolute;z-index:251648000;visibility:visible;mso-wrap-style:square;mso-wrap-distance-left:9pt;mso-wrap-distance-top:0;mso-wrap-distance-right:9pt;mso-wrap-distance-bottom:0;mso-position-horizontal:absolute;mso-position-horizontal-relative:margin;mso-position-vertical:absolute;mso-position-vertical-relative:text" from="0,615.65pt" to="515.6pt,615.65pt" o:gfxdata="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" strokecolor="black [3213]" strokeweight=".5pt">
                 <v:stroke joinstyle="miter"/>
@@ -8158,7 +7636,7 @@
               </wp:anchor>
             </w:drawing>
           </mc:Choice>
-          <mc:Fallback>
+          <mc:Fallback xmlns:w16sdtfl="http://schemas.microsoft.com/office/word/2024/wordml/sdtformatlock">
             <w:pict>
               <v:line w14:anchorId="4886BDBE" id="直線コネクタ 2" o:spid="_x0000_s1026" style="position:absolute;z-index:251645952;visibility:visible;mso-wrap-style:square;mso-wrap-distance-left:9pt;mso-wrap-distance-top:0;mso-wrap-distance-right:9pt;mso-wrap-distance-bottom:0;mso-position-horizontal:absolute;mso-position-horizontal-relative:margin;mso-position-vertical:absolute;mso-position-vertical-relative:text" from="0,461.65pt" to="515.6pt,461.65pt" o:gfxdata="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" strokecolor="black [3213]" strokeweight=".5pt">
                 <v:stroke joinstyle="miter"/>
@@ -8227,7 +7705,7 @@
               </wp:anchor>
             </w:drawing>
           </mc:Choice>
-          <mc:Fallback>
+          <mc:Fallback xmlns:w16sdtfl="http://schemas.microsoft.com/office/word/2024/wordml/sdtformatlock">
             <w:pict>
               <v:line w14:anchorId="537EE309" id="直線コネクタ 2" o:spid="_x0000_s1026" style="position:absolute;z-index:251643904;visibility:visible;mso-wrap-style:square;mso-wrap-distance-left:9pt;mso-wrap-distance-top:0;mso-wrap-distance-right:9pt;mso-wrap-distance-bottom:0;mso-position-horizontal:absolute;mso-position-horizontal-relative:margin;mso-position-vertical:absolute;mso-position-vertical-relative:text" from="0,307.7pt" to="515.6pt,307.7pt" o:gfxdata="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" strokecolor="black [3213]" strokeweight=".5pt">
                 <v:stroke joinstyle="miter"/>
@@ -8296,7 +7774,7 @@
               </wp:anchor>
             </w:drawing>
           </mc:Choice>
-          <mc:Fallback>
+          <mc:Fallback xmlns:w16sdtfl="http://schemas.microsoft.com/office/word/2024/wordml/sdtformatlock">
             <w:pict>
               <v:line w14:anchorId="5488DE03" id="直線コネクタ 2" o:spid="_x0000_s1026" style="position:absolute;z-index:251641856;visibility:visible;mso-wrap-style:square;mso-wrap-distance-left:9pt;mso-wrap-distance-top:0;mso-wrap-distance-right:9pt;mso-wrap-distance-bottom:0;mso-position-horizontal:absolute;mso-position-horizontal-relative:margin;mso-position-vertical:absolute;mso-position-vertical-relative:text" from="0,153.95pt" to="515.6pt,153.95pt" o:gfxdata="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" strokecolor="black [3213]" strokeweight=".5pt">
                 <v:stroke joinstyle="miter"/>
@@ -8327,7 +7805,7 @@
 </file>
 
 <file path=word/styles.xml><?xml version="1.0" encoding="utf-8"?>
-<w:styles xmlns:mc="http://schemas.openxmlformats.org/markup-compatibility/2006" xmlns:r="http://schemas.openxmlformats.org/officeDocument/2006/relationships" xmlns:w="http://schemas.openxmlformats.org/wordprocessingml/2006/main" xmlns:w14="http://schemas.microsoft.com/office/word/2010/wordml" xmlns:w15="http://schemas.microsoft.com/office/word/2012/wordml" xmlns:w16cex="http://schemas.microsoft.com/office/word/2018/wordml/cex" xmlns:w16cid="http://schemas.microsoft.com/office/word/2016/wordml/cid" xmlns:w16="http://schemas.microsoft.com/office/word/2018/wordml" xmlns:w16du="http://schemas.microsoft.com/office/word/2023/wordml/word16du" xmlns:w16sdtdh="http://schemas.microsoft.com/office/word/2020/wordml/sdtdatahash" xmlns:w16sdtfl="http://schemas.microsoft.com/office/word/2024/wordml/sdtformatlock" xmlns:w16se="http://schemas.microsoft.com/office/word/2015/wordml/symex" mc:Ignorable="w14 w15 w16se w16cid w16 w16cex w16sdtdh w16sdtfl w16du">
+<w:styles xmlns:mc="http://schemas.openxmlformats.org/markup-compatibility/2006" xmlns:r="http://schemas.openxmlformats.org/officeDocument/2006/relationships" xmlns:w="http://schemas.openxmlformats.org/wordprocessingml/2006/main" xmlns:w14="http://schemas.microsoft.com/office/word/2010/wordml" xmlns:w15="http://schemas.microsoft.com/office/word/2012/wordml" xmlns:w16cex="http://schemas.microsoft.com/office/word/2018/wordml/cex" xmlns:w16cid="http://schemas.microsoft.com/office/word/2016/wordml/cid" xmlns:w16="http://schemas.microsoft.com/office/word/2018/wordml" xmlns:w16du="http://schemas.microsoft.com/office/word/2023/wordml/word16du" xmlns:w16sdtdh="http://schemas.microsoft.com/office/word/2020/wordml/sdtdatahash" xmlns:w16se="http://schemas.microsoft.com/office/word/2015/wordml/symex" mc:Ignorable="w14 w15 w16se w16cid w16 w16cex w16sdtdh w16du">
   <w:docDefaults>
     <w:rPrDefault>
       <w:rPr>
